--- a/Matakuliah/03. Akuntansi Keuangan Lanjutan 1/03. UAS/Akuntansi Keuangan Lanjutan 1 VER 1.0.docx
+++ b/Matakuliah/03. Akuntansi Keuangan Lanjutan 1/03. UAS/Akuntansi Keuangan Lanjutan 1 VER 1.0.docx
@@ -108,7 +108,7 @@
                 <w:sz w:val="22"/>
                 <w:szCs w:val="22"/>
               </w:rPr>
-              <w:t>GANJIL</w:t>
+              <w:t>GENAP</w:t>
             </w:r>
             <w:r>
               <w:rPr>
@@ -530,7 +530,7 @@
                 <w:sz w:val="20"/>
                 <w:szCs w:val="20"/>
               </w:rPr>
-              <w:t xml:space="preserve">Akuntansi Keuangan </w:t>
+              <w:t xml:space="preserve">Akuntansi </w:t>
             </w:r>
             <w:proofErr w:type="spellStart"/>
             <w:r>
@@ -540,7 +540,27 @@
                 <w:sz w:val="20"/>
                 <w:szCs w:val="20"/>
               </w:rPr>
-              <w:t>Menengah</w:t>
+              <w:t>Keuangan</w:t>
+            </w:r>
+            <w:proofErr w:type="spellEnd"/>
+            <w:r>
+              <w:rPr>
+                <w:rFonts w:ascii="Arial" w:hAnsi="Arial" w:cs="Arial"/>
+                <w:b/>
+                <w:sz w:val="20"/>
+                <w:szCs w:val="20"/>
+              </w:rPr>
+              <w:t xml:space="preserve"> </w:t>
+            </w:r>
+            <w:proofErr w:type="spellStart"/>
+            <w:r>
+              <w:rPr>
+                <w:rFonts w:ascii="Arial" w:hAnsi="Arial" w:cs="Arial"/>
+                <w:b/>
+                <w:sz w:val="20"/>
+                <w:szCs w:val="20"/>
+              </w:rPr>
+              <w:t>Lanjutan</w:t>
             </w:r>
             <w:proofErr w:type="spellEnd"/>
             <w:r>
@@ -801,6 +821,15 @@
                 <w:szCs w:val="20"/>
               </w:rPr>
             </w:pPr>
+            <w:r>
+              <w:rPr>
+                <w:rFonts w:ascii="Arial" w:hAnsi="Arial" w:cs="Arial"/>
+                <w:b/>
+                <w:sz w:val="20"/>
+                <w:szCs w:val="20"/>
+              </w:rPr>
+              <w:t>Sabtu</w:t>
+            </w:r>
           </w:p>
         </w:tc>
         <w:tc>
@@ -856,6 +885,26 @@
               </w:rPr>
               <w:t>:</w:t>
             </w:r>
+            <w:r>
+              <w:rPr>
+                <w:rFonts w:ascii="Arial" w:hAnsi="Arial" w:cs="Arial"/>
+                <w:b/>
+                <w:sz w:val="20"/>
+                <w:szCs w:val="20"/>
+              </w:rPr>
+              <w:t xml:space="preserve"> 120 </w:t>
+            </w:r>
+            <w:proofErr w:type="spellStart"/>
+            <w:r>
+              <w:rPr>
+                <w:rFonts w:ascii="Arial" w:hAnsi="Arial" w:cs="Arial"/>
+                <w:b/>
+                <w:sz w:val="20"/>
+                <w:szCs w:val="20"/>
+              </w:rPr>
+              <w:t>Menit</w:t>
+            </w:r>
+            <w:proofErr w:type="spellEnd"/>
           </w:p>
         </w:tc>
       </w:tr>
@@ -934,6 +983,15 @@
                 <w:szCs w:val="20"/>
               </w:rPr>
             </w:pPr>
+            <w:r>
+              <w:rPr>
+                <w:rFonts w:ascii="Arial" w:hAnsi="Arial" w:cs="Arial"/>
+                <w:b/>
+                <w:sz w:val="20"/>
+                <w:szCs w:val="20"/>
+              </w:rPr>
+              <w:t>25 Juli 2026</w:t>
+            </w:r>
           </w:p>
         </w:tc>
         <w:tc>
@@ -989,6 +1047,15 @@
               </w:rPr>
               <w:t>:</w:t>
             </w:r>
+            <w:r>
+              <w:rPr>
+                <w:rFonts w:ascii="Arial" w:hAnsi="Arial" w:cs="Arial"/>
+                <w:b/>
+                <w:sz w:val="20"/>
+                <w:szCs w:val="20"/>
+              </w:rPr>
+              <w:t xml:space="preserve"> KJ101</w:t>
+            </w:r>
           </w:p>
         </w:tc>
       </w:tr>
@@ -1065,6 +1132,24 @@
                 <w:szCs w:val="20"/>
               </w:rPr>
             </w:pPr>
+            <w:r>
+              <w:rPr>
+                <w:rFonts w:ascii="Arial" w:hAnsi="Arial" w:cs="Arial"/>
+                <w:b/>
+                <w:sz w:val="20"/>
+                <w:szCs w:val="20"/>
+              </w:rPr>
+              <w:t>Open</w:t>
+            </w:r>
+            <w:r>
+              <w:rPr>
+                <w:rFonts w:ascii="Arial" w:hAnsi="Arial" w:cs="Arial"/>
+                <w:b/>
+                <w:sz w:val="20"/>
+                <w:szCs w:val="20"/>
+              </w:rPr>
+              <w:t xml:space="preserve"> Book</w:t>
+            </w:r>
           </w:p>
         </w:tc>
         <w:tc>
@@ -1266,7 +1351,7 @@
           <w:noProof/>
         </w:rPr>
         <w:drawing>
-          <wp:anchor distT="0" distB="0" distL="114300" distR="114300" simplePos="0" relativeHeight="251660288" behindDoc="1" locked="0" layoutInCell="1" allowOverlap="1" wp14:anchorId="35FDBF96" wp14:editId="3290E9CE">
+          <wp:anchor distT="0" distB="0" distL="114300" distR="114300" simplePos="0" relativeHeight="251660288" behindDoc="1" locked="0" layoutInCell="1" allowOverlap="1" wp14:anchorId="35FDBF96" wp14:editId="1BD2AC99">
             <wp:simplePos x="0" y="0"/>
             <wp:positionH relativeFrom="column">
               <wp:posOffset>45720</wp:posOffset>
@@ -1638,7 +1723,47 @@
           <w:szCs w:val="22"/>
           <w:lang w:val="en-ID"/>
         </w:rPr>
-        <w:t xml:space="preserve">PT Andalas Digital Nusantara </w:t>
+        <w:t xml:space="preserve">PT Garuda Nusantara </w:t>
+      </w:r>
+      <w:proofErr w:type="spellStart"/>
+      <w:r>
+        <w:rPr>
+          <w:rFonts w:ascii="Arial" w:hAnsi="Arial" w:cs="Arial"/>
+          <w:sz w:val="22"/>
+          <w:szCs w:val="22"/>
+          <w:lang w:val="en-ID"/>
+        </w:rPr>
+        <w:t>merupakan</w:t>
+      </w:r>
+      <w:proofErr w:type="spellEnd"/>
+      <w:r>
+        <w:rPr>
+          <w:rFonts w:ascii="Arial" w:hAnsi="Arial" w:cs="Arial"/>
+          <w:sz w:val="22"/>
+          <w:szCs w:val="22"/>
+          <w:lang w:val="en-ID"/>
+        </w:rPr>
+        <w:t xml:space="preserve"> </w:t>
+      </w:r>
+      <w:proofErr w:type="spellStart"/>
+      <w:r>
+        <w:rPr>
+          <w:rFonts w:ascii="Arial" w:hAnsi="Arial" w:cs="Arial"/>
+          <w:sz w:val="22"/>
+          <w:szCs w:val="22"/>
+          <w:lang w:val="en-ID"/>
+        </w:rPr>
+        <w:t>perusahaan</w:t>
+      </w:r>
+      <w:proofErr w:type="spellEnd"/>
+      <w:r>
+        <w:rPr>
+          <w:rFonts w:ascii="Arial" w:hAnsi="Arial" w:cs="Arial"/>
+          <w:sz w:val="22"/>
+          <w:szCs w:val="22"/>
+          <w:lang w:val="en-ID"/>
+        </w:rPr>
+        <w:t xml:space="preserve"> Indonesia yang </w:t>
       </w:r>
       <w:proofErr w:type="spellStart"/>
       <w:r>
@@ -1698,87 +1823,87 @@
           <w:szCs w:val="22"/>
           <w:lang w:val="en-ID"/>
         </w:rPr>
-        <w:t xml:space="preserve"> per 31 </w:t>
-      </w:r>
-      <w:proofErr w:type="spellStart"/>
-      <w:r>
-        <w:rPr>
-          <w:rFonts w:ascii="Arial" w:hAnsi="Arial" w:cs="Arial"/>
-          <w:sz w:val="22"/>
-          <w:szCs w:val="22"/>
-          <w:lang w:val="en-ID"/>
-        </w:rPr>
-        <w:t>Desember</w:t>
-      </w:r>
-      <w:proofErr w:type="spellEnd"/>
-      <w:r>
-        <w:rPr>
-          <w:rFonts w:ascii="Arial" w:hAnsi="Arial" w:cs="Arial"/>
-          <w:sz w:val="22"/>
-          <w:szCs w:val="22"/>
-          <w:lang w:val="en-ID"/>
-        </w:rPr>
-        <w:t xml:space="preserve"> 2024. </w:t>
-      </w:r>
-      <w:proofErr w:type="spellStart"/>
-      <w:r>
-        <w:rPr>
-          <w:rFonts w:ascii="Arial" w:hAnsi="Arial" w:cs="Arial"/>
-          <w:sz w:val="22"/>
-          <w:szCs w:val="22"/>
-          <w:lang w:val="en-ID"/>
-        </w:rPr>
-        <w:t>Berikut</w:t>
-      </w:r>
-      <w:proofErr w:type="spellEnd"/>
-      <w:r>
-        <w:rPr>
-          <w:rFonts w:ascii="Arial" w:hAnsi="Arial" w:cs="Arial"/>
-          <w:sz w:val="22"/>
-          <w:szCs w:val="22"/>
-          <w:lang w:val="en-ID"/>
-        </w:rPr>
-        <w:t xml:space="preserve"> data </w:t>
-      </w:r>
-      <w:proofErr w:type="spellStart"/>
-      <w:r>
-        <w:rPr>
-          <w:rFonts w:ascii="Arial" w:hAnsi="Arial" w:cs="Arial"/>
-          <w:sz w:val="22"/>
-          <w:szCs w:val="22"/>
-          <w:lang w:val="en-ID"/>
-        </w:rPr>
-        <w:t>terkait</w:t>
-      </w:r>
-      <w:proofErr w:type="spellEnd"/>
-      <w:r>
-        <w:rPr>
-          <w:rFonts w:ascii="Arial" w:hAnsi="Arial" w:cs="Arial"/>
-          <w:sz w:val="22"/>
-          <w:szCs w:val="22"/>
-          <w:lang w:val="en-ID"/>
-        </w:rPr>
-        <w:t xml:space="preserve"> </w:t>
-      </w:r>
-      <w:proofErr w:type="spellStart"/>
-      <w:r>
-        <w:rPr>
-          <w:rFonts w:ascii="Arial" w:hAnsi="Arial" w:cs="Arial"/>
-          <w:sz w:val="22"/>
-          <w:szCs w:val="22"/>
-          <w:lang w:val="en-ID"/>
-        </w:rPr>
-        <w:t>kewajiban</w:t>
-      </w:r>
-      <w:proofErr w:type="spellEnd"/>
-      <w:r>
-        <w:rPr>
-          <w:rFonts w:ascii="Arial" w:hAnsi="Arial" w:cs="Arial"/>
-          <w:sz w:val="22"/>
-          <w:szCs w:val="22"/>
-          <w:lang w:val="en-ID"/>
-        </w:rPr>
-        <w:t xml:space="preserve"> </w:t>
+        <w:t xml:space="preserve"> </w:t>
+      </w:r>
+      <w:proofErr w:type="spellStart"/>
+      <w:r>
+        <w:rPr>
+          <w:rFonts w:ascii="Arial" w:hAnsi="Arial" w:cs="Arial"/>
+          <w:sz w:val="22"/>
+          <w:szCs w:val="22"/>
+          <w:lang w:val="en-ID"/>
+        </w:rPr>
+        <w:t>dalam</w:t>
+      </w:r>
+      <w:proofErr w:type="spellEnd"/>
+      <w:r>
+        <w:rPr>
+          <w:rFonts w:ascii="Arial" w:hAnsi="Arial" w:cs="Arial"/>
+          <w:sz w:val="22"/>
+          <w:szCs w:val="22"/>
+          <w:lang w:val="en-ID"/>
+        </w:rPr>
+        <w:t xml:space="preserve"> </w:t>
+      </w:r>
+      <w:proofErr w:type="spellStart"/>
+      <w:r>
+        <w:rPr>
+          <w:rFonts w:ascii="Arial" w:hAnsi="Arial" w:cs="Arial"/>
+          <w:sz w:val="22"/>
+          <w:szCs w:val="22"/>
+          <w:lang w:val="en-ID"/>
+        </w:rPr>
+        <w:t>mata</w:t>
+      </w:r>
+      <w:proofErr w:type="spellEnd"/>
+      <w:r>
+        <w:rPr>
+          <w:rFonts w:ascii="Arial" w:hAnsi="Arial" w:cs="Arial"/>
+          <w:sz w:val="22"/>
+          <w:szCs w:val="22"/>
+          <w:lang w:val="en-ID"/>
+        </w:rPr>
+        <w:t xml:space="preserve"> uang Rupiah (IDR). Pada </w:t>
+      </w:r>
+      <w:proofErr w:type="spellStart"/>
+      <w:r>
+        <w:rPr>
+          <w:rFonts w:ascii="Arial" w:hAnsi="Arial" w:cs="Arial"/>
+          <w:sz w:val="22"/>
+          <w:szCs w:val="22"/>
+          <w:lang w:val="en-ID"/>
+        </w:rPr>
+        <w:t>tanggal</w:t>
+      </w:r>
+      <w:proofErr w:type="spellEnd"/>
+      <w:r>
+        <w:rPr>
+          <w:rFonts w:ascii="Arial" w:hAnsi="Arial" w:cs="Arial"/>
+          <w:sz w:val="22"/>
+          <w:szCs w:val="22"/>
+          <w:lang w:val="en-ID"/>
+        </w:rPr>
+        <w:t xml:space="preserve"> </w:t>
+      </w:r>
+      <w:r>
+        <w:rPr>
+          <w:rFonts w:ascii="Arial" w:hAnsi="Arial" w:cs="Arial"/>
+          <w:b/>
+          <w:bCs/>
+          <w:sz w:val="22"/>
+          <w:szCs w:val="22"/>
+          <w:lang w:val="en-ID"/>
+        </w:rPr>
+        <w:t>1 Oktober 2025</w:t>
+      </w:r>
+      <w:r>
+        <w:rPr>
+          <w:rFonts w:ascii="Arial" w:hAnsi="Arial" w:cs="Arial"/>
+          <w:sz w:val="22"/>
+          <w:szCs w:val="22"/>
+          <w:lang w:val="en-ID"/>
+        </w:rPr>
+        <w:t xml:space="preserve">, </w:t>
       </w:r>
       <w:proofErr w:type="spellStart"/>
       <w:r>
@@ -1798,14 +1923,1285 @@
           <w:szCs w:val="22"/>
           <w:lang w:val="en-ID"/>
         </w:rPr>
-        <w:t>:</w:t>
+        <w:t xml:space="preserve"> </w:t>
+      </w:r>
+      <w:proofErr w:type="spellStart"/>
+      <w:r>
+        <w:rPr>
+          <w:rFonts w:ascii="Arial" w:hAnsi="Arial" w:cs="Arial"/>
+          <w:sz w:val="22"/>
+          <w:szCs w:val="22"/>
+          <w:lang w:val="en-ID"/>
+        </w:rPr>
+        <w:t>mengimpor</w:t>
+      </w:r>
+      <w:proofErr w:type="spellEnd"/>
+      <w:r>
+        <w:rPr>
+          <w:rFonts w:ascii="Arial" w:hAnsi="Arial" w:cs="Arial"/>
+          <w:sz w:val="22"/>
+          <w:szCs w:val="22"/>
+          <w:lang w:val="en-ID"/>
+        </w:rPr>
+        <w:t xml:space="preserve"> </w:t>
+      </w:r>
+      <w:proofErr w:type="spellStart"/>
+      <w:r>
+        <w:rPr>
+          <w:rFonts w:ascii="Arial" w:hAnsi="Arial" w:cs="Arial"/>
+          <w:sz w:val="22"/>
+          <w:szCs w:val="22"/>
+          <w:lang w:val="en-ID"/>
+        </w:rPr>
+        <w:t>mesin</w:t>
+      </w:r>
+      <w:proofErr w:type="spellEnd"/>
+      <w:r>
+        <w:rPr>
+          <w:rFonts w:ascii="Arial" w:hAnsi="Arial" w:cs="Arial"/>
+          <w:sz w:val="22"/>
+          <w:szCs w:val="22"/>
+          <w:lang w:val="en-ID"/>
+        </w:rPr>
+        <w:t xml:space="preserve"> </w:t>
+      </w:r>
+      <w:proofErr w:type="spellStart"/>
+      <w:r>
+        <w:rPr>
+          <w:rFonts w:ascii="Arial" w:hAnsi="Arial" w:cs="Arial"/>
+          <w:sz w:val="22"/>
+          <w:szCs w:val="22"/>
+          <w:lang w:val="en-ID"/>
+        </w:rPr>
+        <w:t>produksi</w:t>
+      </w:r>
+      <w:proofErr w:type="spellEnd"/>
+      <w:r>
+        <w:rPr>
+          <w:rFonts w:ascii="Arial" w:hAnsi="Arial" w:cs="Arial"/>
+          <w:sz w:val="22"/>
+          <w:szCs w:val="22"/>
+          <w:lang w:val="en-ID"/>
+        </w:rPr>
+        <w:t xml:space="preserve"> </w:t>
+      </w:r>
+      <w:proofErr w:type="spellStart"/>
+      <w:r>
+        <w:rPr>
+          <w:rFonts w:ascii="Arial" w:hAnsi="Arial" w:cs="Arial"/>
+          <w:sz w:val="22"/>
+          <w:szCs w:val="22"/>
+          <w:lang w:val="en-ID"/>
+        </w:rPr>
+        <w:t>dari</w:t>
+      </w:r>
+      <w:proofErr w:type="spellEnd"/>
+      <w:r>
+        <w:rPr>
+          <w:rFonts w:ascii="Arial" w:hAnsi="Arial" w:cs="Arial"/>
+          <w:sz w:val="22"/>
+          <w:szCs w:val="22"/>
+          <w:lang w:val="en-ID"/>
+        </w:rPr>
+        <w:t xml:space="preserve"> </w:t>
+      </w:r>
+      <w:proofErr w:type="spellStart"/>
+      <w:r>
+        <w:rPr>
+          <w:rFonts w:ascii="Arial" w:hAnsi="Arial" w:cs="Arial"/>
+          <w:sz w:val="22"/>
+          <w:szCs w:val="22"/>
+          <w:lang w:val="en-ID"/>
+        </w:rPr>
+        <w:t>perusahaan</w:t>
+      </w:r>
+      <w:proofErr w:type="spellEnd"/>
+      <w:r>
+        <w:rPr>
+          <w:rFonts w:ascii="Arial" w:hAnsi="Arial" w:cs="Arial"/>
+          <w:sz w:val="22"/>
+          <w:szCs w:val="22"/>
+          <w:lang w:val="en-ID"/>
+        </w:rPr>
+        <w:t xml:space="preserve"> di Amerika </w:t>
+      </w:r>
+      <w:proofErr w:type="spellStart"/>
+      <w:r>
+        <w:rPr>
+          <w:rFonts w:ascii="Arial" w:hAnsi="Arial" w:cs="Arial"/>
+          <w:sz w:val="22"/>
+          <w:szCs w:val="22"/>
+          <w:lang w:val="en-ID"/>
+        </w:rPr>
+        <w:t>Serikat</w:t>
+      </w:r>
+      <w:proofErr w:type="spellEnd"/>
+      <w:r>
+        <w:rPr>
+          <w:rFonts w:ascii="Arial" w:hAnsi="Arial" w:cs="Arial"/>
+          <w:sz w:val="22"/>
+          <w:szCs w:val="22"/>
+          <w:lang w:val="en-ID"/>
+        </w:rPr>
+        <w:t xml:space="preserve"> </w:t>
+      </w:r>
+      <w:proofErr w:type="spellStart"/>
+      <w:r>
+        <w:rPr>
+          <w:rFonts w:ascii="Arial" w:hAnsi="Arial" w:cs="Arial"/>
+          <w:sz w:val="22"/>
+          <w:szCs w:val="22"/>
+          <w:lang w:val="en-ID"/>
+        </w:rPr>
+        <w:t>dengan</w:t>
+      </w:r>
+      <w:proofErr w:type="spellEnd"/>
+      <w:r>
+        <w:rPr>
+          <w:rFonts w:ascii="Arial" w:hAnsi="Arial" w:cs="Arial"/>
+          <w:sz w:val="22"/>
+          <w:szCs w:val="22"/>
+          <w:lang w:val="en-ID"/>
+        </w:rPr>
+        <w:t xml:space="preserve"> </w:t>
+      </w:r>
+      <w:proofErr w:type="spellStart"/>
+      <w:r>
+        <w:rPr>
+          <w:rFonts w:ascii="Arial" w:hAnsi="Arial" w:cs="Arial"/>
+          <w:sz w:val="22"/>
+          <w:szCs w:val="22"/>
+          <w:lang w:val="en-ID"/>
+        </w:rPr>
+        <w:t>harga</w:t>
+      </w:r>
+      <w:proofErr w:type="spellEnd"/>
+      <w:r>
+        <w:rPr>
+          <w:rFonts w:ascii="Arial" w:hAnsi="Arial" w:cs="Arial"/>
+          <w:sz w:val="22"/>
+          <w:szCs w:val="22"/>
+          <w:lang w:val="en-ID"/>
+        </w:rPr>
+        <w:t xml:space="preserve"> </w:t>
+      </w:r>
+      <w:r>
+        <w:rPr>
+          <w:rFonts w:ascii="Arial" w:hAnsi="Arial" w:cs="Arial"/>
+          <w:b/>
+          <w:bCs/>
+          <w:sz w:val="22"/>
+          <w:szCs w:val="22"/>
+          <w:lang w:val="en-ID"/>
+        </w:rPr>
+        <w:t>USD 500.000</w:t>
+      </w:r>
+      <w:r>
+        <w:rPr>
+          <w:rFonts w:ascii="Arial" w:hAnsi="Arial" w:cs="Arial"/>
+          <w:sz w:val="22"/>
+          <w:szCs w:val="22"/>
+          <w:lang w:val="en-ID"/>
+        </w:rPr>
+        <w:t xml:space="preserve">. </w:t>
+      </w:r>
+      <w:proofErr w:type="spellStart"/>
+      <w:r>
+        <w:rPr>
+          <w:rFonts w:ascii="Arial" w:hAnsi="Arial" w:cs="Arial"/>
+          <w:sz w:val="22"/>
+          <w:szCs w:val="22"/>
+          <w:lang w:val="en-ID"/>
+        </w:rPr>
+        <w:t>Pembayaran</w:t>
+      </w:r>
+      <w:proofErr w:type="spellEnd"/>
+      <w:r>
+        <w:rPr>
+          <w:rFonts w:ascii="Arial" w:hAnsi="Arial" w:cs="Arial"/>
+          <w:sz w:val="22"/>
+          <w:szCs w:val="22"/>
+          <w:lang w:val="en-ID"/>
+        </w:rPr>
+        <w:t xml:space="preserve"> </w:t>
+      </w:r>
+      <w:proofErr w:type="spellStart"/>
+      <w:r>
+        <w:rPr>
+          <w:rFonts w:ascii="Arial" w:hAnsi="Arial" w:cs="Arial"/>
+          <w:sz w:val="22"/>
+          <w:szCs w:val="22"/>
+          <w:lang w:val="en-ID"/>
+        </w:rPr>
+        <w:t>akan</w:t>
+      </w:r>
+      <w:proofErr w:type="spellEnd"/>
+      <w:r>
+        <w:rPr>
+          <w:rFonts w:ascii="Arial" w:hAnsi="Arial" w:cs="Arial"/>
+          <w:sz w:val="22"/>
+          <w:szCs w:val="22"/>
+          <w:lang w:val="en-ID"/>
+        </w:rPr>
+        <w:t xml:space="preserve"> </w:t>
+      </w:r>
+      <w:proofErr w:type="spellStart"/>
+      <w:r>
+        <w:rPr>
+          <w:rFonts w:ascii="Arial" w:hAnsi="Arial" w:cs="Arial"/>
+          <w:sz w:val="22"/>
+          <w:szCs w:val="22"/>
+          <w:lang w:val="en-ID"/>
+        </w:rPr>
+        <w:t>dilakukan</w:t>
+      </w:r>
+      <w:proofErr w:type="spellEnd"/>
+      <w:r>
+        <w:rPr>
+          <w:rFonts w:ascii="Arial" w:hAnsi="Arial" w:cs="Arial"/>
+          <w:sz w:val="22"/>
+          <w:szCs w:val="22"/>
+          <w:lang w:val="en-ID"/>
+        </w:rPr>
+        <w:t xml:space="preserve"> </w:t>
+      </w:r>
+      <w:r>
+        <w:rPr>
+          <w:rFonts w:ascii="Arial" w:hAnsi="Arial" w:cs="Arial"/>
+          <w:b/>
+          <w:bCs/>
+          <w:sz w:val="22"/>
+          <w:szCs w:val="22"/>
+          <w:lang w:val="en-ID"/>
+        </w:rPr>
+        <w:t xml:space="preserve">90 </w:t>
+      </w:r>
+      <w:proofErr w:type="spellStart"/>
+      <w:r>
+        <w:rPr>
+          <w:rFonts w:ascii="Arial" w:hAnsi="Arial" w:cs="Arial"/>
+          <w:b/>
+          <w:bCs/>
+          <w:sz w:val="22"/>
+          <w:szCs w:val="22"/>
+          <w:lang w:val="en-ID"/>
+        </w:rPr>
+        <w:t>hari</w:t>
+      </w:r>
+      <w:proofErr w:type="spellEnd"/>
+      <w:r>
+        <w:rPr>
+          <w:rFonts w:ascii="Arial" w:hAnsi="Arial" w:cs="Arial"/>
+          <w:sz w:val="22"/>
+          <w:szCs w:val="22"/>
+          <w:lang w:val="en-ID"/>
+        </w:rPr>
+        <w:t xml:space="preserve"> </w:t>
+      </w:r>
+      <w:proofErr w:type="spellStart"/>
+      <w:r>
+        <w:rPr>
+          <w:rFonts w:ascii="Arial" w:hAnsi="Arial" w:cs="Arial"/>
+          <w:sz w:val="22"/>
+          <w:szCs w:val="22"/>
+          <w:lang w:val="en-ID"/>
+        </w:rPr>
+        <w:t>setelah</w:t>
+      </w:r>
+      <w:proofErr w:type="spellEnd"/>
+      <w:r>
+        <w:rPr>
+          <w:rFonts w:ascii="Arial" w:hAnsi="Arial" w:cs="Arial"/>
+          <w:sz w:val="22"/>
+          <w:szCs w:val="22"/>
+          <w:lang w:val="en-ID"/>
+        </w:rPr>
+        <w:t xml:space="preserve"> </w:t>
+      </w:r>
+      <w:proofErr w:type="spellStart"/>
+      <w:r>
+        <w:rPr>
+          <w:rFonts w:ascii="Arial" w:hAnsi="Arial" w:cs="Arial"/>
+          <w:sz w:val="22"/>
+          <w:szCs w:val="22"/>
+          <w:lang w:val="en-ID"/>
+        </w:rPr>
+        <w:t>tanggal</w:t>
+      </w:r>
+      <w:proofErr w:type="spellEnd"/>
+      <w:r>
+        <w:rPr>
+          <w:rFonts w:ascii="Arial" w:hAnsi="Arial" w:cs="Arial"/>
+          <w:sz w:val="22"/>
+          <w:szCs w:val="22"/>
+          <w:lang w:val="en-ID"/>
+        </w:rPr>
+        <w:t xml:space="preserve"> </w:t>
+      </w:r>
+      <w:proofErr w:type="spellStart"/>
+      <w:r>
+        <w:rPr>
+          <w:rFonts w:ascii="Arial" w:hAnsi="Arial" w:cs="Arial"/>
+          <w:sz w:val="22"/>
+          <w:szCs w:val="22"/>
+          <w:lang w:val="en-ID"/>
+        </w:rPr>
+        <w:t>pembelian</w:t>
+      </w:r>
+      <w:proofErr w:type="spellEnd"/>
+      <w:r>
+        <w:rPr>
+          <w:rFonts w:ascii="Arial" w:hAnsi="Arial" w:cs="Arial"/>
+          <w:sz w:val="22"/>
+          <w:szCs w:val="22"/>
+          <w:lang w:val="en-ID"/>
+        </w:rPr>
+        <w:t>.</w:t>
       </w:r>
     </w:p>
     <w:p>
       <w:pPr>
+        <w:jc w:val="both"/>
+        <w:rPr>
+          <w:rFonts w:ascii="Arial" w:hAnsi="Arial" w:cs="Arial"/>
+          <w:sz w:val="22"/>
+          <w:szCs w:val="22"/>
+          <w:lang w:val="en-ID"/>
+        </w:rPr>
+      </w:pPr>
+      <w:proofErr w:type="spellStart"/>
+      <w:r>
+        <w:rPr>
+          <w:rFonts w:ascii="Arial" w:hAnsi="Arial" w:cs="Arial"/>
+          <w:sz w:val="22"/>
+          <w:szCs w:val="22"/>
+          <w:lang w:val="en-ID"/>
+        </w:rPr>
+        <w:t>Untuk</w:t>
+      </w:r>
+      <w:proofErr w:type="spellEnd"/>
+      <w:r>
+        <w:rPr>
+          <w:rFonts w:ascii="Arial" w:hAnsi="Arial" w:cs="Arial"/>
+          <w:sz w:val="22"/>
+          <w:szCs w:val="22"/>
+          <w:lang w:val="en-ID"/>
+        </w:rPr>
+        <w:t xml:space="preserve"> </w:t>
+      </w:r>
+      <w:proofErr w:type="spellStart"/>
+      <w:r>
+        <w:rPr>
+          <w:rFonts w:ascii="Arial" w:hAnsi="Arial" w:cs="Arial"/>
+          <w:sz w:val="22"/>
+          <w:szCs w:val="22"/>
+          <w:lang w:val="en-ID"/>
+        </w:rPr>
+        <w:t>mengurangi</w:t>
+      </w:r>
+      <w:proofErr w:type="spellEnd"/>
+      <w:r>
+        <w:rPr>
+          <w:rFonts w:ascii="Arial" w:hAnsi="Arial" w:cs="Arial"/>
+          <w:sz w:val="22"/>
+          <w:szCs w:val="22"/>
+          <w:lang w:val="en-ID"/>
+        </w:rPr>
+        <w:t xml:space="preserve"> </w:t>
+      </w:r>
+      <w:proofErr w:type="spellStart"/>
+      <w:r>
+        <w:rPr>
+          <w:rFonts w:ascii="Arial" w:hAnsi="Arial" w:cs="Arial"/>
+          <w:sz w:val="22"/>
+          <w:szCs w:val="22"/>
+          <w:lang w:val="en-ID"/>
+        </w:rPr>
+        <w:t>risiko</w:t>
+      </w:r>
+      <w:proofErr w:type="spellEnd"/>
+      <w:r>
+        <w:rPr>
+          <w:rFonts w:ascii="Arial" w:hAnsi="Arial" w:cs="Arial"/>
+          <w:sz w:val="22"/>
+          <w:szCs w:val="22"/>
+          <w:lang w:val="en-ID"/>
+        </w:rPr>
+        <w:t xml:space="preserve"> </w:t>
+      </w:r>
+      <w:proofErr w:type="spellStart"/>
+      <w:r>
+        <w:rPr>
+          <w:rFonts w:ascii="Arial" w:hAnsi="Arial" w:cs="Arial"/>
+          <w:sz w:val="22"/>
+          <w:szCs w:val="22"/>
+          <w:lang w:val="en-ID"/>
+        </w:rPr>
+        <w:t>perubahan</w:t>
+      </w:r>
+      <w:proofErr w:type="spellEnd"/>
+      <w:r>
+        <w:rPr>
+          <w:rFonts w:ascii="Arial" w:hAnsi="Arial" w:cs="Arial"/>
+          <w:sz w:val="22"/>
+          <w:szCs w:val="22"/>
+          <w:lang w:val="en-ID"/>
+        </w:rPr>
+        <w:t xml:space="preserve"> </w:t>
+      </w:r>
+      <w:proofErr w:type="spellStart"/>
+      <w:r>
+        <w:rPr>
+          <w:rFonts w:ascii="Arial" w:hAnsi="Arial" w:cs="Arial"/>
+          <w:sz w:val="22"/>
+          <w:szCs w:val="22"/>
+          <w:lang w:val="en-ID"/>
+        </w:rPr>
+        <w:t>kurs</w:t>
+      </w:r>
+      <w:proofErr w:type="spellEnd"/>
+      <w:r>
+        <w:rPr>
+          <w:rFonts w:ascii="Arial" w:hAnsi="Arial" w:cs="Arial"/>
+          <w:sz w:val="22"/>
+          <w:szCs w:val="22"/>
+          <w:lang w:val="en-ID"/>
+        </w:rPr>
+        <w:t xml:space="preserve">, pada </w:t>
+      </w:r>
+      <w:proofErr w:type="spellStart"/>
+      <w:r>
+        <w:rPr>
+          <w:rFonts w:ascii="Arial" w:hAnsi="Arial" w:cs="Arial"/>
+          <w:sz w:val="22"/>
+          <w:szCs w:val="22"/>
+          <w:lang w:val="en-ID"/>
+        </w:rPr>
+        <w:t>tanggal</w:t>
+      </w:r>
+      <w:proofErr w:type="spellEnd"/>
+      <w:r>
+        <w:rPr>
+          <w:rFonts w:ascii="Arial" w:hAnsi="Arial" w:cs="Arial"/>
+          <w:sz w:val="22"/>
+          <w:szCs w:val="22"/>
+          <w:lang w:val="en-ID"/>
+        </w:rPr>
+        <w:t xml:space="preserve"> yang </w:t>
+      </w:r>
+      <w:proofErr w:type="spellStart"/>
+      <w:r>
+        <w:rPr>
+          <w:rFonts w:ascii="Arial" w:hAnsi="Arial" w:cs="Arial"/>
+          <w:sz w:val="22"/>
+          <w:szCs w:val="22"/>
+          <w:lang w:val="en-ID"/>
+        </w:rPr>
+        <w:t>sama</w:t>
+      </w:r>
+      <w:proofErr w:type="spellEnd"/>
+      <w:r>
+        <w:rPr>
+          <w:rFonts w:ascii="Arial" w:hAnsi="Arial" w:cs="Arial"/>
+          <w:sz w:val="22"/>
+          <w:szCs w:val="22"/>
+          <w:lang w:val="en-ID"/>
+        </w:rPr>
+        <w:t xml:space="preserve"> PT Garuda Nusantara </w:t>
+      </w:r>
+      <w:proofErr w:type="spellStart"/>
+      <w:r>
+        <w:rPr>
+          <w:rFonts w:ascii="Arial" w:hAnsi="Arial" w:cs="Arial"/>
+          <w:sz w:val="22"/>
+          <w:szCs w:val="22"/>
+          <w:lang w:val="en-ID"/>
+        </w:rPr>
+        <w:t>melakukan</w:t>
+      </w:r>
+      <w:proofErr w:type="spellEnd"/>
+      <w:r>
+        <w:rPr>
+          <w:rFonts w:ascii="Arial" w:hAnsi="Arial" w:cs="Arial"/>
+          <w:sz w:val="22"/>
+          <w:szCs w:val="22"/>
+          <w:lang w:val="en-ID"/>
+        </w:rPr>
+        <w:t xml:space="preserve"> </w:t>
+      </w:r>
+      <w:proofErr w:type="spellStart"/>
+      <w:r>
+        <w:rPr>
+          <w:rFonts w:ascii="Arial" w:hAnsi="Arial" w:cs="Arial"/>
+          <w:b/>
+          <w:bCs/>
+          <w:sz w:val="22"/>
+          <w:szCs w:val="22"/>
+          <w:lang w:val="en-ID"/>
+        </w:rPr>
+        <w:t>kontrak</w:t>
+      </w:r>
+      <w:proofErr w:type="spellEnd"/>
+      <w:r>
+        <w:rPr>
+          <w:rFonts w:ascii="Arial" w:hAnsi="Arial" w:cs="Arial"/>
+          <w:b/>
+          <w:bCs/>
+          <w:sz w:val="22"/>
+          <w:szCs w:val="22"/>
+          <w:lang w:val="en-ID"/>
+        </w:rPr>
+        <w:t xml:space="preserve"> forward</w:t>
+      </w:r>
+      <w:r>
+        <w:rPr>
+          <w:rFonts w:ascii="Arial" w:hAnsi="Arial" w:cs="Arial"/>
+          <w:sz w:val="22"/>
+          <w:szCs w:val="22"/>
+          <w:lang w:val="en-ID"/>
+        </w:rPr>
+        <w:t xml:space="preserve"> </w:t>
+      </w:r>
+      <w:proofErr w:type="spellStart"/>
+      <w:r>
+        <w:rPr>
+          <w:rFonts w:ascii="Arial" w:hAnsi="Arial" w:cs="Arial"/>
+          <w:sz w:val="22"/>
+          <w:szCs w:val="22"/>
+          <w:lang w:val="en-ID"/>
+        </w:rPr>
+        <w:t>selama</w:t>
+      </w:r>
+      <w:proofErr w:type="spellEnd"/>
+      <w:r>
+        <w:rPr>
+          <w:rFonts w:ascii="Arial" w:hAnsi="Arial" w:cs="Arial"/>
+          <w:sz w:val="22"/>
+          <w:szCs w:val="22"/>
+          <w:lang w:val="en-ID"/>
+        </w:rPr>
+        <w:t xml:space="preserve"> 90 </w:t>
+      </w:r>
+      <w:proofErr w:type="spellStart"/>
+      <w:r>
+        <w:rPr>
+          <w:rFonts w:ascii="Arial" w:hAnsi="Arial" w:cs="Arial"/>
+          <w:sz w:val="22"/>
+          <w:szCs w:val="22"/>
+          <w:lang w:val="en-ID"/>
+        </w:rPr>
+        <w:t>hari</w:t>
+      </w:r>
+      <w:proofErr w:type="spellEnd"/>
+      <w:r>
+        <w:rPr>
+          <w:rFonts w:ascii="Arial" w:hAnsi="Arial" w:cs="Arial"/>
+          <w:sz w:val="22"/>
+          <w:szCs w:val="22"/>
+          <w:lang w:val="en-ID"/>
+        </w:rPr>
+        <w:t xml:space="preserve"> </w:t>
+      </w:r>
+      <w:proofErr w:type="spellStart"/>
+      <w:r>
+        <w:rPr>
+          <w:rFonts w:ascii="Arial" w:hAnsi="Arial" w:cs="Arial"/>
+          <w:sz w:val="22"/>
+          <w:szCs w:val="22"/>
+          <w:lang w:val="en-ID"/>
+        </w:rPr>
+        <w:t>untuk</w:t>
+      </w:r>
+      <w:proofErr w:type="spellEnd"/>
+      <w:r>
+        <w:rPr>
+          <w:rFonts w:ascii="Arial" w:hAnsi="Arial" w:cs="Arial"/>
+          <w:sz w:val="22"/>
+          <w:szCs w:val="22"/>
+          <w:lang w:val="en-ID"/>
+        </w:rPr>
+        <w:t xml:space="preserve"> </w:t>
+      </w:r>
+      <w:proofErr w:type="spellStart"/>
+      <w:r>
+        <w:rPr>
+          <w:rFonts w:ascii="Arial" w:hAnsi="Arial" w:cs="Arial"/>
+          <w:sz w:val="22"/>
+          <w:szCs w:val="22"/>
+          <w:lang w:val="en-ID"/>
+        </w:rPr>
+        <w:t>membeli</w:t>
+      </w:r>
+      <w:proofErr w:type="spellEnd"/>
+      <w:r>
+        <w:rPr>
+          <w:rFonts w:ascii="Arial" w:hAnsi="Arial" w:cs="Arial"/>
+          <w:sz w:val="22"/>
+          <w:szCs w:val="22"/>
+          <w:lang w:val="en-ID"/>
+        </w:rPr>
+        <w:t xml:space="preserve"> USD 500.000.</w:t>
+      </w:r>
+    </w:p>
+    <w:p>
+      <w:pPr>
+        <w:jc w:val="both"/>
+        <w:rPr>
+          <w:rFonts w:ascii="Arial" w:hAnsi="Arial" w:cs="Arial"/>
+          <w:sz w:val="22"/>
+          <w:szCs w:val="22"/>
+          <w:lang w:val="en-ID"/>
+        </w:rPr>
+      </w:pPr>
+      <w:proofErr w:type="spellStart"/>
+      <w:r>
+        <w:rPr>
+          <w:rFonts w:ascii="Arial" w:hAnsi="Arial" w:cs="Arial"/>
+          <w:sz w:val="22"/>
+          <w:szCs w:val="22"/>
+          <w:lang w:val="en-ID"/>
+        </w:rPr>
+        <w:t>Informasi</w:t>
+      </w:r>
+      <w:proofErr w:type="spellEnd"/>
+      <w:r>
+        <w:rPr>
+          <w:rFonts w:ascii="Arial" w:hAnsi="Arial" w:cs="Arial"/>
+          <w:sz w:val="22"/>
+          <w:szCs w:val="22"/>
+          <w:lang w:val="en-ID"/>
+        </w:rPr>
+        <w:t xml:space="preserve"> </w:t>
+      </w:r>
+      <w:proofErr w:type="spellStart"/>
+      <w:r>
+        <w:rPr>
+          <w:rFonts w:ascii="Arial" w:hAnsi="Arial" w:cs="Arial"/>
+          <w:sz w:val="22"/>
+          <w:szCs w:val="22"/>
+          <w:lang w:val="en-ID"/>
+        </w:rPr>
+        <w:t>kurs</w:t>
+      </w:r>
+      <w:proofErr w:type="spellEnd"/>
+      <w:r>
+        <w:rPr>
+          <w:rFonts w:ascii="Arial" w:hAnsi="Arial" w:cs="Arial"/>
+          <w:sz w:val="22"/>
+          <w:szCs w:val="22"/>
+          <w:lang w:val="en-ID"/>
+        </w:rPr>
+        <w:t xml:space="preserve"> </w:t>
+      </w:r>
+      <w:proofErr w:type="spellStart"/>
+      <w:r>
+        <w:rPr>
+          <w:rFonts w:ascii="Arial" w:hAnsi="Arial" w:cs="Arial"/>
+          <w:sz w:val="22"/>
+          <w:szCs w:val="22"/>
+          <w:lang w:val="en-ID"/>
+        </w:rPr>
+        <w:t>adalah</w:t>
+      </w:r>
+      <w:proofErr w:type="spellEnd"/>
+      <w:r>
+        <w:rPr>
+          <w:rFonts w:ascii="Arial" w:hAnsi="Arial" w:cs="Arial"/>
+          <w:sz w:val="22"/>
+          <w:szCs w:val="22"/>
+          <w:lang w:val="en-ID"/>
+        </w:rPr>
+        <w:t xml:space="preserve"> </w:t>
+      </w:r>
+      <w:proofErr w:type="spellStart"/>
+      <w:r>
+        <w:rPr>
+          <w:rFonts w:ascii="Arial" w:hAnsi="Arial" w:cs="Arial"/>
+          <w:sz w:val="22"/>
+          <w:szCs w:val="22"/>
+          <w:lang w:val="en-ID"/>
+        </w:rPr>
+        <w:t>sebagai</w:t>
+      </w:r>
+      <w:proofErr w:type="spellEnd"/>
+      <w:r>
+        <w:rPr>
+          <w:rFonts w:ascii="Arial" w:hAnsi="Arial" w:cs="Arial"/>
+          <w:sz w:val="22"/>
+          <w:szCs w:val="22"/>
+          <w:lang w:val="en-ID"/>
+        </w:rPr>
+        <w:t xml:space="preserve"> </w:t>
+      </w:r>
+      <w:proofErr w:type="spellStart"/>
+      <w:r>
+        <w:rPr>
+          <w:rFonts w:ascii="Arial" w:hAnsi="Arial" w:cs="Arial"/>
+          <w:sz w:val="22"/>
+          <w:szCs w:val="22"/>
+          <w:lang w:val="en-ID"/>
+        </w:rPr>
+        <w:t>berikut</w:t>
+      </w:r>
+      <w:proofErr w:type="spellEnd"/>
+      <w:r>
+        <w:rPr>
+          <w:rFonts w:ascii="Arial" w:hAnsi="Arial" w:cs="Arial"/>
+          <w:sz w:val="22"/>
+          <w:szCs w:val="22"/>
+          <w:lang w:val="en-ID"/>
+        </w:rPr>
+        <w:t>:</w:t>
+      </w:r>
+    </w:p>
+    <w:tbl>
+      <w:tblPr>
+        <w:tblW w:w="0" w:type="auto"/>
+        <w:tblCellSpacing w:w="15" w:type="dxa"/>
+        <w:tblCellMar>
+          <w:top w:w="15" w:type="dxa"/>
+          <w:left w:w="15" w:type="dxa"/>
+          <w:bottom w:w="15" w:type="dxa"/>
+          <w:right w:w="15" w:type="dxa"/>
+        </w:tblCellMar>
+        <w:tblLook w:val="04A0" w:firstRow="1" w:lastRow="0" w:firstColumn="1" w:lastColumn="0" w:noHBand="0" w:noVBand="1"/>
+      </w:tblPr>
+      <w:tblGrid>
+        <w:gridCol w:w="1947"/>
+        <w:gridCol w:w="1540"/>
+        <w:gridCol w:w="2937"/>
+      </w:tblGrid>
+      <w:tr>
+        <w:trPr>
+          <w:tblHeader/>
+          <w:tblCellSpacing w:w="15" w:type="dxa"/>
+        </w:trPr>
+        <w:tc>
+          <w:tcPr>
+            <w:tcW w:w="0" w:type="auto"/>
+            <w:vAlign w:val="center"/>
+            <w:hideMark/>
+          </w:tcPr>
+          <w:p>
+            <w:pPr>
+              <w:jc w:val="both"/>
+              <w:rPr>
+                <w:rFonts w:ascii="Arial" w:hAnsi="Arial" w:cs="Arial"/>
+                <w:b/>
+                <w:bCs/>
+                <w:sz w:val="22"/>
+                <w:szCs w:val="22"/>
+                <w:lang w:val="en-ID"/>
+              </w:rPr>
+            </w:pPr>
+            <w:proofErr w:type="spellStart"/>
+            <w:r>
+              <w:rPr>
+                <w:rFonts w:ascii="Arial" w:hAnsi="Arial" w:cs="Arial"/>
+                <w:b/>
+                <w:bCs/>
+                <w:sz w:val="22"/>
+                <w:szCs w:val="22"/>
+                <w:lang w:val="en-ID"/>
+              </w:rPr>
+              <w:t>Tanggal</w:t>
+            </w:r>
+            <w:proofErr w:type="spellEnd"/>
+          </w:p>
+        </w:tc>
+        <w:tc>
+          <w:tcPr>
+            <w:tcW w:w="0" w:type="auto"/>
+            <w:vAlign w:val="center"/>
+            <w:hideMark/>
+          </w:tcPr>
+          <w:p>
+            <w:pPr>
+              <w:jc w:val="both"/>
+              <w:rPr>
+                <w:rFonts w:ascii="Arial" w:hAnsi="Arial" w:cs="Arial"/>
+                <w:b/>
+                <w:bCs/>
+                <w:sz w:val="22"/>
+                <w:szCs w:val="22"/>
+                <w:lang w:val="en-ID"/>
+              </w:rPr>
+            </w:pPr>
+            <w:r>
+              <w:rPr>
+                <w:rFonts w:ascii="Arial" w:hAnsi="Arial" w:cs="Arial"/>
+                <w:b/>
+                <w:bCs/>
+                <w:sz w:val="22"/>
+                <w:szCs w:val="22"/>
+                <w:lang w:val="en-ID"/>
+              </w:rPr>
+              <w:t>Spot Rate</w:t>
+            </w:r>
+          </w:p>
+        </w:tc>
+        <w:tc>
+          <w:tcPr>
+            <w:tcW w:w="0" w:type="auto"/>
+            <w:vAlign w:val="center"/>
+            <w:hideMark/>
+          </w:tcPr>
+          <w:p>
+            <w:pPr>
+              <w:jc w:val="both"/>
+              <w:rPr>
+                <w:rFonts w:ascii="Arial" w:hAnsi="Arial" w:cs="Arial"/>
+                <w:b/>
+                <w:bCs/>
+                <w:sz w:val="22"/>
+                <w:szCs w:val="22"/>
+                <w:lang w:val="en-ID"/>
+              </w:rPr>
+            </w:pPr>
+            <w:r>
+              <w:rPr>
+                <w:rFonts w:ascii="Arial" w:hAnsi="Arial" w:cs="Arial"/>
+                <w:b/>
+                <w:bCs/>
+                <w:sz w:val="22"/>
+                <w:szCs w:val="22"/>
+                <w:lang w:val="en-ID"/>
+              </w:rPr>
+              <w:t xml:space="preserve">Forward Rate (90 </w:t>
+            </w:r>
+            <w:proofErr w:type="spellStart"/>
+            <w:r>
+              <w:rPr>
+                <w:rFonts w:ascii="Arial" w:hAnsi="Arial" w:cs="Arial"/>
+                <w:b/>
+                <w:bCs/>
+                <w:sz w:val="22"/>
+                <w:szCs w:val="22"/>
+                <w:lang w:val="en-ID"/>
+              </w:rPr>
+              <w:t>hari</w:t>
+            </w:r>
+            <w:proofErr w:type="spellEnd"/>
+            <w:r>
+              <w:rPr>
+                <w:rFonts w:ascii="Arial" w:hAnsi="Arial" w:cs="Arial"/>
+                <w:b/>
+                <w:bCs/>
+                <w:sz w:val="22"/>
+                <w:szCs w:val="22"/>
+                <w:lang w:val="en-ID"/>
+              </w:rPr>
+              <w:t>)</w:t>
+            </w:r>
+          </w:p>
+        </w:tc>
+      </w:tr>
+      <w:tr>
+        <w:trPr>
+          <w:tblCellSpacing w:w="15" w:type="dxa"/>
+        </w:trPr>
+        <w:tc>
+          <w:tcPr>
+            <w:tcW w:w="0" w:type="auto"/>
+            <w:vAlign w:val="center"/>
+            <w:hideMark/>
+          </w:tcPr>
+          <w:p>
+            <w:pPr>
+              <w:jc w:val="both"/>
+              <w:rPr>
+                <w:rFonts w:ascii="Arial" w:hAnsi="Arial" w:cs="Arial"/>
+                <w:sz w:val="22"/>
+                <w:szCs w:val="22"/>
+                <w:lang w:val="en-ID"/>
+              </w:rPr>
+            </w:pPr>
+            <w:r>
+              <w:rPr>
+                <w:rFonts w:ascii="Arial" w:hAnsi="Arial" w:cs="Arial"/>
+                <w:sz w:val="22"/>
+                <w:szCs w:val="22"/>
+                <w:lang w:val="en-ID"/>
+              </w:rPr>
+              <w:t>1 Oktober 2025</w:t>
+            </w:r>
+          </w:p>
+        </w:tc>
+        <w:tc>
+          <w:tcPr>
+            <w:tcW w:w="0" w:type="auto"/>
+            <w:vAlign w:val="center"/>
+            <w:hideMark/>
+          </w:tcPr>
+          <w:p>
+            <w:pPr>
+              <w:jc w:val="both"/>
+              <w:rPr>
+                <w:rFonts w:ascii="Arial" w:hAnsi="Arial" w:cs="Arial"/>
+                <w:sz w:val="22"/>
+                <w:szCs w:val="22"/>
+                <w:lang w:val="en-ID"/>
+              </w:rPr>
+            </w:pPr>
+            <w:r>
+              <w:rPr>
+                <w:rFonts w:ascii="Arial" w:hAnsi="Arial" w:cs="Arial"/>
+                <w:sz w:val="22"/>
+                <w:szCs w:val="22"/>
+                <w:lang w:val="en-ID"/>
+              </w:rPr>
+              <w:t>Rp15.800/USD</w:t>
+            </w:r>
+          </w:p>
+        </w:tc>
+        <w:tc>
+          <w:tcPr>
+            <w:tcW w:w="0" w:type="auto"/>
+            <w:vAlign w:val="center"/>
+            <w:hideMark/>
+          </w:tcPr>
+          <w:p>
+            <w:pPr>
+              <w:jc w:val="both"/>
+              <w:rPr>
+                <w:rFonts w:ascii="Arial" w:hAnsi="Arial" w:cs="Arial"/>
+                <w:sz w:val="22"/>
+                <w:szCs w:val="22"/>
+                <w:lang w:val="en-ID"/>
+              </w:rPr>
+            </w:pPr>
+            <w:r>
+              <w:rPr>
+                <w:rFonts w:ascii="Arial" w:hAnsi="Arial" w:cs="Arial"/>
+                <w:sz w:val="22"/>
+                <w:szCs w:val="22"/>
+                <w:lang w:val="en-ID"/>
+              </w:rPr>
+              <w:t>Rp15.900/USD</w:t>
+            </w:r>
+          </w:p>
+        </w:tc>
+      </w:tr>
+      <w:tr>
+        <w:trPr>
+          <w:tblCellSpacing w:w="15" w:type="dxa"/>
+        </w:trPr>
+        <w:tc>
+          <w:tcPr>
+            <w:tcW w:w="0" w:type="auto"/>
+            <w:vAlign w:val="center"/>
+            <w:hideMark/>
+          </w:tcPr>
+          <w:p>
+            <w:pPr>
+              <w:jc w:val="both"/>
+              <w:rPr>
+                <w:rFonts w:ascii="Arial" w:hAnsi="Arial" w:cs="Arial"/>
+                <w:sz w:val="22"/>
+                <w:szCs w:val="22"/>
+                <w:lang w:val="en-ID"/>
+              </w:rPr>
+            </w:pPr>
+            <w:r>
+              <w:rPr>
+                <w:rFonts w:ascii="Arial" w:hAnsi="Arial" w:cs="Arial"/>
+                <w:sz w:val="22"/>
+                <w:szCs w:val="22"/>
+                <w:lang w:val="en-ID"/>
+              </w:rPr>
+              <w:t xml:space="preserve">31 </w:t>
+            </w:r>
+            <w:proofErr w:type="spellStart"/>
+            <w:r>
+              <w:rPr>
+                <w:rFonts w:ascii="Arial" w:hAnsi="Arial" w:cs="Arial"/>
+                <w:sz w:val="22"/>
+                <w:szCs w:val="22"/>
+                <w:lang w:val="en-ID"/>
+              </w:rPr>
+              <w:t>Desember</w:t>
+            </w:r>
+            <w:proofErr w:type="spellEnd"/>
+            <w:r>
+              <w:rPr>
+                <w:rFonts w:ascii="Arial" w:hAnsi="Arial" w:cs="Arial"/>
+                <w:sz w:val="22"/>
+                <w:szCs w:val="22"/>
+                <w:lang w:val="en-ID"/>
+              </w:rPr>
+              <w:t xml:space="preserve"> 2025</w:t>
+            </w:r>
+          </w:p>
+        </w:tc>
+        <w:tc>
+          <w:tcPr>
+            <w:tcW w:w="0" w:type="auto"/>
+            <w:vAlign w:val="center"/>
+            <w:hideMark/>
+          </w:tcPr>
+          <w:p>
+            <w:pPr>
+              <w:jc w:val="both"/>
+              <w:rPr>
+                <w:rFonts w:ascii="Arial" w:hAnsi="Arial" w:cs="Arial"/>
+                <w:sz w:val="22"/>
+                <w:szCs w:val="22"/>
+                <w:lang w:val="en-ID"/>
+              </w:rPr>
+            </w:pPr>
+            <w:r>
+              <w:rPr>
+                <w:rFonts w:ascii="Arial" w:hAnsi="Arial" w:cs="Arial"/>
+                <w:sz w:val="22"/>
+                <w:szCs w:val="22"/>
+                <w:lang w:val="en-ID"/>
+              </w:rPr>
+              <w:t>Rp16.200/USD</w:t>
+            </w:r>
+          </w:p>
+        </w:tc>
+        <w:tc>
+          <w:tcPr>
+            <w:tcW w:w="0" w:type="auto"/>
+            <w:vAlign w:val="center"/>
+            <w:hideMark/>
+          </w:tcPr>
+          <w:p>
+            <w:pPr>
+              <w:jc w:val="both"/>
+              <w:rPr>
+                <w:rFonts w:ascii="Arial" w:hAnsi="Arial" w:cs="Arial"/>
+                <w:sz w:val="22"/>
+                <w:szCs w:val="22"/>
+                <w:lang w:val="en-ID"/>
+              </w:rPr>
+            </w:pPr>
+            <w:r>
+              <w:rPr>
+                <w:rFonts w:ascii="Arial" w:hAnsi="Arial" w:cs="Arial"/>
+                <w:sz w:val="22"/>
+                <w:szCs w:val="22"/>
+                <w:lang w:val="en-ID"/>
+              </w:rPr>
+              <w:t>Rp16.250/USD (</w:t>
+            </w:r>
+            <w:proofErr w:type="spellStart"/>
+            <w:r>
+              <w:rPr>
+                <w:rFonts w:ascii="Arial" w:hAnsi="Arial" w:cs="Arial"/>
+                <w:sz w:val="22"/>
+                <w:szCs w:val="22"/>
+                <w:lang w:val="en-ID"/>
+              </w:rPr>
+              <w:t>sisa</w:t>
+            </w:r>
+            <w:proofErr w:type="spellEnd"/>
+            <w:r>
+              <w:rPr>
+                <w:rFonts w:ascii="Arial" w:hAnsi="Arial" w:cs="Arial"/>
+                <w:sz w:val="22"/>
+                <w:szCs w:val="22"/>
+                <w:lang w:val="en-ID"/>
+              </w:rPr>
+              <w:t xml:space="preserve"> </w:t>
+            </w:r>
+            <w:proofErr w:type="spellStart"/>
+            <w:r>
+              <w:rPr>
+                <w:rFonts w:ascii="Arial" w:hAnsi="Arial" w:cs="Arial"/>
+                <w:sz w:val="22"/>
+                <w:szCs w:val="22"/>
+                <w:lang w:val="en-ID"/>
+              </w:rPr>
+              <w:t>kontrak</w:t>
+            </w:r>
+            <w:proofErr w:type="spellEnd"/>
+            <w:r>
+              <w:rPr>
+                <w:rFonts w:ascii="Arial" w:hAnsi="Arial" w:cs="Arial"/>
+                <w:sz w:val="22"/>
+                <w:szCs w:val="22"/>
+                <w:lang w:val="en-ID"/>
+              </w:rPr>
+              <w:t>)</w:t>
+            </w:r>
+          </w:p>
+        </w:tc>
+      </w:tr>
+      <w:tr>
+        <w:trPr>
+          <w:tblCellSpacing w:w="15" w:type="dxa"/>
+        </w:trPr>
+        <w:tc>
+          <w:tcPr>
+            <w:tcW w:w="0" w:type="auto"/>
+            <w:vAlign w:val="center"/>
+            <w:hideMark/>
+          </w:tcPr>
+          <w:p>
+            <w:pPr>
+              <w:jc w:val="both"/>
+              <w:rPr>
+                <w:rFonts w:ascii="Arial" w:hAnsi="Arial" w:cs="Arial"/>
+                <w:sz w:val="22"/>
+                <w:szCs w:val="22"/>
+                <w:lang w:val="en-ID"/>
+              </w:rPr>
+            </w:pPr>
+            <w:r>
+              <w:rPr>
+                <w:rFonts w:ascii="Arial" w:hAnsi="Arial" w:cs="Arial"/>
+                <w:sz w:val="22"/>
+                <w:szCs w:val="22"/>
+                <w:lang w:val="en-ID"/>
+              </w:rPr>
+              <w:t>29 Januari 2026</w:t>
+            </w:r>
+          </w:p>
+        </w:tc>
+        <w:tc>
+          <w:tcPr>
+            <w:tcW w:w="0" w:type="auto"/>
+            <w:vAlign w:val="center"/>
+            <w:hideMark/>
+          </w:tcPr>
+          <w:p>
+            <w:pPr>
+              <w:jc w:val="both"/>
+              <w:rPr>
+                <w:rFonts w:ascii="Arial" w:hAnsi="Arial" w:cs="Arial"/>
+                <w:sz w:val="22"/>
+                <w:szCs w:val="22"/>
+                <w:lang w:val="en-ID"/>
+              </w:rPr>
+            </w:pPr>
+            <w:r>
+              <w:rPr>
+                <w:rFonts w:ascii="Arial" w:hAnsi="Arial" w:cs="Arial"/>
+                <w:sz w:val="22"/>
+                <w:szCs w:val="22"/>
+                <w:lang w:val="en-ID"/>
+              </w:rPr>
+              <w:t>Rp16.350/USD</w:t>
+            </w:r>
+          </w:p>
+        </w:tc>
+        <w:tc>
+          <w:tcPr>
+            <w:tcW w:w="0" w:type="auto"/>
+            <w:vAlign w:val="center"/>
+            <w:hideMark/>
+          </w:tcPr>
+          <w:p>
+            <w:pPr>
+              <w:jc w:val="both"/>
+              <w:rPr>
+                <w:rFonts w:ascii="Arial" w:hAnsi="Arial" w:cs="Arial"/>
+                <w:sz w:val="22"/>
+                <w:szCs w:val="22"/>
+                <w:lang w:val="en-ID"/>
+              </w:rPr>
+            </w:pPr>
+            <w:proofErr w:type="spellStart"/>
+            <w:r>
+              <w:rPr>
+                <w:rFonts w:ascii="Arial" w:hAnsi="Arial" w:cs="Arial"/>
+                <w:sz w:val="22"/>
+                <w:szCs w:val="22"/>
+                <w:lang w:val="en-ID"/>
+              </w:rPr>
+              <w:t>Kontrak</w:t>
+            </w:r>
+            <w:proofErr w:type="spellEnd"/>
+            <w:r>
+              <w:rPr>
+                <w:rFonts w:ascii="Arial" w:hAnsi="Arial" w:cs="Arial"/>
+                <w:sz w:val="22"/>
+                <w:szCs w:val="22"/>
+                <w:lang w:val="en-ID"/>
+              </w:rPr>
+              <w:t xml:space="preserve"> </w:t>
+            </w:r>
+            <w:proofErr w:type="spellStart"/>
+            <w:r>
+              <w:rPr>
+                <w:rFonts w:ascii="Arial" w:hAnsi="Arial" w:cs="Arial"/>
+                <w:sz w:val="22"/>
+                <w:szCs w:val="22"/>
+                <w:lang w:val="en-ID"/>
+              </w:rPr>
+              <w:t>jatuh</w:t>
+            </w:r>
+            <w:proofErr w:type="spellEnd"/>
+            <w:r>
+              <w:rPr>
+                <w:rFonts w:ascii="Arial" w:hAnsi="Arial" w:cs="Arial"/>
+                <w:sz w:val="22"/>
+                <w:szCs w:val="22"/>
+                <w:lang w:val="en-ID"/>
+              </w:rPr>
+              <w:t xml:space="preserve"> tempo</w:t>
+            </w:r>
+          </w:p>
+        </w:tc>
+      </w:tr>
+    </w:tbl>
+    <w:p>
+      <w:pPr>
+        <w:jc w:val="both"/>
+        <w:rPr>
+          <w:rFonts w:ascii="Arial" w:hAnsi="Arial" w:cs="Arial"/>
+          <w:sz w:val="22"/>
+          <w:szCs w:val="22"/>
+          <w:lang w:val="en-ID"/>
+        </w:rPr>
+      </w:pPr>
+      <w:proofErr w:type="spellStart"/>
+      <w:r>
+        <w:rPr>
+          <w:rFonts w:ascii="Arial" w:hAnsi="Arial" w:cs="Arial"/>
+          <w:sz w:val="22"/>
+          <w:szCs w:val="22"/>
+          <w:lang w:val="en-ID"/>
+        </w:rPr>
+        <w:t>Informasi</w:t>
+      </w:r>
+      <w:proofErr w:type="spellEnd"/>
+      <w:r>
+        <w:rPr>
+          <w:rFonts w:ascii="Arial" w:hAnsi="Arial" w:cs="Arial"/>
+          <w:sz w:val="22"/>
+          <w:szCs w:val="22"/>
+          <w:lang w:val="en-ID"/>
+        </w:rPr>
+        <w:t xml:space="preserve"> </w:t>
+      </w:r>
+      <w:proofErr w:type="spellStart"/>
+      <w:r>
+        <w:rPr>
+          <w:rFonts w:ascii="Arial" w:hAnsi="Arial" w:cs="Arial"/>
+          <w:sz w:val="22"/>
+          <w:szCs w:val="22"/>
+          <w:lang w:val="en-ID"/>
+        </w:rPr>
+        <w:t>tambahan</w:t>
+      </w:r>
+      <w:proofErr w:type="spellEnd"/>
+      <w:r>
+        <w:rPr>
+          <w:rFonts w:ascii="Arial" w:hAnsi="Arial" w:cs="Arial"/>
+          <w:sz w:val="22"/>
+          <w:szCs w:val="22"/>
+          <w:lang w:val="en-ID"/>
+        </w:rPr>
+        <w:t>:</w:t>
+      </w:r>
+    </w:p>
+    <w:p>
+      <w:pPr>
         <w:numPr>
           <w:ilvl w:val="0"/>
-          <w:numId w:val="2"/>
+          <w:numId w:val="5"/>
         </w:numPr>
         <w:jc w:val="both"/>
         <w:rPr>
@@ -1815,59 +3211,133 @@
           <w:lang w:val="en-ID"/>
         </w:rPr>
       </w:pPr>
-      <w:r>
-        <w:rPr>
-          <w:rFonts w:ascii="Arial" w:hAnsi="Arial" w:cs="Arial"/>
-          <w:sz w:val="22"/>
-          <w:szCs w:val="22"/>
-          <w:lang w:val="en-ID"/>
-        </w:rPr>
-        <w:t xml:space="preserve">Wesel </w:t>
-      </w:r>
-      <w:proofErr w:type="spellStart"/>
-      <w:r>
-        <w:rPr>
-          <w:rFonts w:ascii="Arial" w:hAnsi="Arial" w:cs="Arial"/>
-          <w:sz w:val="22"/>
-          <w:szCs w:val="22"/>
-          <w:lang w:val="en-ID"/>
-        </w:rPr>
-        <w:t>bayar</w:t>
-      </w:r>
-      <w:proofErr w:type="spellEnd"/>
-      <w:r>
-        <w:rPr>
-          <w:rFonts w:ascii="Arial" w:hAnsi="Arial" w:cs="Arial"/>
-          <w:sz w:val="22"/>
-          <w:szCs w:val="22"/>
-          <w:lang w:val="en-ID"/>
-        </w:rPr>
-        <w:t xml:space="preserve"> </w:t>
-      </w:r>
-      <w:proofErr w:type="spellStart"/>
-      <w:r>
-        <w:rPr>
-          <w:rFonts w:ascii="Arial" w:hAnsi="Arial" w:cs="Arial"/>
-          <w:sz w:val="22"/>
-          <w:szCs w:val="22"/>
-          <w:lang w:val="en-ID"/>
-        </w:rPr>
-        <w:t>berbunga</w:t>
-      </w:r>
-      <w:proofErr w:type="spellEnd"/>
-      <w:r>
-        <w:rPr>
-          <w:rFonts w:ascii="Arial" w:hAnsi="Arial" w:cs="Arial"/>
-          <w:sz w:val="22"/>
-          <w:szCs w:val="22"/>
-          <w:lang w:val="en-ID"/>
-        </w:rPr>
-        <w:t xml:space="preserve"> (interest-bearing note):</w:t>
+      <w:proofErr w:type="spellStart"/>
+      <w:r>
+        <w:rPr>
+          <w:rFonts w:ascii="Arial" w:hAnsi="Arial" w:cs="Arial"/>
+          <w:sz w:val="22"/>
+          <w:szCs w:val="22"/>
+          <w:lang w:val="en-ID"/>
+        </w:rPr>
+        <w:t>Mesin</w:t>
+      </w:r>
+      <w:proofErr w:type="spellEnd"/>
+      <w:r>
+        <w:rPr>
+          <w:rFonts w:ascii="Arial" w:hAnsi="Arial" w:cs="Arial"/>
+          <w:sz w:val="22"/>
+          <w:szCs w:val="22"/>
+          <w:lang w:val="en-ID"/>
+        </w:rPr>
+        <w:t xml:space="preserve"> </w:t>
+      </w:r>
+      <w:proofErr w:type="spellStart"/>
+      <w:r>
+        <w:rPr>
+          <w:rFonts w:ascii="Arial" w:hAnsi="Arial" w:cs="Arial"/>
+          <w:sz w:val="22"/>
+          <w:szCs w:val="22"/>
+          <w:lang w:val="en-ID"/>
+        </w:rPr>
+        <w:t>langsung</w:t>
+      </w:r>
+      <w:proofErr w:type="spellEnd"/>
+      <w:r>
+        <w:rPr>
+          <w:rFonts w:ascii="Arial" w:hAnsi="Arial" w:cs="Arial"/>
+          <w:sz w:val="22"/>
+          <w:szCs w:val="22"/>
+          <w:lang w:val="en-ID"/>
+        </w:rPr>
+        <w:t xml:space="preserve"> </w:t>
+      </w:r>
+      <w:proofErr w:type="spellStart"/>
+      <w:r>
+        <w:rPr>
+          <w:rFonts w:ascii="Arial" w:hAnsi="Arial" w:cs="Arial"/>
+          <w:sz w:val="22"/>
+          <w:szCs w:val="22"/>
+          <w:lang w:val="en-ID"/>
+        </w:rPr>
+        <w:t>digunakan</w:t>
+      </w:r>
+      <w:proofErr w:type="spellEnd"/>
+      <w:r>
+        <w:rPr>
+          <w:rFonts w:ascii="Arial" w:hAnsi="Arial" w:cs="Arial"/>
+          <w:sz w:val="22"/>
+          <w:szCs w:val="22"/>
+          <w:lang w:val="en-ID"/>
+        </w:rPr>
+        <w:t xml:space="preserve"> </w:t>
+      </w:r>
+      <w:proofErr w:type="spellStart"/>
+      <w:r>
+        <w:rPr>
+          <w:rFonts w:ascii="Arial" w:hAnsi="Arial" w:cs="Arial"/>
+          <w:sz w:val="22"/>
+          <w:szCs w:val="22"/>
+          <w:lang w:val="en-ID"/>
+        </w:rPr>
+        <w:t>sebagai</w:t>
+      </w:r>
+      <w:proofErr w:type="spellEnd"/>
+      <w:r>
+        <w:rPr>
+          <w:rFonts w:ascii="Arial" w:hAnsi="Arial" w:cs="Arial"/>
+          <w:sz w:val="22"/>
+          <w:szCs w:val="22"/>
+          <w:lang w:val="en-ID"/>
+        </w:rPr>
+        <w:t xml:space="preserve"> </w:t>
+      </w:r>
+      <w:proofErr w:type="spellStart"/>
+      <w:r>
+        <w:rPr>
+          <w:rFonts w:ascii="Arial" w:hAnsi="Arial" w:cs="Arial"/>
+          <w:sz w:val="22"/>
+          <w:szCs w:val="22"/>
+          <w:lang w:val="en-ID"/>
+        </w:rPr>
+        <w:t>aset</w:t>
+      </w:r>
+      <w:proofErr w:type="spellEnd"/>
+      <w:r>
+        <w:rPr>
+          <w:rFonts w:ascii="Arial" w:hAnsi="Arial" w:cs="Arial"/>
+          <w:sz w:val="22"/>
+          <w:szCs w:val="22"/>
+          <w:lang w:val="en-ID"/>
+        </w:rPr>
+        <w:t xml:space="preserve"> </w:t>
+      </w:r>
+      <w:proofErr w:type="spellStart"/>
+      <w:r>
+        <w:rPr>
+          <w:rFonts w:ascii="Arial" w:hAnsi="Arial" w:cs="Arial"/>
+          <w:sz w:val="22"/>
+          <w:szCs w:val="22"/>
+          <w:lang w:val="en-ID"/>
+        </w:rPr>
+        <w:t>tetap</w:t>
+      </w:r>
+      <w:proofErr w:type="spellEnd"/>
+      <w:r>
+        <w:rPr>
+          <w:rFonts w:ascii="Arial" w:hAnsi="Arial" w:cs="Arial"/>
+          <w:sz w:val="22"/>
+          <w:szCs w:val="22"/>
+          <w:lang w:val="en-ID"/>
+        </w:rPr>
+        <w:t xml:space="preserve">. </w:t>
       </w:r>
     </w:p>
     <w:p>
       <w:pPr>
-        <w:ind w:left="720"/>
+        <w:numPr>
+          <w:ilvl w:val="0"/>
+          <w:numId w:val="5"/>
+        </w:numPr>
         <w:jc w:val="both"/>
         <w:rPr>
           <w:rFonts w:ascii="Arial" w:hAnsi="Arial" w:cs="Arial"/>
@@ -1876,14 +3346,45 @@
           <w:lang w:val="en-ID"/>
         </w:rPr>
       </w:pPr>
-      <w:r>
-        <w:rPr>
-          <w:rFonts w:ascii="Arial" w:hAnsi="Arial" w:cs="Arial"/>
-          <w:sz w:val="22"/>
-          <w:szCs w:val="22"/>
-          <w:lang w:val="en-ID"/>
-        </w:rPr>
-        <w:t xml:space="preserve">Pada 1 Oktober 2024, </w:t>
+      <w:proofErr w:type="spellStart"/>
+      <w:r>
+        <w:rPr>
+          <w:rFonts w:ascii="Arial" w:hAnsi="Arial" w:cs="Arial"/>
+          <w:sz w:val="22"/>
+          <w:szCs w:val="22"/>
+          <w:lang w:val="en-ID"/>
+        </w:rPr>
+        <w:t>Tahun</w:t>
+      </w:r>
+      <w:proofErr w:type="spellEnd"/>
+      <w:r>
+        <w:rPr>
+          <w:rFonts w:ascii="Arial" w:hAnsi="Arial" w:cs="Arial"/>
+          <w:sz w:val="22"/>
+          <w:szCs w:val="22"/>
+          <w:lang w:val="en-ID"/>
+        </w:rPr>
+        <w:t xml:space="preserve"> </w:t>
+      </w:r>
+      <w:proofErr w:type="spellStart"/>
+      <w:r>
+        <w:rPr>
+          <w:rFonts w:ascii="Arial" w:hAnsi="Arial" w:cs="Arial"/>
+          <w:sz w:val="22"/>
+          <w:szCs w:val="22"/>
+          <w:lang w:val="en-ID"/>
+        </w:rPr>
+        <w:t>buku</w:t>
+      </w:r>
+      <w:proofErr w:type="spellEnd"/>
+      <w:r>
+        <w:rPr>
+          <w:rFonts w:ascii="Arial" w:hAnsi="Arial" w:cs="Arial"/>
+          <w:sz w:val="22"/>
+          <w:szCs w:val="22"/>
+          <w:lang w:val="en-ID"/>
+        </w:rPr>
+        <w:t xml:space="preserve"> </w:t>
       </w:r>
       <w:proofErr w:type="spellStart"/>
       <w:r>
@@ -1913,113 +3414,69 @@
           <w:szCs w:val="22"/>
           <w:lang w:val="en-ID"/>
         </w:rPr>
-        <w:t>mengeluarkan</w:t>
-      </w:r>
-      <w:proofErr w:type="spellEnd"/>
-      <w:r>
-        <w:rPr>
-          <w:rFonts w:ascii="Arial" w:hAnsi="Arial" w:cs="Arial"/>
-          <w:sz w:val="22"/>
-          <w:szCs w:val="22"/>
-          <w:lang w:val="en-ID"/>
-        </w:rPr>
-        <w:t xml:space="preserve"> </w:t>
-      </w:r>
-      <w:r>
-        <w:rPr>
-          <w:rFonts w:ascii="Arial" w:hAnsi="Arial" w:cs="Arial"/>
-          <w:i/>
-          <w:iCs/>
-          <w:sz w:val="22"/>
-          <w:szCs w:val="22"/>
-          <w:lang w:val="en-ID"/>
-        </w:rPr>
-        <w:t>notes payable</w:t>
-      </w:r>
-      <w:r>
-        <w:rPr>
-          <w:rFonts w:ascii="Arial" w:hAnsi="Arial" w:cs="Arial"/>
-          <w:sz w:val="22"/>
-          <w:szCs w:val="22"/>
-          <w:lang w:val="en-ID"/>
-        </w:rPr>
-        <w:t xml:space="preserve"> nominal Rp 2.000.000.000, bunga 10% per </w:t>
-      </w:r>
-      <w:proofErr w:type="spellStart"/>
-      <w:r>
-        <w:rPr>
-          <w:rFonts w:ascii="Arial" w:hAnsi="Arial" w:cs="Arial"/>
-          <w:sz w:val="22"/>
-          <w:szCs w:val="22"/>
-          <w:lang w:val="en-ID"/>
-        </w:rPr>
-        <w:t>tahun</w:t>
-      </w:r>
-      <w:proofErr w:type="spellEnd"/>
-      <w:r>
-        <w:rPr>
-          <w:rFonts w:ascii="Arial" w:hAnsi="Arial" w:cs="Arial"/>
-          <w:sz w:val="22"/>
-          <w:szCs w:val="22"/>
-          <w:lang w:val="en-ID"/>
-        </w:rPr>
-        <w:t xml:space="preserve">, </w:t>
-      </w:r>
-      <w:proofErr w:type="spellStart"/>
-      <w:r>
-        <w:rPr>
-          <w:rFonts w:ascii="Arial" w:hAnsi="Arial" w:cs="Arial"/>
-          <w:sz w:val="22"/>
-          <w:szCs w:val="22"/>
-          <w:lang w:val="en-ID"/>
-        </w:rPr>
-        <w:t>jangka</w:t>
-      </w:r>
-      <w:proofErr w:type="spellEnd"/>
-      <w:r>
-        <w:rPr>
-          <w:rFonts w:ascii="Arial" w:hAnsi="Arial" w:cs="Arial"/>
-          <w:sz w:val="22"/>
-          <w:szCs w:val="22"/>
-          <w:lang w:val="en-ID"/>
-        </w:rPr>
-        <w:t xml:space="preserve"> </w:t>
-      </w:r>
-      <w:proofErr w:type="spellStart"/>
-      <w:r>
-        <w:rPr>
-          <w:rFonts w:ascii="Arial" w:hAnsi="Arial" w:cs="Arial"/>
-          <w:sz w:val="22"/>
-          <w:szCs w:val="22"/>
-          <w:lang w:val="en-ID"/>
-        </w:rPr>
-        <w:t>waktu</w:t>
-      </w:r>
-      <w:proofErr w:type="spellEnd"/>
-      <w:r>
-        <w:rPr>
-          <w:rFonts w:ascii="Arial" w:hAnsi="Arial" w:cs="Arial"/>
-          <w:sz w:val="22"/>
-          <w:szCs w:val="22"/>
-          <w:lang w:val="en-ID"/>
-        </w:rPr>
-        <w:t xml:space="preserve"> 9 </w:t>
-      </w:r>
-      <w:proofErr w:type="spellStart"/>
-      <w:r>
-        <w:rPr>
-          <w:rFonts w:ascii="Arial" w:hAnsi="Arial" w:cs="Arial"/>
-          <w:sz w:val="22"/>
-          <w:szCs w:val="22"/>
-          <w:lang w:val="en-ID"/>
-        </w:rPr>
-        <w:t>bulan.</w:t>
-      </w:r>
-      <w:proofErr w:type="spellEnd"/>
+        <w:t>berakhir</w:t>
+      </w:r>
+      <w:proofErr w:type="spellEnd"/>
+      <w:r>
+        <w:rPr>
+          <w:rFonts w:ascii="Arial" w:hAnsi="Arial" w:cs="Arial"/>
+          <w:sz w:val="22"/>
+          <w:szCs w:val="22"/>
+          <w:lang w:val="en-ID"/>
+        </w:rPr>
+        <w:t xml:space="preserve"> pada </w:t>
+      </w:r>
+      <w:r>
+        <w:rPr>
+          <w:rFonts w:ascii="Arial" w:hAnsi="Arial" w:cs="Arial"/>
+          <w:b/>
+          <w:bCs/>
+          <w:sz w:val="22"/>
+          <w:szCs w:val="22"/>
+          <w:lang w:val="en-ID"/>
+        </w:rPr>
+        <w:t xml:space="preserve">31 </w:t>
+      </w:r>
+      <w:proofErr w:type="spellStart"/>
+      <w:r>
+        <w:rPr>
+          <w:rFonts w:ascii="Arial" w:hAnsi="Arial" w:cs="Arial"/>
+          <w:b/>
+          <w:bCs/>
+          <w:sz w:val="22"/>
+          <w:szCs w:val="22"/>
+          <w:lang w:val="en-ID"/>
+        </w:rPr>
+        <w:t>Desember</w:t>
+      </w:r>
+      <w:proofErr w:type="spellEnd"/>
+      <w:r>
+        <w:rPr>
+          <w:rFonts w:ascii="Arial" w:hAnsi="Arial" w:cs="Arial"/>
+          <w:b/>
+          <w:bCs/>
+          <w:sz w:val="22"/>
+          <w:szCs w:val="22"/>
+          <w:lang w:val="en-ID"/>
+        </w:rPr>
+        <w:t xml:space="preserve"> 2025</w:t>
+      </w:r>
+      <w:r>
+        <w:rPr>
+          <w:rFonts w:ascii="Arial" w:hAnsi="Arial" w:cs="Arial"/>
+          <w:sz w:val="22"/>
+          <w:szCs w:val="22"/>
+          <w:lang w:val="en-ID"/>
+        </w:rPr>
+        <w:t xml:space="preserve">. </w:t>
+      </w:r>
     </w:p>
     <w:p>
       <w:pPr>
-        <w:ind w:left="720"/>
+        <w:numPr>
+          <w:ilvl w:val="0"/>
+          <w:numId w:val="5"/>
+        </w:numPr>
         <w:jc w:val="both"/>
         <w:rPr>
           <w:rFonts w:ascii="Arial" w:hAnsi="Arial" w:cs="Arial"/>
@@ -2035,74 +3492,114 @@
           <w:szCs w:val="22"/>
           <w:lang w:val="en-ID"/>
         </w:rPr>
-        <w:t xml:space="preserve">Bunga </w:t>
-      </w:r>
-      <w:proofErr w:type="spellStart"/>
-      <w:r>
-        <w:rPr>
-          <w:rFonts w:ascii="Arial" w:hAnsi="Arial" w:cs="Arial"/>
-          <w:sz w:val="22"/>
-          <w:szCs w:val="22"/>
-          <w:lang w:val="en-ID"/>
-        </w:rPr>
-        <w:t>dibayar</w:t>
-      </w:r>
-      <w:proofErr w:type="spellEnd"/>
-      <w:r>
-        <w:rPr>
-          <w:rFonts w:ascii="Arial" w:hAnsi="Arial" w:cs="Arial"/>
-          <w:sz w:val="22"/>
-          <w:szCs w:val="22"/>
-          <w:lang w:val="en-ID"/>
-        </w:rPr>
-        <w:t xml:space="preserve"> pada </w:t>
-      </w:r>
-      <w:proofErr w:type="spellStart"/>
-      <w:r>
-        <w:rPr>
-          <w:rFonts w:ascii="Arial" w:hAnsi="Arial" w:cs="Arial"/>
-          <w:sz w:val="22"/>
-          <w:szCs w:val="22"/>
-          <w:lang w:val="en-ID"/>
-        </w:rPr>
-        <w:t>saat</w:t>
-      </w:r>
-      <w:proofErr w:type="spellEnd"/>
-      <w:r>
-        <w:rPr>
-          <w:rFonts w:ascii="Arial" w:hAnsi="Arial" w:cs="Arial"/>
-          <w:sz w:val="22"/>
-          <w:szCs w:val="22"/>
-          <w:lang w:val="en-ID"/>
-        </w:rPr>
-        <w:t xml:space="preserve"> </w:t>
-      </w:r>
-      <w:proofErr w:type="spellStart"/>
-      <w:r>
-        <w:rPr>
-          <w:rFonts w:ascii="Arial" w:hAnsi="Arial" w:cs="Arial"/>
-          <w:sz w:val="22"/>
-          <w:szCs w:val="22"/>
-          <w:lang w:val="en-ID"/>
-        </w:rPr>
-        <w:t>jatuh</w:t>
-      </w:r>
-      <w:proofErr w:type="spellEnd"/>
-      <w:r>
-        <w:rPr>
-          <w:rFonts w:ascii="Arial" w:hAnsi="Arial" w:cs="Arial"/>
-          <w:sz w:val="22"/>
-          <w:szCs w:val="22"/>
-          <w:lang w:val="en-ID"/>
-        </w:rPr>
-        <w:t xml:space="preserve"> tempo.</w:t>
+        <w:t xml:space="preserve">Forward contract </w:t>
+      </w:r>
+      <w:proofErr w:type="spellStart"/>
+      <w:r>
+        <w:rPr>
+          <w:rFonts w:ascii="Arial" w:hAnsi="Arial" w:cs="Arial"/>
+          <w:sz w:val="22"/>
+          <w:szCs w:val="22"/>
+          <w:lang w:val="en-ID"/>
+        </w:rPr>
+        <w:t>memenuhi</w:t>
+      </w:r>
+      <w:proofErr w:type="spellEnd"/>
+      <w:r>
+        <w:rPr>
+          <w:rFonts w:ascii="Arial" w:hAnsi="Arial" w:cs="Arial"/>
+          <w:sz w:val="22"/>
+          <w:szCs w:val="22"/>
+          <w:lang w:val="en-ID"/>
+        </w:rPr>
+        <w:t xml:space="preserve"> </w:t>
+      </w:r>
+      <w:proofErr w:type="spellStart"/>
+      <w:r>
+        <w:rPr>
+          <w:rFonts w:ascii="Arial" w:hAnsi="Arial" w:cs="Arial"/>
+          <w:sz w:val="22"/>
+          <w:szCs w:val="22"/>
+          <w:lang w:val="en-ID"/>
+        </w:rPr>
+        <w:t>persyaratan</w:t>
+      </w:r>
+      <w:proofErr w:type="spellEnd"/>
+      <w:r>
+        <w:rPr>
+          <w:rFonts w:ascii="Arial" w:hAnsi="Arial" w:cs="Arial"/>
+          <w:sz w:val="22"/>
+          <w:szCs w:val="22"/>
+          <w:lang w:val="en-ID"/>
+        </w:rPr>
+        <w:t xml:space="preserve"> </w:t>
+      </w:r>
+      <w:proofErr w:type="spellStart"/>
+      <w:r>
+        <w:rPr>
+          <w:rFonts w:ascii="Arial" w:hAnsi="Arial" w:cs="Arial"/>
+          <w:sz w:val="22"/>
+          <w:szCs w:val="22"/>
+          <w:lang w:val="en-ID"/>
+        </w:rPr>
+        <w:t>sebagai</w:t>
+      </w:r>
+      <w:proofErr w:type="spellEnd"/>
+      <w:r>
+        <w:rPr>
+          <w:rFonts w:ascii="Arial" w:hAnsi="Arial" w:cs="Arial"/>
+          <w:sz w:val="22"/>
+          <w:szCs w:val="22"/>
+          <w:lang w:val="en-ID"/>
+        </w:rPr>
+        <w:t xml:space="preserve"> </w:t>
+      </w:r>
+      <w:r>
+        <w:rPr>
+          <w:rFonts w:ascii="Arial" w:hAnsi="Arial" w:cs="Arial"/>
+          <w:b/>
+          <w:bCs/>
+          <w:sz w:val="22"/>
+          <w:szCs w:val="22"/>
+          <w:lang w:val="en-ID"/>
+        </w:rPr>
+        <w:t>Fair Value Hedge</w:t>
+      </w:r>
+      <w:r>
+        <w:rPr>
+          <w:rFonts w:ascii="Arial" w:hAnsi="Arial" w:cs="Arial"/>
+          <w:sz w:val="22"/>
+          <w:szCs w:val="22"/>
+          <w:lang w:val="en-ID"/>
+        </w:rPr>
+        <w:t xml:space="preserve"> </w:t>
+      </w:r>
+      <w:proofErr w:type="spellStart"/>
+      <w:r>
+        <w:rPr>
+          <w:rFonts w:ascii="Arial" w:hAnsi="Arial" w:cs="Arial"/>
+          <w:sz w:val="22"/>
+          <w:szCs w:val="22"/>
+          <w:lang w:val="en-ID"/>
+        </w:rPr>
+        <w:t>sesuai</w:t>
+      </w:r>
+      <w:proofErr w:type="spellEnd"/>
+      <w:r>
+        <w:rPr>
+          <w:rFonts w:ascii="Arial" w:hAnsi="Arial" w:cs="Arial"/>
+          <w:sz w:val="22"/>
+          <w:szCs w:val="22"/>
+          <w:lang w:val="en-ID"/>
+        </w:rPr>
+        <w:t xml:space="preserve"> PSAK/IFRS. </w:t>
       </w:r>
     </w:p>
     <w:p>
       <w:pPr>
         <w:numPr>
           <w:ilvl w:val="0"/>
-          <w:numId w:val="2"/>
+          <w:numId w:val="5"/>
         </w:numPr>
         <w:jc w:val="both"/>
         <w:rPr>
@@ -2112,59 +3609,49 @@
           <w:lang w:val="en-ID"/>
         </w:rPr>
       </w:pPr>
-      <w:r>
-        <w:rPr>
-          <w:rFonts w:ascii="Arial" w:hAnsi="Arial" w:cs="Arial"/>
-          <w:sz w:val="22"/>
-          <w:szCs w:val="22"/>
-          <w:lang w:val="en-ID"/>
-        </w:rPr>
-        <w:t xml:space="preserve">Wesel </w:t>
-      </w:r>
-      <w:proofErr w:type="spellStart"/>
-      <w:r>
-        <w:rPr>
-          <w:rFonts w:ascii="Arial" w:hAnsi="Arial" w:cs="Arial"/>
-          <w:sz w:val="22"/>
-          <w:szCs w:val="22"/>
-          <w:lang w:val="en-ID"/>
-        </w:rPr>
-        <w:t>bayar</w:t>
-      </w:r>
-      <w:proofErr w:type="spellEnd"/>
-      <w:r>
-        <w:rPr>
-          <w:rFonts w:ascii="Arial" w:hAnsi="Arial" w:cs="Arial"/>
-          <w:sz w:val="22"/>
-          <w:szCs w:val="22"/>
-          <w:lang w:val="en-ID"/>
-        </w:rPr>
-        <w:t xml:space="preserve"> </w:t>
-      </w:r>
-      <w:proofErr w:type="spellStart"/>
-      <w:r>
-        <w:rPr>
-          <w:rFonts w:ascii="Arial" w:hAnsi="Arial" w:cs="Arial"/>
-          <w:sz w:val="22"/>
-          <w:szCs w:val="22"/>
-          <w:lang w:val="en-ID"/>
-        </w:rPr>
-        <w:t>diskonto</w:t>
-      </w:r>
-      <w:proofErr w:type="spellEnd"/>
-      <w:r>
-        <w:rPr>
-          <w:rFonts w:ascii="Arial" w:hAnsi="Arial" w:cs="Arial"/>
-          <w:sz w:val="22"/>
-          <w:szCs w:val="22"/>
-          <w:lang w:val="en-ID"/>
-        </w:rPr>
-        <w:t xml:space="preserve"> (non-interest-bearing note):</w:t>
+      <w:proofErr w:type="spellStart"/>
+      <w:r>
+        <w:rPr>
+          <w:rFonts w:ascii="Arial" w:hAnsi="Arial" w:cs="Arial"/>
+          <w:sz w:val="22"/>
+          <w:szCs w:val="22"/>
+          <w:lang w:val="en-ID"/>
+        </w:rPr>
+        <w:t>Abaikan</w:t>
+      </w:r>
+      <w:proofErr w:type="spellEnd"/>
+      <w:r>
+        <w:rPr>
+          <w:rFonts w:ascii="Arial" w:hAnsi="Arial" w:cs="Arial"/>
+          <w:sz w:val="22"/>
+          <w:szCs w:val="22"/>
+          <w:lang w:val="en-ID"/>
+        </w:rPr>
+        <w:t xml:space="preserve"> </w:t>
+      </w:r>
+      <w:proofErr w:type="spellStart"/>
+      <w:r>
+        <w:rPr>
+          <w:rFonts w:ascii="Arial" w:hAnsi="Arial" w:cs="Arial"/>
+          <w:sz w:val="22"/>
+          <w:szCs w:val="22"/>
+          <w:lang w:val="en-ID"/>
+        </w:rPr>
+        <w:t>pajak</w:t>
+      </w:r>
+      <w:proofErr w:type="spellEnd"/>
+      <w:r>
+        <w:rPr>
+          <w:rFonts w:ascii="Arial" w:hAnsi="Arial" w:cs="Arial"/>
+          <w:sz w:val="22"/>
+          <w:szCs w:val="22"/>
+          <w:lang w:val="en-ID"/>
+        </w:rPr>
+        <w:t xml:space="preserve">. </w:t>
       </w:r>
     </w:p>
     <w:p>
       <w:pPr>
-        <w:ind w:left="720"/>
         <w:jc w:val="both"/>
         <w:rPr>
           <w:rFonts w:ascii="Arial" w:hAnsi="Arial" w:cs="Arial"/>
@@ -2173,239 +3660,110 @@
           <w:lang w:val="en-ID"/>
         </w:rPr>
       </w:pPr>
-      <w:r>
-        <w:rPr>
-          <w:rFonts w:ascii="Arial" w:hAnsi="Arial" w:cs="Arial"/>
-          <w:sz w:val="22"/>
-          <w:szCs w:val="22"/>
-          <w:lang w:val="en-ID"/>
-        </w:rPr>
-        <w:t xml:space="preserve">Pada 1 November 2024, </w:t>
-      </w:r>
-      <w:proofErr w:type="spellStart"/>
-      <w:r>
-        <w:rPr>
-          <w:rFonts w:ascii="Arial" w:hAnsi="Arial" w:cs="Arial"/>
-          <w:sz w:val="22"/>
-          <w:szCs w:val="22"/>
-          <w:lang w:val="en-ID"/>
-        </w:rPr>
-        <w:t>perusahaan</w:t>
-      </w:r>
-      <w:proofErr w:type="spellEnd"/>
-      <w:r>
-        <w:rPr>
-          <w:rFonts w:ascii="Arial" w:hAnsi="Arial" w:cs="Arial"/>
-          <w:sz w:val="22"/>
-          <w:szCs w:val="22"/>
-          <w:lang w:val="en-ID"/>
-        </w:rPr>
-        <w:t xml:space="preserve"> </w:t>
-      </w:r>
-      <w:proofErr w:type="spellStart"/>
-      <w:r>
-        <w:rPr>
-          <w:rFonts w:ascii="Arial" w:hAnsi="Arial" w:cs="Arial"/>
-          <w:sz w:val="22"/>
-          <w:szCs w:val="22"/>
-          <w:lang w:val="en-ID"/>
-        </w:rPr>
-        <w:t>menandatangani</w:t>
-      </w:r>
-      <w:proofErr w:type="spellEnd"/>
-      <w:r>
-        <w:rPr>
-          <w:rFonts w:ascii="Arial" w:hAnsi="Arial" w:cs="Arial"/>
-          <w:sz w:val="22"/>
-          <w:szCs w:val="22"/>
-          <w:lang w:val="en-ID"/>
-        </w:rPr>
-        <w:t xml:space="preserve"> </w:t>
-      </w:r>
-      <w:proofErr w:type="spellStart"/>
-      <w:r>
-        <w:rPr>
-          <w:rFonts w:ascii="Arial" w:hAnsi="Arial" w:cs="Arial"/>
-          <w:sz w:val="22"/>
-          <w:szCs w:val="22"/>
-          <w:lang w:val="en-ID"/>
-        </w:rPr>
-        <w:t>wesel</w:t>
-      </w:r>
-      <w:proofErr w:type="spellEnd"/>
-      <w:r>
-        <w:rPr>
-          <w:rFonts w:ascii="Arial" w:hAnsi="Arial" w:cs="Arial"/>
-          <w:sz w:val="22"/>
-          <w:szCs w:val="22"/>
-          <w:lang w:val="en-ID"/>
-        </w:rPr>
-        <w:t xml:space="preserve"> </w:t>
-      </w:r>
-      <w:proofErr w:type="spellStart"/>
-      <w:r>
-        <w:rPr>
-          <w:rFonts w:ascii="Arial" w:hAnsi="Arial" w:cs="Arial"/>
-          <w:sz w:val="22"/>
-          <w:szCs w:val="22"/>
-          <w:lang w:val="en-ID"/>
-        </w:rPr>
-        <w:t>tanpa</w:t>
-      </w:r>
-      <w:proofErr w:type="spellEnd"/>
-      <w:r>
-        <w:rPr>
-          <w:rFonts w:ascii="Arial" w:hAnsi="Arial" w:cs="Arial"/>
-          <w:sz w:val="22"/>
-          <w:szCs w:val="22"/>
-          <w:lang w:val="en-ID"/>
-        </w:rPr>
-        <w:t xml:space="preserve"> bunga nominal Rp 1.000.000.000, </w:t>
-      </w:r>
-      <w:proofErr w:type="spellStart"/>
-      <w:r>
-        <w:rPr>
-          <w:rFonts w:ascii="Arial" w:hAnsi="Arial" w:cs="Arial"/>
-          <w:sz w:val="22"/>
-          <w:szCs w:val="22"/>
-          <w:lang w:val="en-ID"/>
-        </w:rPr>
-        <w:t>jangka</w:t>
-      </w:r>
-      <w:proofErr w:type="spellEnd"/>
-      <w:r>
-        <w:rPr>
-          <w:rFonts w:ascii="Arial" w:hAnsi="Arial" w:cs="Arial"/>
-          <w:sz w:val="22"/>
-          <w:szCs w:val="22"/>
-          <w:lang w:val="en-ID"/>
-        </w:rPr>
-        <w:t xml:space="preserve"> </w:t>
-      </w:r>
-      <w:proofErr w:type="spellStart"/>
-      <w:r>
-        <w:rPr>
-          <w:rFonts w:ascii="Arial" w:hAnsi="Arial" w:cs="Arial"/>
-          <w:sz w:val="22"/>
-          <w:szCs w:val="22"/>
-          <w:lang w:val="en-ID"/>
-        </w:rPr>
-        <w:t>waktu</w:t>
-      </w:r>
-      <w:proofErr w:type="spellEnd"/>
-      <w:r>
-        <w:rPr>
-          <w:rFonts w:ascii="Arial" w:hAnsi="Arial" w:cs="Arial"/>
-          <w:sz w:val="22"/>
-          <w:szCs w:val="22"/>
-          <w:lang w:val="en-ID"/>
-        </w:rPr>
-        <w:t xml:space="preserve"> 4 </w:t>
-      </w:r>
-      <w:proofErr w:type="spellStart"/>
-      <w:r>
-        <w:rPr>
-          <w:rFonts w:ascii="Arial" w:hAnsi="Arial" w:cs="Arial"/>
-          <w:sz w:val="22"/>
-          <w:szCs w:val="22"/>
-          <w:lang w:val="en-ID"/>
-        </w:rPr>
-        <w:t>bulan</w:t>
-      </w:r>
-      <w:proofErr w:type="spellEnd"/>
-      <w:r>
-        <w:rPr>
-          <w:rFonts w:ascii="Arial" w:hAnsi="Arial" w:cs="Arial"/>
-          <w:sz w:val="22"/>
-          <w:szCs w:val="22"/>
-          <w:lang w:val="en-ID"/>
-        </w:rPr>
-        <w:t>.</w:t>
-      </w:r>
-      <w:r>
-        <w:rPr>
-          <w:rFonts w:ascii="Arial" w:hAnsi="Arial" w:cs="Arial"/>
-          <w:sz w:val="22"/>
-          <w:szCs w:val="22"/>
-          <w:lang w:val="en-ID"/>
-        </w:rPr>
-        <w:t xml:space="preserve"> </w:t>
-      </w:r>
-      <w:r>
-        <w:rPr>
-          <w:rFonts w:ascii="Arial" w:hAnsi="Arial" w:cs="Arial"/>
-          <w:sz w:val="22"/>
-          <w:szCs w:val="22"/>
-          <w:lang w:val="en-ID"/>
-        </w:rPr>
-        <w:t xml:space="preserve">Bank </w:t>
-      </w:r>
-      <w:proofErr w:type="spellStart"/>
-      <w:r>
-        <w:rPr>
-          <w:rFonts w:ascii="Arial" w:hAnsi="Arial" w:cs="Arial"/>
-          <w:sz w:val="22"/>
-          <w:szCs w:val="22"/>
-          <w:lang w:val="en-ID"/>
-        </w:rPr>
-        <w:t>memberikan</w:t>
-      </w:r>
-      <w:proofErr w:type="spellEnd"/>
-      <w:r>
-        <w:rPr>
-          <w:rFonts w:ascii="Arial" w:hAnsi="Arial" w:cs="Arial"/>
-          <w:sz w:val="22"/>
-          <w:szCs w:val="22"/>
-          <w:lang w:val="en-ID"/>
-        </w:rPr>
-        <w:t xml:space="preserve"> </w:t>
-      </w:r>
-      <w:proofErr w:type="spellStart"/>
-      <w:r>
-        <w:rPr>
-          <w:rFonts w:ascii="Arial" w:hAnsi="Arial" w:cs="Arial"/>
-          <w:sz w:val="22"/>
-          <w:szCs w:val="22"/>
-          <w:lang w:val="en-ID"/>
-        </w:rPr>
-        <w:t>hasil</w:t>
-      </w:r>
-      <w:proofErr w:type="spellEnd"/>
-      <w:r>
-        <w:rPr>
-          <w:rFonts w:ascii="Arial" w:hAnsi="Arial" w:cs="Arial"/>
-          <w:sz w:val="22"/>
-          <w:szCs w:val="22"/>
-          <w:lang w:val="en-ID"/>
-        </w:rPr>
-        <w:t xml:space="preserve"> (proceeds) </w:t>
-      </w:r>
-      <w:proofErr w:type="spellStart"/>
-      <w:r>
-        <w:rPr>
-          <w:rFonts w:ascii="Arial" w:hAnsi="Arial" w:cs="Arial"/>
-          <w:sz w:val="22"/>
-          <w:szCs w:val="22"/>
-          <w:lang w:val="en-ID"/>
-        </w:rPr>
-        <w:t>sebesar</w:t>
-      </w:r>
-      <w:proofErr w:type="spellEnd"/>
-      <w:r>
-        <w:rPr>
-          <w:rFonts w:ascii="Arial" w:hAnsi="Arial" w:cs="Arial"/>
-          <w:sz w:val="22"/>
-          <w:szCs w:val="22"/>
-          <w:lang w:val="en-ID"/>
-        </w:rPr>
-        <w:t xml:space="preserve"> Rp 960.000.000.</w:t>
-      </w:r>
     </w:p>
     <w:p>
       <w:pPr>
+        <w:jc w:val="both"/>
+        <w:rPr>
+          <w:rFonts w:ascii="Arial" w:hAnsi="Arial" w:cs="Arial"/>
+          <w:b/>
+          <w:bCs/>
+          <w:sz w:val="22"/>
+          <w:szCs w:val="22"/>
+          <w:lang w:val="en-ID"/>
+        </w:rPr>
+      </w:pPr>
+      <w:proofErr w:type="spellStart"/>
+      <w:r>
+        <w:rPr>
+          <w:rFonts w:ascii="Arial" w:hAnsi="Arial" w:cs="Arial"/>
+          <w:b/>
+          <w:bCs/>
+          <w:sz w:val="22"/>
+          <w:szCs w:val="22"/>
+          <w:lang w:val="en-ID"/>
+        </w:rPr>
+        <w:t>Pertanyaan</w:t>
+      </w:r>
+      <w:proofErr w:type="spellEnd"/>
+    </w:p>
+    <w:p>
+      <w:pPr>
+        <w:jc w:val="both"/>
+        <w:rPr>
+          <w:rFonts w:ascii="Arial" w:hAnsi="Arial" w:cs="Arial"/>
+          <w:b/>
+          <w:bCs/>
+          <w:sz w:val="22"/>
+          <w:szCs w:val="22"/>
+          <w:lang w:val="en-ID"/>
+        </w:rPr>
+      </w:pPr>
+      <w:r>
+        <w:rPr>
+          <w:rFonts w:ascii="Arial" w:hAnsi="Arial" w:cs="Arial"/>
+          <w:b/>
+          <w:bCs/>
+          <w:sz w:val="22"/>
+          <w:szCs w:val="22"/>
+          <w:lang w:val="en-ID"/>
+        </w:rPr>
+        <w:t xml:space="preserve">Bagian A – </w:t>
+      </w:r>
+      <w:proofErr w:type="spellStart"/>
+      <w:r>
+        <w:rPr>
+          <w:rFonts w:ascii="Arial" w:hAnsi="Arial" w:cs="Arial"/>
+          <w:b/>
+          <w:bCs/>
+          <w:sz w:val="22"/>
+          <w:szCs w:val="22"/>
+          <w:lang w:val="en-ID"/>
+        </w:rPr>
+        <w:t>Konsep</w:t>
+      </w:r>
+      <w:proofErr w:type="spellEnd"/>
+      <w:r>
+        <w:rPr>
+          <w:rFonts w:ascii="Arial" w:hAnsi="Arial" w:cs="Arial"/>
+          <w:b/>
+          <w:bCs/>
+          <w:sz w:val="22"/>
+          <w:szCs w:val="22"/>
+          <w:lang w:val="en-ID"/>
+        </w:rPr>
+        <w:t xml:space="preserve"> (20 </w:t>
+      </w:r>
+      <w:proofErr w:type="spellStart"/>
+      <w:r>
+        <w:rPr>
+          <w:rFonts w:ascii="Arial" w:hAnsi="Arial" w:cs="Arial"/>
+          <w:b/>
+          <w:bCs/>
+          <w:sz w:val="22"/>
+          <w:szCs w:val="22"/>
+          <w:lang w:val="en-ID"/>
+        </w:rPr>
+        <w:t>poin</w:t>
+      </w:r>
+      <w:proofErr w:type="spellEnd"/>
+      <w:r>
+        <w:rPr>
+          <w:rFonts w:ascii="Arial" w:hAnsi="Arial" w:cs="Arial"/>
+          <w:b/>
+          <w:bCs/>
+          <w:sz w:val="22"/>
+          <w:szCs w:val="22"/>
+          <w:lang w:val="en-ID"/>
+        </w:rPr>
+        <w:t>)</w:t>
+      </w:r>
+    </w:p>
+    <w:p>
+      <w:pPr>
         <w:numPr>
           <w:ilvl w:val="0"/>
-          <w:numId w:val="2"/>
+          <w:numId w:val="6"/>
         </w:numPr>
         <w:jc w:val="both"/>
         <w:rPr>
@@ -2415,99 +3773,73 @@
           <w:lang w:val="en-ID"/>
         </w:rPr>
       </w:pPr>
-      <w:r>
-        <w:rPr>
-          <w:rFonts w:ascii="Arial" w:hAnsi="Arial" w:cs="Arial"/>
-          <w:sz w:val="22"/>
-          <w:szCs w:val="22"/>
-          <w:lang w:val="en-ID"/>
-        </w:rPr>
-        <w:t xml:space="preserve">Bagian utang </w:t>
-      </w:r>
-      <w:proofErr w:type="spellStart"/>
-      <w:r>
-        <w:rPr>
-          <w:rFonts w:ascii="Arial" w:hAnsi="Arial" w:cs="Arial"/>
-          <w:sz w:val="22"/>
-          <w:szCs w:val="22"/>
-          <w:lang w:val="en-ID"/>
-        </w:rPr>
-        <w:t>jangka</w:t>
-      </w:r>
-      <w:proofErr w:type="spellEnd"/>
-      <w:r>
-        <w:rPr>
-          <w:rFonts w:ascii="Arial" w:hAnsi="Arial" w:cs="Arial"/>
-          <w:sz w:val="22"/>
-          <w:szCs w:val="22"/>
-          <w:lang w:val="en-ID"/>
-        </w:rPr>
-        <w:t xml:space="preserve"> </w:t>
-      </w:r>
-      <w:proofErr w:type="spellStart"/>
-      <w:r>
-        <w:rPr>
-          <w:rFonts w:ascii="Arial" w:hAnsi="Arial" w:cs="Arial"/>
-          <w:sz w:val="22"/>
-          <w:szCs w:val="22"/>
-          <w:lang w:val="en-ID"/>
-        </w:rPr>
-        <w:t>panjang</w:t>
-      </w:r>
-      <w:proofErr w:type="spellEnd"/>
-      <w:r>
-        <w:rPr>
-          <w:rFonts w:ascii="Arial" w:hAnsi="Arial" w:cs="Arial"/>
-          <w:sz w:val="22"/>
-          <w:szCs w:val="22"/>
-          <w:lang w:val="en-ID"/>
-        </w:rPr>
-        <w:t xml:space="preserve"> yang </w:t>
-      </w:r>
-      <w:proofErr w:type="spellStart"/>
-      <w:r>
-        <w:rPr>
-          <w:rFonts w:ascii="Arial" w:hAnsi="Arial" w:cs="Arial"/>
-          <w:sz w:val="22"/>
-          <w:szCs w:val="22"/>
-          <w:lang w:val="en-ID"/>
-        </w:rPr>
-        <w:t>akan</w:t>
-      </w:r>
-      <w:proofErr w:type="spellEnd"/>
-      <w:r>
-        <w:rPr>
-          <w:rFonts w:ascii="Arial" w:hAnsi="Arial" w:cs="Arial"/>
-          <w:sz w:val="22"/>
-          <w:szCs w:val="22"/>
-          <w:lang w:val="en-ID"/>
-        </w:rPr>
-        <w:t xml:space="preserve"> </w:t>
-      </w:r>
-      <w:proofErr w:type="spellStart"/>
-      <w:r>
-        <w:rPr>
-          <w:rFonts w:ascii="Arial" w:hAnsi="Arial" w:cs="Arial"/>
-          <w:sz w:val="22"/>
-          <w:szCs w:val="22"/>
-          <w:lang w:val="en-ID"/>
-        </w:rPr>
-        <w:t>jatuh</w:t>
-      </w:r>
-      <w:proofErr w:type="spellEnd"/>
-      <w:r>
-        <w:rPr>
-          <w:rFonts w:ascii="Arial" w:hAnsi="Arial" w:cs="Arial"/>
-          <w:sz w:val="22"/>
-          <w:szCs w:val="22"/>
-          <w:lang w:val="en-ID"/>
-        </w:rPr>
-        <w:t xml:space="preserve"> tempo:</w:t>
+      <w:proofErr w:type="spellStart"/>
+      <w:r>
+        <w:rPr>
+          <w:rFonts w:ascii="Arial" w:hAnsi="Arial" w:cs="Arial"/>
+          <w:sz w:val="22"/>
+          <w:szCs w:val="22"/>
+          <w:lang w:val="en-ID"/>
+        </w:rPr>
+        <w:t>Jelaskan</w:t>
+      </w:r>
+      <w:proofErr w:type="spellEnd"/>
+      <w:r>
+        <w:rPr>
+          <w:rFonts w:ascii="Arial" w:hAnsi="Arial" w:cs="Arial"/>
+          <w:sz w:val="22"/>
+          <w:szCs w:val="22"/>
+          <w:lang w:val="en-ID"/>
+        </w:rPr>
+        <w:t xml:space="preserve"> </w:t>
+      </w:r>
+      <w:proofErr w:type="spellStart"/>
+      <w:r>
+        <w:rPr>
+          <w:rFonts w:ascii="Arial" w:hAnsi="Arial" w:cs="Arial"/>
+          <w:sz w:val="22"/>
+          <w:szCs w:val="22"/>
+          <w:lang w:val="en-ID"/>
+        </w:rPr>
+        <w:t>perbedaan</w:t>
+      </w:r>
+      <w:proofErr w:type="spellEnd"/>
+      <w:r>
+        <w:rPr>
+          <w:rFonts w:ascii="Arial" w:hAnsi="Arial" w:cs="Arial"/>
+          <w:sz w:val="22"/>
+          <w:szCs w:val="22"/>
+          <w:lang w:val="en-ID"/>
+        </w:rPr>
+        <w:t xml:space="preserve"> </w:t>
+      </w:r>
+      <w:proofErr w:type="spellStart"/>
+      <w:r>
+        <w:rPr>
+          <w:rFonts w:ascii="Arial" w:hAnsi="Arial" w:cs="Arial"/>
+          <w:sz w:val="22"/>
+          <w:szCs w:val="22"/>
+          <w:lang w:val="en-ID"/>
+        </w:rPr>
+        <w:t>antara</w:t>
+      </w:r>
+      <w:proofErr w:type="spellEnd"/>
+      <w:r>
+        <w:rPr>
+          <w:rFonts w:ascii="Arial" w:hAnsi="Arial" w:cs="Arial"/>
+          <w:sz w:val="22"/>
+          <w:szCs w:val="22"/>
+          <w:lang w:val="en-ID"/>
+        </w:rPr>
+        <w:t xml:space="preserve">: </w:t>
       </w:r>
     </w:p>
     <w:p>
       <w:pPr>
-        <w:ind w:left="720"/>
+        <w:numPr>
+          <w:ilvl w:val="1"/>
+          <w:numId w:val="6"/>
+        </w:numPr>
         <w:jc w:val="both"/>
         <w:rPr>
           <w:rFonts w:ascii="Arial" w:hAnsi="Arial" w:cs="Arial"/>
@@ -2523,212 +3855,15 @@
           <w:szCs w:val="22"/>
           <w:lang w:val="en-ID"/>
         </w:rPr>
-        <w:t xml:space="preserve">PT Andalas </w:t>
-      </w:r>
-      <w:proofErr w:type="spellStart"/>
-      <w:r>
-        <w:rPr>
-          <w:rFonts w:ascii="Arial" w:hAnsi="Arial" w:cs="Arial"/>
-          <w:sz w:val="22"/>
-          <w:szCs w:val="22"/>
-          <w:lang w:val="en-ID"/>
-        </w:rPr>
-        <w:t>memiliki</w:t>
-      </w:r>
-      <w:proofErr w:type="spellEnd"/>
-      <w:r>
-        <w:rPr>
-          <w:rFonts w:ascii="Arial" w:hAnsi="Arial" w:cs="Arial"/>
-          <w:sz w:val="22"/>
-          <w:szCs w:val="22"/>
-          <w:lang w:val="en-ID"/>
-        </w:rPr>
-        <w:t xml:space="preserve"> </w:t>
-      </w:r>
-      <w:proofErr w:type="spellStart"/>
-      <w:r>
-        <w:rPr>
-          <w:rFonts w:ascii="Arial" w:hAnsi="Arial" w:cs="Arial"/>
-          <w:sz w:val="22"/>
-          <w:szCs w:val="22"/>
-          <w:lang w:val="en-ID"/>
-        </w:rPr>
-        <w:t>pinjaman</w:t>
-      </w:r>
-      <w:proofErr w:type="spellEnd"/>
-      <w:r>
-        <w:rPr>
-          <w:rFonts w:ascii="Arial" w:hAnsi="Arial" w:cs="Arial"/>
-          <w:sz w:val="22"/>
-          <w:szCs w:val="22"/>
-          <w:lang w:val="en-ID"/>
-        </w:rPr>
-        <w:t xml:space="preserve"> </w:t>
-      </w:r>
-      <w:proofErr w:type="spellStart"/>
-      <w:r>
-        <w:rPr>
-          <w:rFonts w:ascii="Arial" w:hAnsi="Arial" w:cs="Arial"/>
-          <w:sz w:val="22"/>
-          <w:szCs w:val="22"/>
-          <w:lang w:val="en-ID"/>
-        </w:rPr>
-        <w:t>jangka</w:t>
-      </w:r>
-      <w:proofErr w:type="spellEnd"/>
-      <w:r>
-        <w:rPr>
-          <w:rFonts w:ascii="Arial" w:hAnsi="Arial" w:cs="Arial"/>
-          <w:sz w:val="22"/>
-          <w:szCs w:val="22"/>
-          <w:lang w:val="en-ID"/>
-        </w:rPr>
-        <w:t xml:space="preserve"> </w:t>
-      </w:r>
-      <w:proofErr w:type="spellStart"/>
-      <w:r>
-        <w:rPr>
-          <w:rFonts w:ascii="Arial" w:hAnsi="Arial" w:cs="Arial"/>
-          <w:sz w:val="22"/>
-          <w:szCs w:val="22"/>
-          <w:lang w:val="en-ID"/>
-        </w:rPr>
-        <w:t>panjang</w:t>
-      </w:r>
-      <w:proofErr w:type="spellEnd"/>
-      <w:r>
-        <w:rPr>
-          <w:rFonts w:ascii="Arial" w:hAnsi="Arial" w:cs="Arial"/>
-          <w:sz w:val="22"/>
-          <w:szCs w:val="22"/>
-          <w:lang w:val="en-ID"/>
-        </w:rPr>
-        <w:t xml:space="preserve"> Rp 5.000.000.000 yang </w:t>
-      </w:r>
-      <w:proofErr w:type="spellStart"/>
-      <w:r>
-        <w:rPr>
-          <w:rFonts w:ascii="Arial" w:hAnsi="Arial" w:cs="Arial"/>
-          <w:sz w:val="22"/>
-          <w:szCs w:val="22"/>
-          <w:lang w:val="en-ID"/>
-        </w:rPr>
-        <w:t>jatuh</w:t>
-      </w:r>
-      <w:proofErr w:type="spellEnd"/>
-      <w:r>
-        <w:rPr>
-          <w:rFonts w:ascii="Arial" w:hAnsi="Arial" w:cs="Arial"/>
-          <w:sz w:val="22"/>
-          <w:szCs w:val="22"/>
-          <w:lang w:val="en-ID"/>
-        </w:rPr>
-        <w:t xml:space="preserve"> tempo </w:t>
-      </w:r>
-      <w:proofErr w:type="spellStart"/>
-      <w:r>
-        <w:rPr>
-          <w:rFonts w:ascii="Arial" w:hAnsi="Arial" w:cs="Arial"/>
-          <w:sz w:val="22"/>
-          <w:szCs w:val="22"/>
-          <w:lang w:val="en-ID"/>
-        </w:rPr>
-        <w:t>bertahap</w:t>
-      </w:r>
-      <w:proofErr w:type="spellEnd"/>
-      <w:r>
-        <w:rPr>
-          <w:rFonts w:ascii="Arial" w:hAnsi="Arial" w:cs="Arial"/>
-          <w:sz w:val="22"/>
-          <w:szCs w:val="22"/>
-          <w:lang w:val="en-ID"/>
-        </w:rPr>
-        <w:t xml:space="preserve">. </w:t>
-      </w:r>
-      <w:proofErr w:type="spellStart"/>
-      <w:r>
-        <w:rPr>
-          <w:rFonts w:ascii="Arial" w:hAnsi="Arial" w:cs="Arial"/>
-          <w:sz w:val="22"/>
-          <w:szCs w:val="22"/>
-          <w:lang w:val="en-ID"/>
-        </w:rPr>
-        <w:t>Sebesar</w:t>
-      </w:r>
-      <w:proofErr w:type="spellEnd"/>
-      <w:r>
-        <w:rPr>
-          <w:rFonts w:ascii="Arial" w:hAnsi="Arial" w:cs="Arial"/>
-          <w:sz w:val="22"/>
-          <w:szCs w:val="22"/>
-          <w:lang w:val="en-ID"/>
-        </w:rPr>
-        <w:t xml:space="preserve"> Rp 1.000.000.000 </w:t>
-      </w:r>
-      <w:proofErr w:type="spellStart"/>
-      <w:r>
-        <w:rPr>
-          <w:rFonts w:ascii="Arial" w:hAnsi="Arial" w:cs="Arial"/>
-          <w:sz w:val="22"/>
-          <w:szCs w:val="22"/>
-          <w:lang w:val="en-ID"/>
-        </w:rPr>
-        <w:t>akan</w:t>
-      </w:r>
-      <w:proofErr w:type="spellEnd"/>
-      <w:r>
-        <w:rPr>
-          <w:rFonts w:ascii="Arial" w:hAnsi="Arial" w:cs="Arial"/>
-          <w:sz w:val="22"/>
-          <w:szCs w:val="22"/>
-          <w:lang w:val="en-ID"/>
-        </w:rPr>
-        <w:t xml:space="preserve"> </w:t>
-      </w:r>
-      <w:proofErr w:type="spellStart"/>
-      <w:r>
-        <w:rPr>
-          <w:rFonts w:ascii="Arial" w:hAnsi="Arial" w:cs="Arial"/>
-          <w:sz w:val="22"/>
-          <w:szCs w:val="22"/>
-          <w:lang w:val="en-ID"/>
-        </w:rPr>
-        <w:t>jatuh</w:t>
-      </w:r>
-      <w:proofErr w:type="spellEnd"/>
-      <w:r>
-        <w:rPr>
-          <w:rFonts w:ascii="Arial" w:hAnsi="Arial" w:cs="Arial"/>
-          <w:sz w:val="22"/>
-          <w:szCs w:val="22"/>
-          <w:lang w:val="en-ID"/>
-        </w:rPr>
-        <w:t xml:space="preserve"> tempo 15 </w:t>
-      </w:r>
-      <w:proofErr w:type="spellStart"/>
-      <w:r>
-        <w:rPr>
-          <w:rFonts w:ascii="Arial" w:hAnsi="Arial" w:cs="Arial"/>
-          <w:sz w:val="22"/>
-          <w:szCs w:val="22"/>
-          <w:lang w:val="en-ID"/>
-        </w:rPr>
-        <w:t>Februari</w:t>
-      </w:r>
-      <w:proofErr w:type="spellEnd"/>
-      <w:r>
-        <w:rPr>
-          <w:rFonts w:ascii="Arial" w:hAnsi="Arial" w:cs="Arial"/>
-          <w:sz w:val="22"/>
-          <w:szCs w:val="22"/>
-          <w:lang w:val="en-ID"/>
-        </w:rPr>
-        <w:t xml:space="preserve"> 2025.</w:t>
+        <w:t xml:space="preserve">Foreign Currency Transaction </w:t>
       </w:r>
     </w:p>
     <w:p>
       <w:pPr>
-        <w:ind w:left="720"/>
+        <w:numPr>
+          <w:ilvl w:val="1"/>
+          <w:numId w:val="6"/>
+        </w:numPr>
         <w:jc w:val="both"/>
         <w:rPr>
           <w:rFonts w:ascii="Arial" w:hAnsi="Arial" w:cs="Arial"/>
@@ -2744,134 +3879,14 @@
           <w:szCs w:val="22"/>
           <w:lang w:val="en-ID"/>
         </w:rPr>
-        <w:t xml:space="preserve">Perusahaan </w:t>
-      </w:r>
-      <w:proofErr w:type="spellStart"/>
-      <w:r>
-        <w:rPr>
-          <w:rFonts w:ascii="Arial" w:hAnsi="Arial" w:cs="Arial"/>
-          <w:sz w:val="22"/>
-          <w:szCs w:val="22"/>
-          <w:lang w:val="en-ID"/>
-        </w:rPr>
-        <w:t>berencana</w:t>
-      </w:r>
-      <w:proofErr w:type="spellEnd"/>
-      <w:r>
-        <w:rPr>
-          <w:rFonts w:ascii="Arial" w:hAnsi="Arial" w:cs="Arial"/>
-          <w:sz w:val="22"/>
-          <w:szCs w:val="22"/>
-          <w:lang w:val="en-ID"/>
-        </w:rPr>
-        <w:t xml:space="preserve"> </w:t>
-      </w:r>
-      <w:proofErr w:type="spellStart"/>
-      <w:r>
-        <w:rPr>
-          <w:rFonts w:ascii="Arial" w:hAnsi="Arial" w:cs="Arial"/>
-          <w:sz w:val="22"/>
-          <w:szCs w:val="22"/>
-          <w:lang w:val="en-ID"/>
-        </w:rPr>
-        <w:t>melunasi</w:t>
-      </w:r>
-      <w:proofErr w:type="spellEnd"/>
-      <w:r>
-        <w:rPr>
-          <w:rFonts w:ascii="Arial" w:hAnsi="Arial" w:cs="Arial"/>
-          <w:sz w:val="22"/>
-          <w:szCs w:val="22"/>
-          <w:lang w:val="en-ID"/>
-        </w:rPr>
-        <w:t xml:space="preserve"> </w:t>
-      </w:r>
-      <w:proofErr w:type="spellStart"/>
-      <w:r>
-        <w:rPr>
-          <w:rFonts w:ascii="Arial" w:hAnsi="Arial" w:cs="Arial"/>
-          <w:sz w:val="22"/>
-          <w:szCs w:val="22"/>
-          <w:lang w:val="en-ID"/>
-        </w:rPr>
-        <w:t>dengan</w:t>
-      </w:r>
-      <w:proofErr w:type="spellEnd"/>
-      <w:r>
-        <w:rPr>
-          <w:rFonts w:ascii="Arial" w:hAnsi="Arial" w:cs="Arial"/>
-          <w:sz w:val="22"/>
-          <w:szCs w:val="22"/>
-          <w:lang w:val="en-ID"/>
-        </w:rPr>
-        <w:t xml:space="preserve"> kas yang </w:t>
-      </w:r>
-      <w:proofErr w:type="spellStart"/>
-      <w:r>
-        <w:rPr>
-          <w:rFonts w:ascii="Arial" w:hAnsi="Arial" w:cs="Arial"/>
-          <w:sz w:val="22"/>
-          <w:szCs w:val="22"/>
-          <w:lang w:val="en-ID"/>
-        </w:rPr>
-        <w:t>tersedia</w:t>
-      </w:r>
-      <w:proofErr w:type="spellEnd"/>
-      <w:r>
-        <w:rPr>
-          <w:rFonts w:ascii="Arial" w:hAnsi="Arial" w:cs="Arial"/>
-          <w:sz w:val="22"/>
-          <w:szCs w:val="22"/>
-          <w:lang w:val="en-ID"/>
-        </w:rPr>
-        <w:t xml:space="preserve">, </w:t>
-      </w:r>
-      <w:proofErr w:type="spellStart"/>
-      <w:r>
-        <w:rPr>
-          <w:rFonts w:ascii="Arial" w:hAnsi="Arial" w:cs="Arial"/>
-          <w:sz w:val="22"/>
-          <w:szCs w:val="22"/>
-          <w:lang w:val="en-ID"/>
-        </w:rPr>
-        <w:t>bukan</w:t>
-      </w:r>
-      <w:proofErr w:type="spellEnd"/>
-      <w:r>
-        <w:rPr>
-          <w:rFonts w:ascii="Arial" w:hAnsi="Arial" w:cs="Arial"/>
-          <w:sz w:val="22"/>
-          <w:szCs w:val="22"/>
-          <w:lang w:val="en-ID"/>
-        </w:rPr>
-        <w:t xml:space="preserve"> </w:t>
-      </w:r>
-      <w:proofErr w:type="spellStart"/>
-      <w:r>
-        <w:rPr>
-          <w:rFonts w:ascii="Arial" w:hAnsi="Arial" w:cs="Arial"/>
-          <w:sz w:val="22"/>
-          <w:szCs w:val="22"/>
-          <w:lang w:val="en-ID"/>
-        </w:rPr>
-        <w:t>dengan</w:t>
-      </w:r>
-      <w:proofErr w:type="spellEnd"/>
-      <w:r>
-        <w:rPr>
-          <w:rFonts w:ascii="Arial" w:hAnsi="Arial" w:cs="Arial"/>
-          <w:sz w:val="22"/>
-          <w:szCs w:val="22"/>
-          <w:lang w:val="en-ID"/>
-        </w:rPr>
-        <w:t xml:space="preserve"> refinancing.</w:t>
+        <w:t xml:space="preserve">Foreign Currency Translation </w:t>
       </w:r>
     </w:p>
     <w:p>
       <w:pPr>
         <w:numPr>
-          <w:ilvl w:val="0"/>
-          <w:numId w:val="2"/>
+          <w:ilvl w:val="1"/>
+          <w:numId w:val="6"/>
         </w:numPr>
         <w:jc w:val="both"/>
         <w:rPr>
@@ -2888,72 +3903,15 @@
           <w:szCs w:val="22"/>
           <w:lang w:val="en-ID"/>
         </w:rPr>
-        <w:t xml:space="preserve">Utang </w:t>
-      </w:r>
-      <w:proofErr w:type="spellStart"/>
-      <w:r>
-        <w:rPr>
-          <w:rFonts w:ascii="Arial" w:hAnsi="Arial" w:cs="Arial"/>
-          <w:sz w:val="22"/>
-          <w:szCs w:val="22"/>
-          <w:lang w:val="en-ID"/>
-        </w:rPr>
-        <w:t>gaji</w:t>
-      </w:r>
-      <w:proofErr w:type="spellEnd"/>
-      <w:r>
-        <w:rPr>
-          <w:rFonts w:ascii="Arial" w:hAnsi="Arial" w:cs="Arial"/>
-          <w:sz w:val="22"/>
-          <w:szCs w:val="22"/>
-          <w:lang w:val="en-ID"/>
-        </w:rPr>
-        <w:t xml:space="preserve"> dan </w:t>
-      </w:r>
-      <w:proofErr w:type="spellStart"/>
-      <w:r>
-        <w:rPr>
-          <w:rFonts w:ascii="Arial" w:hAnsi="Arial" w:cs="Arial"/>
-          <w:sz w:val="22"/>
-          <w:szCs w:val="22"/>
-          <w:lang w:val="en-ID"/>
-        </w:rPr>
-        <w:t>pajak</w:t>
-      </w:r>
-      <w:proofErr w:type="spellEnd"/>
-      <w:r>
-        <w:rPr>
-          <w:rFonts w:ascii="Arial" w:hAnsi="Arial" w:cs="Arial"/>
-          <w:sz w:val="22"/>
-          <w:szCs w:val="22"/>
-          <w:lang w:val="en-ID"/>
-        </w:rPr>
-        <w:t xml:space="preserve"> </w:t>
-      </w:r>
-      <w:proofErr w:type="spellStart"/>
-      <w:r>
-        <w:rPr>
-          <w:rFonts w:ascii="Arial" w:hAnsi="Arial" w:cs="Arial"/>
-          <w:sz w:val="22"/>
-          <w:szCs w:val="22"/>
-          <w:lang w:val="en-ID"/>
-        </w:rPr>
-        <w:t>karyawan</w:t>
-      </w:r>
-      <w:proofErr w:type="spellEnd"/>
-      <w:r>
-        <w:rPr>
-          <w:rFonts w:ascii="Arial" w:hAnsi="Arial" w:cs="Arial"/>
-          <w:sz w:val="22"/>
-          <w:szCs w:val="22"/>
-          <w:lang w:val="en-ID"/>
-        </w:rPr>
-        <w:t>:</w:t>
+        <w:t xml:space="preserve">Foreign Currency Hedging </w:t>
       </w:r>
     </w:p>
     <w:p>
       <w:pPr>
-        <w:ind w:left="720"/>
+        <w:numPr>
+          <w:ilvl w:val="0"/>
+          <w:numId w:val="6"/>
+        </w:numPr>
         <w:jc w:val="both"/>
         <w:rPr>
           <w:rFonts w:ascii="Arial" w:hAnsi="Arial" w:cs="Arial"/>
@@ -2970,264 +3928,184 @@
           <w:szCs w:val="22"/>
           <w:lang w:val="en-ID"/>
         </w:rPr>
-        <w:t>Gaji</w:t>
-      </w:r>
-      <w:proofErr w:type="spellEnd"/>
-      <w:r>
-        <w:rPr>
-          <w:rFonts w:ascii="Arial" w:hAnsi="Arial" w:cs="Arial"/>
-          <w:sz w:val="22"/>
-          <w:szCs w:val="22"/>
-          <w:lang w:val="en-ID"/>
-        </w:rPr>
-        <w:t xml:space="preserve"> </w:t>
-      </w:r>
-      <w:proofErr w:type="spellStart"/>
-      <w:r>
-        <w:rPr>
-          <w:rFonts w:ascii="Arial" w:hAnsi="Arial" w:cs="Arial"/>
-          <w:sz w:val="22"/>
-          <w:szCs w:val="22"/>
-          <w:lang w:val="en-ID"/>
-        </w:rPr>
-        <w:t>bulan</w:t>
-      </w:r>
-      <w:proofErr w:type="spellEnd"/>
-      <w:r>
-        <w:rPr>
-          <w:rFonts w:ascii="Arial" w:hAnsi="Arial" w:cs="Arial"/>
-          <w:sz w:val="22"/>
-          <w:szCs w:val="22"/>
-          <w:lang w:val="en-ID"/>
-        </w:rPr>
-        <w:t xml:space="preserve"> </w:t>
-      </w:r>
-      <w:proofErr w:type="spellStart"/>
-      <w:r>
-        <w:rPr>
-          <w:rFonts w:ascii="Arial" w:hAnsi="Arial" w:cs="Arial"/>
-          <w:sz w:val="22"/>
-          <w:szCs w:val="22"/>
-          <w:lang w:val="en-ID"/>
-        </w:rPr>
-        <w:t>Desember</w:t>
-      </w:r>
-      <w:proofErr w:type="spellEnd"/>
-      <w:r>
-        <w:rPr>
-          <w:rFonts w:ascii="Arial" w:hAnsi="Arial" w:cs="Arial"/>
-          <w:sz w:val="22"/>
-          <w:szCs w:val="22"/>
-          <w:lang w:val="en-ID"/>
-        </w:rPr>
-        <w:t xml:space="preserve"> </w:t>
-      </w:r>
-      <w:proofErr w:type="spellStart"/>
-      <w:r>
-        <w:rPr>
-          <w:rFonts w:ascii="Arial" w:hAnsi="Arial" w:cs="Arial"/>
-          <w:sz w:val="22"/>
-          <w:szCs w:val="22"/>
-          <w:lang w:val="en-ID"/>
-        </w:rPr>
-        <w:t>sebesar</w:t>
-      </w:r>
-      <w:proofErr w:type="spellEnd"/>
-      <w:r>
-        <w:rPr>
-          <w:rFonts w:ascii="Arial" w:hAnsi="Arial" w:cs="Arial"/>
-          <w:sz w:val="22"/>
-          <w:szCs w:val="22"/>
-          <w:lang w:val="en-ID"/>
-        </w:rPr>
-        <w:t xml:space="preserve"> Rp 600.000.000 </w:t>
-      </w:r>
-      <w:proofErr w:type="spellStart"/>
-      <w:r>
-        <w:rPr>
-          <w:rFonts w:ascii="Arial" w:hAnsi="Arial" w:cs="Arial"/>
-          <w:sz w:val="22"/>
-          <w:szCs w:val="22"/>
-          <w:lang w:val="en-ID"/>
-        </w:rPr>
-        <w:t>belum</w:t>
-      </w:r>
-      <w:proofErr w:type="spellEnd"/>
-      <w:r>
-        <w:rPr>
-          <w:rFonts w:ascii="Arial" w:hAnsi="Arial" w:cs="Arial"/>
-          <w:sz w:val="22"/>
-          <w:szCs w:val="22"/>
-          <w:lang w:val="en-ID"/>
-        </w:rPr>
-        <w:t xml:space="preserve"> </w:t>
-      </w:r>
-      <w:proofErr w:type="spellStart"/>
-      <w:r>
-        <w:rPr>
-          <w:rFonts w:ascii="Arial" w:hAnsi="Arial" w:cs="Arial"/>
-          <w:sz w:val="22"/>
-          <w:szCs w:val="22"/>
-          <w:lang w:val="en-ID"/>
-        </w:rPr>
-        <w:t>dibayar</w:t>
-      </w:r>
-      <w:proofErr w:type="spellEnd"/>
-      <w:r>
-        <w:rPr>
-          <w:rFonts w:ascii="Arial" w:hAnsi="Arial" w:cs="Arial"/>
-          <w:sz w:val="22"/>
-          <w:szCs w:val="22"/>
-          <w:lang w:val="en-ID"/>
-        </w:rPr>
-        <w:t xml:space="preserve">. Pajak </w:t>
-      </w:r>
-      <w:proofErr w:type="spellStart"/>
-      <w:r>
-        <w:rPr>
-          <w:rFonts w:ascii="Arial" w:hAnsi="Arial" w:cs="Arial"/>
-          <w:sz w:val="22"/>
-          <w:szCs w:val="22"/>
-          <w:lang w:val="en-ID"/>
-        </w:rPr>
-        <w:t>penghasilan</w:t>
-      </w:r>
-      <w:proofErr w:type="spellEnd"/>
-      <w:r>
-        <w:rPr>
-          <w:rFonts w:ascii="Arial" w:hAnsi="Arial" w:cs="Arial"/>
-          <w:sz w:val="22"/>
-          <w:szCs w:val="22"/>
-          <w:lang w:val="en-ID"/>
-        </w:rPr>
-        <w:t xml:space="preserve"> (</w:t>
-      </w:r>
-      <w:proofErr w:type="spellStart"/>
-      <w:r>
-        <w:rPr>
-          <w:rFonts w:ascii="Arial" w:hAnsi="Arial" w:cs="Arial"/>
-          <w:sz w:val="22"/>
-          <w:szCs w:val="22"/>
-          <w:lang w:val="en-ID"/>
-        </w:rPr>
-        <w:t>PPh</w:t>
-      </w:r>
-      <w:proofErr w:type="spellEnd"/>
-      <w:r>
-        <w:rPr>
-          <w:rFonts w:ascii="Arial" w:hAnsi="Arial" w:cs="Arial"/>
-          <w:sz w:val="22"/>
-          <w:szCs w:val="22"/>
-          <w:lang w:val="en-ID"/>
-        </w:rPr>
-        <w:t xml:space="preserve"> 21) </w:t>
-      </w:r>
-      <w:proofErr w:type="spellStart"/>
-      <w:r>
-        <w:rPr>
-          <w:rFonts w:ascii="Arial" w:hAnsi="Arial" w:cs="Arial"/>
-          <w:sz w:val="22"/>
-          <w:szCs w:val="22"/>
-          <w:lang w:val="en-ID"/>
-        </w:rPr>
-        <w:t>dipotong</w:t>
-      </w:r>
-      <w:proofErr w:type="spellEnd"/>
-      <w:r>
-        <w:rPr>
-          <w:rFonts w:ascii="Arial" w:hAnsi="Arial" w:cs="Arial"/>
-          <w:sz w:val="22"/>
-          <w:szCs w:val="22"/>
-          <w:lang w:val="en-ID"/>
-        </w:rPr>
-        <w:t xml:space="preserve"> 10% </w:t>
-      </w:r>
-      <w:proofErr w:type="spellStart"/>
-      <w:r>
-        <w:rPr>
-          <w:rFonts w:ascii="Arial" w:hAnsi="Arial" w:cs="Arial"/>
-          <w:sz w:val="22"/>
-          <w:szCs w:val="22"/>
-          <w:lang w:val="en-ID"/>
-        </w:rPr>
-        <w:t>dari</w:t>
-      </w:r>
-      <w:proofErr w:type="spellEnd"/>
-      <w:r>
-        <w:rPr>
-          <w:rFonts w:ascii="Arial" w:hAnsi="Arial" w:cs="Arial"/>
-          <w:sz w:val="22"/>
-          <w:szCs w:val="22"/>
-          <w:lang w:val="en-ID"/>
-        </w:rPr>
-        <w:t xml:space="preserve"> total </w:t>
-      </w:r>
-      <w:proofErr w:type="spellStart"/>
-      <w:r>
-        <w:rPr>
-          <w:rFonts w:ascii="Arial" w:hAnsi="Arial" w:cs="Arial"/>
-          <w:sz w:val="22"/>
-          <w:szCs w:val="22"/>
-          <w:lang w:val="en-ID"/>
-        </w:rPr>
-        <w:t>gaji</w:t>
-      </w:r>
-      <w:proofErr w:type="spellEnd"/>
-      <w:r>
-        <w:rPr>
-          <w:rFonts w:ascii="Arial" w:hAnsi="Arial" w:cs="Arial"/>
-          <w:sz w:val="22"/>
-          <w:szCs w:val="22"/>
-          <w:lang w:val="en-ID"/>
-        </w:rPr>
-        <w:t xml:space="preserve"> dan </w:t>
-      </w:r>
-      <w:proofErr w:type="spellStart"/>
-      <w:r>
-        <w:rPr>
-          <w:rFonts w:ascii="Arial" w:hAnsi="Arial" w:cs="Arial"/>
-          <w:sz w:val="22"/>
-          <w:szCs w:val="22"/>
-          <w:lang w:val="en-ID"/>
-        </w:rPr>
-        <w:t>disetor</w:t>
-      </w:r>
-      <w:proofErr w:type="spellEnd"/>
-      <w:r>
-        <w:rPr>
-          <w:rFonts w:ascii="Arial" w:hAnsi="Arial" w:cs="Arial"/>
-          <w:sz w:val="22"/>
-          <w:szCs w:val="22"/>
-          <w:lang w:val="en-ID"/>
-        </w:rPr>
-        <w:t xml:space="preserve"> </w:t>
-      </w:r>
-      <w:proofErr w:type="spellStart"/>
-      <w:r>
-        <w:rPr>
-          <w:rFonts w:ascii="Arial" w:hAnsi="Arial" w:cs="Arial"/>
-          <w:sz w:val="22"/>
-          <w:szCs w:val="22"/>
-          <w:lang w:val="en-ID"/>
-        </w:rPr>
-        <w:t>bulan</w:t>
-      </w:r>
-      <w:proofErr w:type="spellEnd"/>
-      <w:r>
-        <w:rPr>
-          <w:rFonts w:ascii="Arial" w:hAnsi="Arial" w:cs="Arial"/>
-          <w:sz w:val="22"/>
-          <w:szCs w:val="22"/>
-          <w:lang w:val="en-ID"/>
-        </w:rPr>
-        <w:t xml:space="preserve"> Januari 2025.</w:t>
+        <w:t>Mengapa</w:t>
+      </w:r>
+      <w:proofErr w:type="spellEnd"/>
+      <w:r>
+        <w:rPr>
+          <w:rFonts w:ascii="Arial" w:hAnsi="Arial" w:cs="Arial"/>
+          <w:sz w:val="22"/>
+          <w:szCs w:val="22"/>
+          <w:lang w:val="en-ID"/>
+        </w:rPr>
+        <w:t xml:space="preserve"> </w:t>
+      </w:r>
+      <w:proofErr w:type="spellStart"/>
+      <w:r>
+        <w:rPr>
+          <w:rFonts w:ascii="Arial" w:hAnsi="Arial" w:cs="Arial"/>
+          <w:sz w:val="22"/>
+          <w:szCs w:val="22"/>
+          <w:lang w:val="en-ID"/>
+        </w:rPr>
+        <w:t>perusahaan</w:t>
+      </w:r>
+      <w:proofErr w:type="spellEnd"/>
+      <w:r>
+        <w:rPr>
+          <w:rFonts w:ascii="Arial" w:hAnsi="Arial" w:cs="Arial"/>
+          <w:sz w:val="22"/>
+          <w:szCs w:val="22"/>
+          <w:lang w:val="en-ID"/>
+        </w:rPr>
+        <w:t xml:space="preserve"> </w:t>
+      </w:r>
+      <w:proofErr w:type="spellStart"/>
+      <w:r>
+        <w:rPr>
+          <w:rFonts w:ascii="Arial" w:hAnsi="Arial" w:cs="Arial"/>
+          <w:sz w:val="22"/>
+          <w:szCs w:val="22"/>
+          <w:lang w:val="en-ID"/>
+        </w:rPr>
+        <w:t>melakukan</w:t>
+      </w:r>
+      <w:proofErr w:type="spellEnd"/>
+      <w:r>
+        <w:rPr>
+          <w:rFonts w:ascii="Arial" w:hAnsi="Arial" w:cs="Arial"/>
+          <w:sz w:val="22"/>
+          <w:szCs w:val="22"/>
+          <w:lang w:val="en-ID"/>
+        </w:rPr>
+        <w:t xml:space="preserve"> </w:t>
+      </w:r>
+      <w:proofErr w:type="spellStart"/>
+      <w:r>
+        <w:rPr>
+          <w:rFonts w:ascii="Arial" w:hAnsi="Arial" w:cs="Arial"/>
+          <w:sz w:val="22"/>
+          <w:szCs w:val="22"/>
+          <w:lang w:val="en-ID"/>
+        </w:rPr>
+        <w:t>lindung</w:t>
+      </w:r>
+      <w:proofErr w:type="spellEnd"/>
+      <w:r>
+        <w:rPr>
+          <w:rFonts w:ascii="Arial" w:hAnsi="Arial" w:cs="Arial"/>
+          <w:sz w:val="22"/>
+          <w:szCs w:val="22"/>
+          <w:lang w:val="en-ID"/>
+        </w:rPr>
+        <w:t xml:space="preserve"> </w:t>
+      </w:r>
+      <w:proofErr w:type="spellStart"/>
+      <w:r>
+        <w:rPr>
+          <w:rFonts w:ascii="Arial" w:hAnsi="Arial" w:cs="Arial"/>
+          <w:sz w:val="22"/>
+          <w:szCs w:val="22"/>
+          <w:lang w:val="en-ID"/>
+        </w:rPr>
+        <w:t>nilai</w:t>
+      </w:r>
+      <w:proofErr w:type="spellEnd"/>
+      <w:r>
+        <w:rPr>
+          <w:rFonts w:ascii="Arial" w:hAnsi="Arial" w:cs="Arial"/>
+          <w:sz w:val="22"/>
+          <w:szCs w:val="22"/>
+          <w:lang w:val="en-ID"/>
+        </w:rPr>
+        <w:t xml:space="preserve"> (hedging) </w:t>
+      </w:r>
+      <w:proofErr w:type="spellStart"/>
+      <w:r>
+        <w:rPr>
+          <w:rFonts w:ascii="Arial" w:hAnsi="Arial" w:cs="Arial"/>
+          <w:sz w:val="22"/>
+          <w:szCs w:val="22"/>
+          <w:lang w:val="en-ID"/>
+        </w:rPr>
+        <w:t>terhadap</w:t>
+      </w:r>
+      <w:proofErr w:type="spellEnd"/>
+      <w:r>
+        <w:rPr>
+          <w:rFonts w:ascii="Arial" w:hAnsi="Arial" w:cs="Arial"/>
+          <w:sz w:val="22"/>
+          <w:szCs w:val="22"/>
+          <w:lang w:val="en-ID"/>
+        </w:rPr>
+        <w:t xml:space="preserve"> </w:t>
+      </w:r>
+      <w:proofErr w:type="spellStart"/>
+      <w:r>
+        <w:rPr>
+          <w:rFonts w:ascii="Arial" w:hAnsi="Arial" w:cs="Arial"/>
+          <w:sz w:val="22"/>
+          <w:szCs w:val="22"/>
+          <w:lang w:val="en-ID"/>
+        </w:rPr>
+        <w:t>transaksi</w:t>
+      </w:r>
+      <w:proofErr w:type="spellEnd"/>
+      <w:r>
+        <w:rPr>
+          <w:rFonts w:ascii="Arial" w:hAnsi="Arial" w:cs="Arial"/>
+          <w:sz w:val="22"/>
+          <w:szCs w:val="22"/>
+          <w:lang w:val="en-ID"/>
+        </w:rPr>
+        <w:t xml:space="preserve"> </w:t>
+      </w:r>
+      <w:proofErr w:type="spellStart"/>
+      <w:r>
+        <w:rPr>
+          <w:rFonts w:ascii="Arial" w:hAnsi="Arial" w:cs="Arial"/>
+          <w:sz w:val="22"/>
+          <w:szCs w:val="22"/>
+          <w:lang w:val="en-ID"/>
+        </w:rPr>
+        <w:t>mata</w:t>
+      </w:r>
+      <w:proofErr w:type="spellEnd"/>
+      <w:r>
+        <w:rPr>
+          <w:rFonts w:ascii="Arial" w:hAnsi="Arial" w:cs="Arial"/>
+          <w:sz w:val="22"/>
+          <w:szCs w:val="22"/>
+          <w:lang w:val="en-ID"/>
+        </w:rPr>
+        <w:t xml:space="preserve"> uang </w:t>
+      </w:r>
+      <w:proofErr w:type="spellStart"/>
+      <w:r>
+        <w:rPr>
+          <w:rFonts w:ascii="Arial" w:hAnsi="Arial" w:cs="Arial"/>
+          <w:sz w:val="22"/>
+          <w:szCs w:val="22"/>
+          <w:lang w:val="en-ID"/>
+        </w:rPr>
+        <w:t>asing</w:t>
+      </w:r>
+      <w:proofErr w:type="spellEnd"/>
+      <w:r>
+        <w:rPr>
+          <w:rFonts w:ascii="Arial" w:hAnsi="Arial" w:cs="Arial"/>
+          <w:sz w:val="22"/>
+          <w:szCs w:val="22"/>
+          <w:lang w:val="en-ID"/>
+        </w:rPr>
+        <w:t xml:space="preserve">? </w:t>
       </w:r>
     </w:p>
     <w:p>
       <w:pPr>
         <w:numPr>
           <w:ilvl w:val="0"/>
-          <w:numId w:val="2"/>
+          <w:numId w:val="6"/>
         </w:numPr>
         <w:jc w:val="both"/>
         <w:rPr>
@@ -3245,62 +4123,65 @@
           <w:szCs w:val="22"/>
           <w:lang w:val="en-ID"/>
         </w:rPr>
-        <w:t>Kewajiban</w:t>
-      </w:r>
-      <w:proofErr w:type="spellEnd"/>
-      <w:r>
-        <w:rPr>
-          <w:rFonts w:ascii="Arial" w:hAnsi="Arial" w:cs="Arial"/>
-          <w:sz w:val="22"/>
-          <w:szCs w:val="22"/>
-          <w:lang w:val="en-ID"/>
-        </w:rPr>
-        <w:t xml:space="preserve"> </w:t>
-      </w:r>
-      <w:proofErr w:type="spellStart"/>
-      <w:r>
-        <w:rPr>
-          <w:rFonts w:ascii="Arial" w:hAnsi="Arial" w:cs="Arial"/>
-          <w:sz w:val="22"/>
-          <w:szCs w:val="22"/>
-          <w:lang w:val="en-ID"/>
-        </w:rPr>
-        <w:t>hukum</w:t>
-      </w:r>
-      <w:proofErr w:type="spellEnd"/>
-      <w:r>
-        <w:rPr>
-          <w:rFonts w:ascii="Arial" w:hAnsi="Arial" w:cs="Arial"/>
-          <w:sz w:val="22"/>
-          <w:szCs w:val="22"/>
-          <w:lang w:val="en-ID"/>
-        </w:rPr>
-        <w:t xml:space="preserve"> </w:t>
-      </w:r>
-      <w:proofErr w:type="spellStart"/>
-      <w:r>
-        <w:rPr>
-          <w:rFonts w:ascii="Arial" w:hAnsi="Arial" w:cs="Arial"/>
-          <w:sz w:val="22"/>
-          <w:szCs w:val="22"/>
-          <w:lang w:val="en-ID"/>
-        </w:rPr>
-        <w:t>lingkungan</w:t>
-      </w:r>
-      <w:proofErr w:type="spellEnd"/>
-      <w:r>
-        <w:rPr>
-          <w:rFonts w:ascii="Arial" w:hAnsi="Arial" w:cs="Arial"/>
-          <w:sz w:val="22"/>
-          <w:szCs w:val="22"/>
-          <w:lang w:val="en-ID"/>
-        </w:rPr>
-        <w:t xml:space="preserve"> (environmental litigation):</w:t>
+        <w:t>Jelaskan</w:t>
+      </w:r>
+      <w:proofErr w:type="spellEnd"/>
+      <w:r>
+        <w:rPr>
+          <w:rFonts w:ascii="Arial" w:hAnsi="Arial" w:cs="Arial"/>
+          <w:sz w:val="22"/>
+          <w:szCs w:val="22"/>
+          <w:lang w:val="en-ID"/>
+        </w:rPr>
+        <w:t xml:space="preserve"> </w:t>
+      </w:r>
+      <w:proofErr w:type="spellStart"/>
+      <w:r>
+        <w:rPr>
+          <w:rFonts w:ascii="Arial" w:hAnsi="Arial" w:cs="Arial"/>
+          <w:sz w:val="22"/>
+          <w:szCs w:val="22"/>
+          <w:lang w:val="en-ID"/>
+        </w:rPr>
+        <w:t>perbedaan</w:t>
+      </w:r>
+      <w:proofErr w:type="spellEnd"/>
+      <w:r>
+        <w:rPr>
+          <w:rFonts w:ascii="Arial" w:hAnsi="Arial" w:cs="Arial"/>
+          <w:sz w:val="22"/>
+          <w:szCs w:val="22"/>
+          <w:lang w:val="en-ID"/>
+        </w:rPr>
+        <w:t xml:space="preserve"> </w:t>
+      </w:r>
+      <w:proofErr w:type="spellStart"/>
+      <w:r>
+        <w:rPr>
+          <w:rFonts w:ascii="Arial" w:hAnsi="Arial" w:cs="Arial"/>
+          <w:sz w:val="22"/>
+          <w:szCs w:val="22"/>
+          <w:lang w:val="en-ID"/>
+        </w:rPr>
+        <w:t>antara</w:t>
+      </w:r>
+      <w:proofErr w:type="spellEnd"/>
+      <w:r>
+        <w:rPr>
+          <w:rFonts w:ascii="Arial" w:hAnsi="Arial" w:cs="Arial"/>
+          <w:sz w:val="22"/>
+          <w:szCs w:val="22"/>
+          <w:lang w:val="en-ID"/>
+        </w:rPr>
+        <w:t xml:space="preserve">: </w:t>
       </w:r>
     </w:p>
     <w:p>
       <w:pPr>
-        <w:ind w:left="720"/>
+        <w:numPr>
+          <w:ilvl w:val="1"/>
+          <w:numId w:val="6"/>
+        </w:numPr>
         <w:jc w:val="both"/>
         <w:rPr>
           <w:rFonts w:ascii="Arial" w:hAnsi="Arial" w:cs="Arial"/>
@@ -3316,195 +4197,240 @@
           <w:szCs w:val="22"/>
           <w:lang w:val="en-ID"/>
         </w:rPr>
-        <w:t xml:space="preserve">Perusahaan </w:t>
-      </w:r>
-      <w:proofErr w:type="spellStart"/>
-      <w:r>
-        <w:rPr>
-          <w:rFonts w:ascii="Arial" w:hAnsi="Arial" w:cs="Arial"/>
-          <w:sz w:val="22"/>
-          <w:szCs w:val="22"/>
-          <w:lang w:val="en-ID"/>
-        </w:rPr>
-        <w:t>sedang</w:t>
-      </w:r>
-      <w:proofErr w:type="spellEnd"/>
-      <w:r>
-        <w:rPr>
-          <w:rFonts w:ascii="Arial" w:hAnsi="Arial" w:cs="Arial"/>
-          <w:sz w:val="22"/>
-          <w:szCs w:val="22"/>
-          <w:lang w:val="en-ID"/>
-        </w:rPr>
-        <w:t xml:space="preserve"> </w:t>
-      </w:r>
-      <w:proofErr w:type="spellStart"/>
-      <w:r>
-        <w:rPr>
-          <w:rFonts w:ascii="Arial" w:hAnsi="Arial" w:cs="Arial"/>
-          <w:sz w:val="22"/>
-          <w:szCs w:val="22"/>
-          <w:lang w:val="en-ID"/>
-        </w:rPr>
-        <w:t>digugat</w:t>
-      </w:r>
-      <w:proofErr w:type="spellEnd"/>
-      <w:r>
-        <w:rPr>
-          <w:rFonts w:ascii="Arial" w:hAnsi="Arial" w:cs="Arial"/>
-          <w:sz w:val="22"/>
-          <w:szCs w:val="22"/>
-          <w:lang w:val="en-ID"/>
-        </w:rPr>
-        <w:t xml:space="preserve"> </w:t>
-      </w:r>
-      <w:proofErr w:type="spellStart"/>
-      <w:r>
-        <w:rPr>
-          <w:rFonts w:ascii="Arial" w:hAnsi="Arial" w:cs="Arial"/>
-          <w:sz w:val="22"/>
-          <w:szCs w:val="22"/>
-          <w:lang w:val="en-ID"/>
-        </w:rPr>
-        <w:t>atas</w:t>
-      </w:r>
-      <w:proofErr w:type="spellEnd"/>
-      <w:r>
-        <w:rPr>
-          <w:rFonts w:ascii="Arial" w:hAnsi="Arial" w:cs="Arial"/>
-          <w:sz w:val="22"/>
-          <w:szCs w:val="22"/>
-          <w:lang w:val="en-ID"/>
-        </w:rPr>
-        <w:t xml:space="preserve"> </w:t>
-      </w:r>
-      <w:proofErr w:type="spellStart"/>
-      <w:r>
-        <w:rPr>
-          <w:rFonts w:ascii="Arial" w:hAnsi="Arial" w:cs="Arial"/>
-          <w:sz w:val="22"/>
-          <w:szCs w:val="22"/>
-          <w:lang w:val="en-ID"/>
-        </w:rPr>
-        <w:t>pencemaran</w:t>
-      </w:r>
-      <w:proofErr w:type="spellEnd"/>
-      <w:r>
-        <w:rPr>
-          <w:rFonts w:ascii="Arial" w:hAnsi="Arial" w:cs="Arial"/>
-          <w:sz w:val="22"/>
-          <w:szCs w:val="22"/>
-          <w:lang w:val="en-ID"/>
-        </w:rPr>
-        <w:t xml:space="preserve"> </w:t>
-      </w:r>
-      <w:proofErr w:type="spellStart"/>
-      <w:r>
-        <w:rPr>
-          <w:rFonts w:ascii="Arial" w:hAnsi="Arial" w:cs="Arial"/>
-          <w:sz w:val="22"/>
-          <w:szCs w:val="22"/>
-          <w:lang w:val="en-ID"/>
-        </w:rPr>
-        <w:t>sungai</w:t>
-      </w:r>
-      <w:proofErr w:type="spellEnd"/>
-      <w:r>
-        <w:rPr>
-          <w:rFonts w:ascii="Arial" w:hAnsi="Arial" w:cs="Arial"/>
-          <w:sz w:val="22"/>
-          <w:szCs w:val="22"/>
-          <w:lang w:val="en-ID"/>
-        </w:rPr>
-        <w:t xml:space="preserve">. </w:t>
-      </w:r>
-      <w:proofErr w:type="spellStart"/>
-      <w:r>
-        <w:rPr>
-          <w:rFonts w:ascii="Arial" w:hAnsi="Arial" w:cs="Arial"/>
-          <w:sz w:val="22"/>
-          <w:szCs w:val="22"/>
-          <w:lang w:val="en-ID"/>
-        </w:rPr>
-        <w:t>Berdasarkan</w:t>
-      </w:r>
-      <w:proofErr w:type="spellEnd"/>
-      <w:r>
-        <w:rPr>
-          <w:rFonts w:ascii="Arial" w:hAnsi="Arial" w:cs="Arial"/>
-          <w:sz w:val="22"/>
-          <w:szCs w:val="22"/>
-          <w:lang w:val="en-ID"/>
-        </w:rPr>
-        <w:t xml:space="preserve"> </w:t>
-      </w:r>
-      <w:proofErr w:type="spellStart"/>
-      <w:r>
-        <w:rPr>
-          <w:rFonts w:ascii="Arial" w:hAnsi="Arial" w:cs="Arial"/>
-          <w:sz w:val="22"/>
-          <w:szCs w:val="22"/>
-          <w:lang w:val="en-ID"/>
-        </w:rPr>
-        <w:t>konsultasi</w:t>
-      </w:r>
-      <w:proofErr w:type="spellEnd"/>
-      <w:r>
-        <w:rPr>
-          <w:rFonts w:ascii="Arial" w:hAnsi="Arial" w:cs="Arial"/>
-          <w:sz w:val="22"/>
-          <w:szCs w:val="22"/>
-          <w:lang w:val="en-ID"/>
-        </w:rPr>
-        <w:t xml:space="preserve"> </w:t>
-      </w:r>
-      <w:proofErr w:type="spellStart"/>
-      <w:r>
-        <w:rPr>
-          <w:rFonts w:ascii="Arial" w:hAnsi="Arial" w:cs="Arial"/>
-          <w:sz w:val="22"/>
-          <w:szCs w:val="22"/>
-          <w:lang w:val="en-ID"/>
-        </w:rPr>
-        <w:t>hukum</w:t>
-      </w:r>
-      <w:proofErr w:type="spellEnd"/>
-      <w:r>
-        <w:rPr>
-          <w:rFonts w:ascii="Arial" w:hAnsi="Arial" w:cs="Arial"/>
-          <w:sz w:val="22"/>
-          <w:szCs w:val="22"/>
-          <w:lang w:val="en-ID"/>
-        </w:rPr>
-        <w:t xml:space="preserve">, </w:t>
-      </w:r>
-      <w:proofErr w:type="spellStart"/>
-      <w:r>
-        <w:rPr>
-          <w:rFonts w:ascii="Arial" w:hAnsi="Arial" w:cs="Arial"/>
-          <w:sz w:val="22"/>
-          <w:szCs w:val="22"/>
-          <w:lang w:val="en-ID"/>
-        </w:rPr>
-        <w:t>terdapat</w:t>
-      </w:r>
-      <w:proofErr w:type="spellEnd"/>
-      <w:r>
-        <w:rPr>
-          <w:rFonts w:ascii="Arial" w:hAnsi="Arial" w:cs="Arial"/>
-          <w:sz w:val="22"/>
-          <w:szCs w:val="22"/>
-          <w:lang w:val="en-ID"/>
-        </w:rPr>
-        <w:t>:</w:t>
+        <w:t xml:space="preserve">Fair Value Hedge </w:t>
       </w:r>
     </w:p>
     <w:p>
       <w:pPr>
-        <w:pStyle w:val="ListParagraph"/>
+        <w:numPr>
+          <w:ilvl w:val="1"/>
+          <w:numId w:val="6"/>
+        </w:numPr>
+        <w:jc w:val="both"/>
+        <w:rPr>
+          <w:rFonts w:ascii="Arial" w:hAnsi="Arial" w:cs="Arial"/>
+          <w:sz w:val="22"/>
+          <w:szCs w:val="22"/>
+          <w:lang w:val="en-ID"/>
+        </w:rPr>
+      </w:pPr>
+      <w:r>
+        <w:rPr>
+          <w:rFonts w:ascii="Arial" w:hAnsi="Arial" w:cs="Arial"/>
+          <w:sz w:val="22"/>
+          <w:szCs w:val="22"/>
+          <w:lang w:val="en-ID"/>
+        </w:rPr>
+        <w:t xml:space="preserve">Cash Flow Hedge </w:t>
+      </w:r>
+    </w:p>
+    <w:p>
+      <w:pPr>
+        <w:numPr>
+          <w:ilvl w:val="1"/>
+          <w:numId w:val="6"/>
+        </w:numPr>
+        <w:jc w:val="both"/>
+        <w:rPr>
+          <w:rFonts w:ascii="Arial" w:hAnsi="Arial" w:cs="Arial"/>
+          <w:sz w:val="22"/>
+          <w:szCs w:val="22"/>
+          <w:lang w:val="en-ID"/>
+        </w:rPr>
+      </w:pPr>
+      <w:r>
+        <w:rPr>
+          <w:rFonts w:ascii="Arial" w:hAnsi="Arial" w:cs="Arial"/>
+          <w:sz w:val="22"/>
+          <w:szCs w:val="22"/>
+          <w:lang w:val="en-ID"/>
+        </w:rPr>
+        <w:t xml:space="preserve">Net Investment Hedge </w:t>
+      </w:r>
+    </w:p>
+    <w:p>
+      <w:pPr>
+        <w:jc w:val="both"/>
+        <w:rPr>
+          <w:rFonts w:ascii="Arial" w:hAnsi="Arial" w:cs="Arial"/>
+          <w:sz w:val="22"/>
+          <w:szCs w:val="22"/>
+          <w:lang w:val="en-ID"/>
+        </w:rPr>
+      </w:pPr>
+    </w:p>
+    <w:p>
+      <w:pPr>
+        <w:jc w:val="both"/>
+        <w:rPr>
+          <w:rFonts w:ascii="Arial" w:hAnsi="Arial" w:cs="Arial"/>
+          <w:b/>
+          <w:bCs/>
+          <w:sz w:val="22"/>
+          <w:szCs w:val="22"/>
+          <w:lang w:val="en-ID"/>
+        </w:rPr>
+      </w:pPr>
+    </w:p>
+    <w:p>
+      <w:pPr>
+        <w:jc w:val="both"/>
+        <w:rPr>
+          <w:rFonts w:ascii="Arial" w:hAnsi="Arial" w:cs="Arial"/>
+          <w:b/>
+          <w:bCs/>
+          <w:sz w:val="22"/>
+          <w:szCs w:val="22"/>
+          <w:lang w:val="en-ID"/>
+        </w:rPr>
+      </w:pPr>
+    </w:p>
+    <w:p>
+      <w:pPr>
+        <w:jc w:val="both"/>
+        <w:rPr>
+          <w:rFonts w:ascii="Arial" w:hAnsi="Arial" w:cs="Arial"/>
+          <w:b/>
+          <w:bCs/>
+          <w:sz w:val="22"/>
+          <w:szCs w:val="22"/>
+          <w:lang w:val="en-ID"/>
+        </w:rPr>
+      </w:pPr>
+    </w:p>
+    <w:p>
+      <w:pPr>
+        <w:jc w:val="both"/>
+        <w:rPr>
+          <w:rFonts w:ascii="Arial" w:hAnsi="Arial" w:cs="Arial"/>
+          <w:b/>
+          <w:bCs/>
+          <w:sz w:val="22"/>
+          <w:szCs w:val="22"/>
+          <w:lang w:val="en-ID"/>
+        </w:rPr>
+      </w:pPr>
+      <w:r>
+        <w:rPr>
+          <w:rFonts w:ascii="Arial" w:hAnsi="Arial" w:cs="Arial"/>
+          <w:b/>
+          <w:bCs/>
+          <w:sz w:val="22"/>
+          <w:szCs w:val="22"/>
+          <w:lang w:val="en-ID"/>
+        </w:rPr>
+        <w:lastRenderedPageBreak/>
+        <w:t xml:space="preserve">Bagian B – </w:t>
+      </w:r>
+      <w:proofErr w:type="spellStart"/>
+      <w:r>
+        <w:rPr>
+          <w:rFonts w:ascii="Arial" w:hAnsi="Arial" w:cs="Arial"/>
+          <w:b/>
+          <w:bCs/>
+          <w:sz w:val="22"/>
+          <w:szCs w:val="22"/>
+          <w:lang w:val="en-ID"/>
+        </w:rPr>
+        <w:t>Perhitungan</w:t>
+      </w:r>
+      <w:proofErr w:type="spellEnd"/>
+      <w:r>
+        <w:rPr>
+          <w:rFonts w:ascii="Arial" w:hAnsi="Arial" w:cs="Arial"/>
+          <w:b/>
+          <w:bCs/>
+          <w:sz w:val="22"/>
+          <w:szCs w:val="22"/>
+          <w:lang w:val="en-ID"/>
+        </w:rPr>
+        <w:t xml:space="preserve"> </w:t>
+      </w:r>
+      <w:proofErr w:type="spellStart"/>
+      <w:r>
+        <w:rPr>
+          <w:rFonts w:ascii="Arial" w:hAnsi="Arial" w:cs="Arial"/>
+          <w:b/>
+          <w:bCs/>
+          <w:sz w:val="22"/>
+          <w:szCs w:val="22"/>
+          <w:lang w:val="en-ID"/>
+        </w:rPr>
+        <w:t>Selisih</w:t>
+      </w:r>
+      <w:proofErr w:type="spellEnd"/>
+      <w:r>
+        <w:rPr>
+          <w:rFonts w:ascii="Arial" w:hAnsi="Arial" w:cs="Arial"/>
+          <w:b/>
+          <w:bCs/>
+          <w:sz w:val="22"/>
+          <w:szCs w:val="22"/>
+          <w:lang w:val="en-ID"/>
+        </w:rPr>
+        <w:t xml:space="preserve"> Kurs (25 </w:t>
+      </w:r>
+      <w:proofErr w:type="spellStart"/>
+      <w:r>
+        <w:rPr>
+          <w:rFonts w:ascii="Arial" w:hAnsi="Arial" w:cs="Arial"/>
+          <w:b/>
+          <w:bCs/>
+          <w:sz w:val="22"/>
+          <w:szCs w:val="22"/>
+          <w:lang w:val="en-ID"/>
+        </w:rPr>
+        <w:t>poin</w:t>
+      </w:r>
+      <w:proofErr w:type="spellEnd"/>
+      <w:r>
+        <w:rPr>
+          <w:rFonts w:ascii="Arial" w:hAnsi="Arial" w:cs="Arial"/>
+          <w:b/>
+          <w:bCs/>
+          <w:sz w:val="22"/>
+          <w:szCs w:val="22"/>
+          <w:lang w:val="en-ID"/>
+        </w:rPr>
+        <w:t>)</w:t>
+      </w:r>
+    </w:p>
+    <w:p>
+      <w:pPr>
+        <w:jc w:val="both"/>
+        <w:rPr>
+          <w:rFonts w:ascii="Arial" w:hAnsi="Arial" w:cs="Arial"/>
+          <w:sz w:val="22"/>
+          <w:szCs w:val="22"/>
+          <w:lang w:val="en-ID"/>
+        </w:rPr>
+      </w:pPr>
+      <w:proofErr w:type="spellStart"/>
+      <w:r>
+        <w:rPr>
+          <w:rFonts w:ascii="Arial" w:hAnsi="Arial" w:cs="Arial"/>
+          <w:sz w:val="22"/>
+          <w:szCs w:val="22"/>
+          <w:lang w:val="en-ID"/>
+        </w:rPr>
+        <w:t>Hitung</w:t>
+      </w:r>
+      <w:proofErr w:type="spellEnd"/>
+      <w:r>
+        <w:rPr>
+          <w:rFonts w:ascii="Arial" w:hAnsi="Arial" w:cs="Arial"/>
+          <w:sz w:val="22"/>
+          <w:szCs w:val="22"/>
+          <w:lang w:val="en-ID"/>
+        </w:rPr>
+        <w:t>:</w:t>
+      </w:r>
+    </w:p>
+    <w:p>
+      <w:pPr>
         <w:numPr>
           <w:ilvl w:val="0"/>
-          <w:numId w:val="4"/>
+          <w:numId w:val="7"/>
         </w:numPr>
         <w:jc w:val="both"/>
         <w:rPr>
@@ -3514,93 +4440,81 @@
           <w:lang w:val="en-ID"/>
         </w:rPr>
       </w:pPr>
-      <w:proofErr w:type="spellStart"/>
-      <w:r>
-        <w:rPr>
-          <w:rFonts w:ascii="Arial" w:hAnsi="Arial" w:cs="Arial"/>
-          <w:sz w:val="22"/>
-          <w:szCs w:val="22"/>
-          <w:lang w:val="en-ID"/>
-        </w:rPr>
-        <w:t>Kemungkinan</w:t>
-      </w:r>
-      <w:proofErr w:type="spellEnd"/>
-      <w:r>
-        <w:rPr>
-          <w:rFonts w:ascii="Arial" w:hAnsi="Arial" w:cs="Arial"/>
-          <w:sz w:val="22"/>
-          <w:szCs w:val="22"/>
-          <w:lang w:val="en-ID"/>
-        </w:rPr>
-        <w:t xml:space="preserve"> 40% </w:t>
-      </w:r>
-      <w:proofErr w:type="spellStart"/>
-      <w:r>
-        <w:rPr>
-          <w:rFonts w:ascii="Arial" w:hAnsi="Arial" w:cs="Arial"/>
-          <w:sz w:val="22"/>
-          <w:szCs w:val="22"/>
-          <w:lang w:val="en-ID"/>
-        </w:rPr>
-        <w:t>perusahaan</w:t>
-      </w:r>
-      <w:proofErr w:type="spellEnd"/>
-      <w:r>
-        <w:rPr>
-          <w:rFonts w:ascii="Arial" w:hAnsi="Arial" w:cs="Arial"/>
-          <w:sz w:val="22"/>
-          <w:szCs w:val="22"/>
-          <w:lang w:val="en-ID"/>
-        </w:rPr>
-        <w:t xml:space="preserve"> </w:t>
-      </w:r>
-      <w:proofErr w:type="spellStart"/>
-      <w:r>
-        <w:rPr>
-          <w:rFonts w:ascii="Arial" w:hAnsi="Arial" w:cs="Arial"/>
-          <w:sz w:val="22"/>
-          <w:szCs w:val="22"/>
-          <w:lang w:val="en-ID"/>
-        </w:rPr>
-        <w:t>harus</w:t>
-      </w:r>
-      <w:proofErr w:type="spellEnd"/>
-      <w:r>
-        <w:rPr>
-          <w:rFonts w:ascii="Arial" w:hAnsi="Arial" w:cs="Arial"/>
-          <w:sz w:val="22"/>
-          <w:szCs w:val="22"/>
-          <w:lang w:val="en-ID"/>
-        </w:rPr>
-        <w:t xml:space="preserve"> </w:t>
-      </w:r>
-      <w:proofErr w:type="spellStart"/>
-      <w:r>
-        <w:rPr>
-          <w:rFonts w:ascii="Arial" w:hAnsi="Arial" w:cs="Arial"/>
-          <w:sz w:val="22"/>
-          <w:szCs w:val="22"/>
-          <w:lang w:val="en-ID"/>
-        </w:rPr>
-        <w:t>membayar</w:t>
-      </w:r>
-      <w:proofErr w:type="spellEnd"/>
-      <w:r>
-        <w:rPr>
-          <w:rFonts w:ascii="Arial" w:hAnsi="Arial" w:cs="Arial"/>
-          <w:sz w:val="22"/>
-          <w:szCs w:val="22"/>
-          <w:lang w:val="en-ID"/>
-        </w:rPr>
-        <w:t xml:space="preserve"> Rp 400.000.000,</w:t>
+      <w:r>
+        <w:rPr>
+          <w:rFonts w:ascii="Arial" w:hAnsi="Arial" w:cs="Arial"/>
+          <w:sz w:val="22"/>
+          <w:szCs w:val="22"/>
+          <w:lang w:val="en-ID"/>
+        </w:rPr>
+        <w:t xml:space="preserve">Nilai </w:t>
+      </w:r>
+      <w:proofErr w:type="spellStart"/>
+      <w:r>
+        <w:rPr>
+          <w:rFonts w:ascii="Arial" w:hAnsi="Arial" w:cs="Arial"/>
+          <w:sz w:val="22"/>
+          <w:szCs w:val="22"/>
+          <w:lang w:val="en-ID"/>
+        </w:rPr>
+        <w:t>kewajiban</w:t>
+      </w:r>
+      <w:proofErr w:type="spellEnd"/>
+      <w:r>
+        <w:rPr>
+          <w:rFonts w:ascii="Arial" w:hAnsi="Arial" w:cs="Arial"/>
+          <w:sz w:val="22"/>
+          <w:szCs w:val="22"/>
+          <w:lang w:val="en-ID"/>
+        </w:rPr>
+        <w:t xml:space="preserve"> pada </w:t>
+      </w:r>
+      <w:proofErr w:type="spellStart"/>
+      <w:r>
+        <w:rPr>
+          <w:rFonts w:ascii="Arial" w:hAnsi="Arial" w:cs="Arial"/>
+          <w:sz w:val="22"/>
+          <w:szCs w:val="22"/>
+          <w:lang w:val="en-ID"/>
+        </w:rPr>
+        <w:t>tanggal</w:t>
+      </w:r>
+      <w:proofErr w:type="spellEnd"/>
+      <w:r>
+        <w:rPr>
+          <w:rFonts w:ascii="Arial" w:hAnsi="Arial" w:cs="Arial"/>
+          <w:sz w:val="22"/>
+          <w:szCs w:val="22"/>
+          <w:lang w:val="en-ID"/>
+        </w:rPr>
+        <w:t xml:space="preserve"> </w:t>
+      </w:r>
+      <w:proofErr w:type="spellStart"/>
+      <w:r>
+        <w:rPr>
+          <w:rFonts w:ascii="Arial" w:hAnsi="Arial" w:cs="Arial"/>
+          <w:sz w:val="22"/>
+          <w:szCs w:val="22"/>
+          <w:lang w:val="en-ID"/>
+        </w:rPr>
+        <w:t>transaksi</w:t>
+      </w:r>
+      <w:proofErr w:type="spellEnd"/>
+      <w:r>
+        <w:rPr>
+          <w:rFonts w:ascii="Arial" w:hAnsi="Arial" w:cs="Arial"/>
+          <w:sz w:val="22"/>
+          <w:szCs w:val="22"/>
+          <w:lang w:val="en-ID"/>
+        </w:rPr>
+        <w:t xml:space="preserve">. </w:t>
       </w:r>
     </w:p>
     <w:p>
       <w:pPr>
-        <w:pStyle w:val="ListParagraph"/>
         <w:numPr>
           <w:ilvl w:val="0"/>
-          <w:numId w:val="4"/>
+          <w:numId w:val="7"/>
         </w:numPr>
         <w:jc w:val="both"/>
         <w:rPr>
@@ -3610,53 +4524,81 @@
           <w:lang w:val="en-ID"/>
         </w:rPr>
       </w:pPr>
-      <w:proofErr w:type="spellStart"/>
-      <w:r>
-        <w:rPr>
-          <w:rFonts w:ascii="Arial" w:hAnsi="Arial" w:cs="Arial"/>
-          <w:sz w:val="22"/>
-          <w:szCs w:val="22"/>
-          <w:lang w:val="en-ID"/>
-        </w:rPr>
-        <w:t>Kemungkinan</w:t>
-      </w:r>
-      <w:proofErr w:type="spellEnd"/>
-      <w:r>
-        <w:rPr>
-          <w:rFonts w:ascii="Arial" w:hAnsi="Arial" w:cs="Arial"/>
-          <w:sz w:val="22"/>
-          <w:szCs w:val="22"/>
-          <w:lang w:val="en-ID"/>
-        </w:rPr>
-        <w:t xml:space="preserve"> 30% </w:t>
-      </w:r>
-      <w:proofErr w:type="spellStart"/>
-      <w:r>
-        <w:rPr>
-          <w:rFonts w:ascii="Arial" w:hAnsi="Arial" w:cs="Arial"/>
-          <w:sz w:val="22"/>
-          <w:szCs w:val="22"/>
-          <w:lang w:val="en-ID"/>
-        </w:rPr>
-        <w:t>membayar</w:t>
-      </w:r>
-      <w:proofErr w:type="spellEnd"/>
-      <w:r>
-        <w:rPr>
-          <w:rFonts w:ascii="Arial" w:hAnsi="Arial" w:cs="Arial"/>
-          <w:sz w:val="22"/>
-          <w:szCs w:val="22"/>
-          <w:lang w:val="en-ID"/>
-        </w:rPr>
-        <w:t xml:space="preserve"> Rp 250.000.000,</w:t>
+      <w:r>
+        <w:rPr>
+          <w:rFonts w:ascii="Arial" w:hAnsi="Arial" w:cs="Arial"/>
+          <w:sz w:val="22"/>
+          <w:szCs w:val="22"/>
+          <w:lang w:val="en-ID"/>
+        </w:rPr>
+        <w:t xml:space="preserve">Nilai </w:t>
+      </w:r>
+      <w:proofErr w:type="spellStart"/>
+      <w:r>
+        <w:rPr>
+          <w:rFonts w:ascii="Arial" w:hAnsi="Arial" w:cs="Arial"/>
+          <w:sz w:val="22"/>
+          <w:szCs w:val="22"/>
+          <w:lang w:val="en-ID"/>
+        </w:rPr>
+        <w:t>kewajiban</w:t>
+      </w:r>
+      <w:proofErr w:type="spellEnd"/>
+      <w:r>
+        <w:rPr>
+          <w:rFonts w:ascii="Arial" w:hAnsi="Arial" w:cs="Arial"/>
+          <w:sz w:val="22"/>
+          <w:szCs w:val="22"/>
+          <w:lang w:val="en-ID"/>
+        </w:rPr>
+        <w:t xml:space="preserve"> pada </w:t>
+      </w:r>
+      <w:proofErr w:type="spellStart"/>
+      <w:r>
+        <w:rPr>
+          <w:rFonts w:ascii="Arial" w:hAnsi="Arial" w:cs="Arial"/>
+          <w:sz w:val="22"/>
+          <w:szCs w:val="22"/>
+          <w:lang w:val="en-ID"/>
+        </w:rPr>
+        <w:t>tanggal</w:t>
+      </w:r>
+      <w:proofErr w:type="spellEnd"/>
+      <w:r>
+        <w:rPr>
+          <w:rFonts w:ascii="Arial" w:hAnsi="Arial" w:cs="Arial"/>
+          <w:sz w:val="22"/>
+          <w:szCs w:val="22"/>
+          <w:lang w:val="en-ID"/>
+        </w:rPr>
+        <w:t xml:space="preserve"> 31 </w:t>
+      </w:r>
+      <w:proofErr w:type="spellStart"/>
+      <w:r>
+        <w:rPr>
+          <w:rFonts w:ascii="Arial" w:hAnsi="Arial" w:cs="Arial"/>
+          <w:sz w:val="22"/>
+          <w:szCs w:val="22"/>
+          <w:lang w:val="en-ID"/>
+        </w:rPr>
+        <w:t>Desember</w:t>
+      </w:r>
+      <w:proofErr w:type="spellEnd"/>
+      <w:r>
+        <w:rPr>
+          <w:rFonts w:ascii="Arial" w:hAnsi="Arial" w:cs="Arial"/>
+          <w:sz w:val="22"/>
+          <w:szCs w:val="22"/>
+          <w:lang w:val="en-ID"/>
+        </w:rPr>
+        <w:t xml:space="preserve"> 2025. </w:t>
       </w:r>
     </w:p>
     <w:p>
       <w:pPr>
-        <w:pStyle w:val="ListParagraph"/>
         <w:numPr>
           <w:ilvl w:val="0"/>
-          <w:numId w:val="4"/>
+          <w:numId w:val="7"/>
         </w:numPr>
         <w:jc w:val="both"/>
         <w:rPr>
@@ -3674,105 +4616,87 @@
           <w:szCs w:val="22"/>
           <w:lang w:val="en-ID"/>
         </w:rPr>
-        <w:t>Sisanya</w:t>
-      </w:r>
-      <w:proofErr w:type="spellEnd"/>
-      <w:r>
-        <w:rPr>
-          <w:rFonts w:ascii="Arial" w:hAnsi="Arial" w:cs="Arial"/>
-          <w:sz w:val="22"/>
-          <w:szCs w:val="22"/>
-          <w:lang w:val="en-ID"/>
-        </w:rPr>
-        <w:t xml:space="preserve"> </w:t>
-      </w:r>
-      <w:proofErr w:type="spellStart"/>
-      <w:r>
-        <w:rPr>
-          <w:rFonts w:ascii="Arial" w:hAnsi="Arial" w:cs="Arial"/>
-          <w:sz w:val="22"/>
-          <w:szCs w:val="22"/>
-          <w:lang w:val="en-ID"/>
-        </w:rPr>
-        <w:t>dianggap</w:t>
-      </w:r>
-      <w:proofErr w:type="spellEnd"/>
-      <w:r>
-        <w:rPr>
-          <w:rFonts w:ascii="Arial" w:hAnsi="Arial" w:cs="Arial"/>
-          <w:sz w:val="22"/>
-          <w:szCs w:val="22"/>
-          <w:lang w:val="en-ID"/>
-        </w:rPr>
-        <w:t xml:space="preserve"> </w:t>
-      </w:r>
-      <w:proofErr w:type="spellStart"/>
-      <w:r>
-        <w:rPr>
-          <w:rFonts w:ascii="Arial" w:hAnsi="Arial" w:cs="Arial"/>
-          <w:sz w:val="22"/>
-          <w:szCs w:val="22"/>
-          <w:lang w:val="en-ID"/>
-        </w:rPr>
-        <w:t>tidak</w:t>
-      </w:r>
-      <w:proofErr w:type="spellEnd"/>
-      <w:r>
-        <w:rPr>
-          <w:rFonts w:ascii="Arial" w:hAnsi="Arial" w:cs="Arial"/>
-          <w:sz w:val="22"/>
-          <w:szCs w:val="22"/>
-          <w:lang w:val="en-ID"/>
-        </w:rPr>
-        <w:t xml:space="preserve"> material.</w:t>
-      </w:r>
-      <w:r>
-        <w:rPr>
-          <w:rFonts w:ascii="Arial" w:hAnsi="Arial" w:cs="Arial"/>
-          <w:sz w:val="22"/>
-          <w:szCs w:val="22"/>
-          <w:lang w:val="en-ID"/>
-        </w:rPr>
-        <w:t xml:space="preserve"> </w:t>
-      </w:r>
-      <w:r>
-        <w:rPr>
-          <w:rFonts w:ascii="Arial" w:hAnsi="Arial" w:cs="Arial"/>
-          <w:sz w:val="22"/>
-          <w:szCs w:val="22"/>
-          <w:lang w:val="en-ID"/>
-        </w:rPr>
-        <w:t xml:space="preserve">Auditor </w:t>
-      </w:r>
-      <w:proofErr w:type="spellStart"/>
-      <w:r>
-        <w:rPr>
-          <w:rFonts w:ascii="Arial" w:hAnsi="Arial" w:cs="Arial"/>
-          <w:sz w:val="22"/>
-          <w:szCs w:val="22"/>
-          <w:lang w:val="en-ID"/>
-        </w:rPr>
-        <w:t>menilai</w:t>
-      </w:r>
-      <w:proofErr w:type="spellEnd"/>
-      <w:r>
-        <w:rPr>
-          <w:rFonts w:ascii="Arial" w:hAnsi="Arial" w:cs="Arial"/>
-          <w:sz w:val="22"/>
-          <w:szCs w:val="22"/>
-          <w:lang w:val="en-ID"/>
-        </w:rPr>
-        <w:t xml:space="preserve"> </w:t>
-      </w:r>
-      <w:proofErr w:type="spellStart"/>
-      <w:r>
-        <w:rPr>
-          <w:rFonts w:ascii="Arial" w:hAnsi="Arial" w:cs="Arial"/>
-          <w:sz w:val="22"/>
-          <w:szCs w:val="22"/>
-          <w:lang w:val="en-ID"/>
-        </w:rPr>
-        <w:t>nilai</w:t>
+        <w:t>Keuntungan</w:t>
+      </w:r>
+      <w:proofErr w:type="spellEnd"/>
+      <w:r>
+        <w:rPr>
+          <w:rFonts w:ascii="Arial" w:hAnsi="Arial" w:cs="Arial"/>
+          <w:sz w:val="22"/>
+          <w:szCs w:val="22"/>
+          <w:lang w:val="en-ID"/>
+        </w:rPr>
+        <w:t xml:space="preserve"> </w:t>
+      </w:r>
+      <w:proofErr w:type="spellStart"/>
+      <w:r>
+        <w:rPr>
+          <w:rFonts w:ascii="Arial" w:hAnsi="Arial" w:cs="Arial"/>
+          <w:sz w:val="22"/>
+          <w:szCs w:val="22"/>
+          <w:lang w:val="en-ID"/>
+        </w:rPr>
+        <w:t>atau</w:t>
+      </w:r>
+      <w:proofErr w:type="spellEnd"/>
+      <w:r>
+        <w:rPr>
+          <w:rFonts w:ascii="Arial" w:hAnsi="Arial" w:cs="Arial"/>
+          <w:sz w:val="22"/>
+          <w:szCs w:val="22"/>
+          <w:lang w:val="en-ID"/>
+        </w:rPr>
+        <w:t xml:space="preserve"> </w:t>
+      </w:r>
+      <w:proofErr w:type="spellStart"/>
+      <w:r>
+        <w:rPr>
+          <w:rFonts w:ascii="Arial" w:hAnsi="Arial" w:cs="Arial"/>
+          <w:sz w:val="22"/>
+          <w:szCs w:val="22"/>
+          <w:lang w:val="en-ID"/>
+        </w:rPr>
+        <w:t>kerugian</w:t>
+      </w:r>
+      <w:proofErr w:type="spellEnd"/>
+      <w:r>
+        <w:rPr>
+          <w:rFonts w:ascii="Arial" w:hAnsi="Arial" w:cs="Arial"/>
+          <w:sz w:val="22"/>
+          <w:szCs w:val="22"/>
+          <w:lang w:val="en-ID"/>
+        </w:rPr>
+        <w:t xml:space="preserve"> </w:t>
+      </w:r>
+      <w:proofErr w:type="spellStart"/>
+      <w:r>
+        <w:rPr>
+          <w:rFonts w:ascii="Arial" w:hAnsi="Arial" w:cs="Arial"/>
+          <w:sz w:val="22"/>
+          <w:szCs w:val="22"/>
+          <w:lang w:val="en-ID"/>
+        </w:rPr>
+        <w:t>selisih</w:t>
+      </w:r>
+      <w:proofErr w:type="spellEnd"/>
+      <w:r>
+        <w:rPr>
+          <w:rFonts w:ascii="Arial" w:hAnsi="Arial" w:cs="Arial"/>
+          <w:sz w:val="22"/>
+          <w:szCs w:val="22"/>
+          <w:lang w:val="en-ID"/>
+        </w:rPr>
+        <w:t xml:space="preserve"> </w:t>
+      </w:r>
+      <w:proofErr w:type="spellStart"/>
+      <w:r>
+        <w:rPr>
+          <w:rFonts w:ascii="Arial" w:hAnsi="Arial" w:cs="Arial"/>
+          <w:sz w:val="22"/>
+          <w:szCs w:val="22"/>
+          <w:lang w:val="en-ID"/>
+        </w:rPr>
+        <w:t>kurs</w:t>
       </w:r>
       <w:proofErr w:type="spellEnd"/>
       <w:r>
@@ -3784,69 +4708,93 @@
         </w:rPr>
         <w:t xml:space="preserve"> yang </w:t>
       </w:r>
-      <w:r>
-        <w:rPr>
-          <w:rFonts w:ascii="Arial" w:hAnsi="Arial" w:cs="Arial"/>
-          <w:i/>
-          <w:iCs/>
-          <w:sz w:val="22"/>
-          <w:szCs w:val="22"/>
-          <w:lang w:val="en-ID"/>
-        </w:rPr>
-        <w:t>probable and reliably measurable</w:t>
-      </w:r>
-      <w:r>
-        <w:rPr>
-          <w:rFonts w:ascii="Arial" w:hAnsi="Arial" w:cs="Arial"/>
-          <w:sz w:val="22"/>
-          <w:szCs w:val="22"/>
-          <w:lang w:val="en-ID"/>
-        </w:rPr>
-        <w:t xml:space="preserve"> </w:t>
-      </w:r>
-      <w:proofErr w:type="spellStart"/>
-      <w:r>
-        <w:rPr>
-          <w:rFonts w:ascii="Arial" w:hAnsi="Arial" w:cs="Arial"/>
-          <w:sz w:val="22"/>
-          <w:szCs w:val="22"/>
-          <w:lang w:val="en-ID"/>
-        </w:rPr>
-        <w:t>mengikuti</w:t>
-      </w:r>
-      <w:proofErr w:type="spellEnd"/>
-      <w:r>
-        <w:rPr>
-          <w:rFonts w:ascii="Arial" w:hAnsi="Arial" w:cs="Arial"/>
-          <w:sz w:val="22"/>
-          <w:szCs w:val="22"/>
-          <w:lang w:val="en-ID"/>
-        </w:rPr>
-        <w:t xml:space="preserve"> </w:t>
-      </w:r>
-      <w:proofErr w:type="spellStart"/>
-      <w:r>
-        <w:rPr>
-          <w:rFonts w:ascii="Arial" w:hAnsi="Arial" w:cs="Arial"/>
-          <w:sz w:val="22"/>
-          <w:szCs w:val="22"/>
-          <w:lang w:val="en-ID"/>
-        </w:rPr>
-        <w:t>metode</w:t>
-      </w:r>
-      <w:proofErr w:type="spellEnd"/>
-      <w:r>
-        <w:rPr>
-          <w:rFonts w:ascii="Arial" w:hAnsi="Arial" w:cs="Arial"/>
-          <w:sz w:val="22"/>
-          <w:szCs w:val="22"/>
-          <w:lang w:val="en-ID"/>
-        </w:rPr>
-        <w:t xml:space="preserve"> expected value (IAS 37.36).</w:t>
+      <w:proofErr w:type="spellStart"/>
+      <w:r>
+        <w:rPr>
+          <w:rFonts w:ascii="Arial" w:hAnsi="Arial" w:cs="Arial"/>
+          <w:sz w:val="22"/>
+          <w:szCs w:val="22"/>
+          <w:lang w:val="en-ID"/>
+        </w:rPr>
+        <w:t>harus</w:t>
+      </w:r>
+      <w:proofErr w:type="spellEnd"/>
+      <w:r>
+        <w:rPr>
+          <w:rFonts w:ascii="Arial" w:hAnsi="Arial" w:cs="Arial"/>
+          <w:sz w:val="22"/>
+          <w:szCs w:val="22"/>
+          <w:lang w:val="en-ID"/>
+        </w:rPr>
+        <w:t xml:space="preserve"> </w:t>
+      </w:r>
+      <w:proofErr w:type="spellStart"/>
+      <w:r>
+        <w:rPr>
+          <w:rFonts w:ascii="Arial" w:hAnsi="Arial" w:cs="Arial"/>
+          <w:sz w:val="22"/>
+          <w:szCs w:val="22"/>
+          <w:lang w:val="en-ID"/>
+        </w:rPr>
+        <w:t>diakui</w:t>
+      </w:r>
+      <w:proofErr w:type="spellEnd"/>
+      <w:r>
+        <w:rPr>
+          <w:rFonts w:ascii="Arial" w:hAnsi="Arial" w:cs="Arial"/>
+          <w:sz w:val="22"/>
+          <w:szCs w:val="22"/>
+          <w:lang w:val="en-ID"/>
+        </w:rPr>
+        <w:t xml:space="preserve"> pada </w:t>
+      </w:r>
+      <w:proofErr w:type="spellStart"/>
+      <w:r>
+        <w:rPr>
+          <w:rFonts w:ascii="Arial" w:hAnsi="Arial" w:cs="Arial"/>
+          <w:sz w:val="22"/>
+          <w:szCs w:val="22"/>
+          <w:lang w:val="en-ID"/>
+        </w:rPr>
+        <w:t>tanggal</w:t>
+      </w:r>
+      <w:proofErr w:type="spellEnd"/>
+      <w:r>
+        <w:rPr>
+          <w:rFonts w:ascii="Arial" w:hAnsi="Arial" w:cs="Arial"/>
+          <w:sz w:val="22"/>
+          <w:szCs w:val="22"/>
+          <w:lang w:val="en-ID"/>
+        </w:rPr>
+        <w:t xml:space="preserve"> 31 </w:t>
+      </w:r>
+      <w:proofErr w:type="spellStart"/>
+      <w:r>
+        <w:rPr>
+          <w:rFonts w:ascii="Arial" w:hAnsi="Arial" w:cs="Arial"/>
+          <w:sz w:val="22"/>
+          <w:szCs w:val="22"/>
+          <w:lang w:val="en-ID"/>
+        </w:rPr>
+        <w:t>Desember</w:t>
+      </w:r>
+      <w:proofErr w:type="spellEnd"/>
+      <w:r>
+        <w:rPr>
+          <w:rFonts w:ascii="Arial" w:hAnsi="Arial" w:cs="Arial"/>
+          <w:sz w:val="22"/>
+          <w:szCs w:val="22"/>
+          <w:lang w:val="en-ID"/>
+        </w:rPr>
+        <w:t xml:space="preserve"> 2025. </w:t>
       </w:r>
     </w:p>
     <w:p>
       <w:pPr>
+        <w:numPr>
+          <w:ilvl w:val="0"/>
+          <w:numId w:val="7"/>
+        </w:numPr>
         <w:jc w:val="both"/>
         <w:rPr>
           <w:rFonts w:ascii="Arial" w:hAnsi="Arial" w:cs="Arial"/>
@@ -3855,9 +4803,293 @@
           <w:lang w:val="en-ID"/>
         </w:rPr>
       </w:pPr>
+      <w:r>
+        <w:rPr>
+          <w:rFonts w:ascii="Arial" w:hAnsi="Arial" w:cs="Arial"/>
+          <w:sz w:val="22"/>
+          <w:szCs w:val="22"/>
+          <w:lang w:val="en-ID"/>
+        </w:rPr>
+        <w:t xml:space="preserve">Nilai </w:t>
+      </w:r>
+      <w:proofErr w:type="spellStart"/>
+      <w:r>
+        <w:rPr>
+          <w:rFonts w:ascii="Arial" w:hAnsi="Arial" w:cs="Arial"/>
+          <w:sz w:val="22"/>
+          <w:szCs w:val="22"/>
+          <w:lang w:val="en-ID"/>
+        </w:rPr>
+        <w:t>kewajiban</w:t>
+      </w:r>
+      <w:proofErr w:type="spellEnd"/>
+      <w:r>
+        <w:rPr>
+          <w:rFonts w:ascii="Arial" w:hAnsi="Arial" w:cs="Arial"/>
+          <w:sz w:val="22"/>
+          <w:szCs w:val="22"/>
+          <w:lang w:val="en-ID"/>
+        </w:rPr>
+        <w:t xml:space="preserve"> pada </w:t>
+      </w:r>
+      <w:proofErr w:type="spellStart"/>
+      <w:r>
+        <w:rPr>
+          <w:rFonts w:ascii="Arial" w:hAnsi="Arial" w:cs="Arial"/>
+          <w:sz w:val="22"/>
+          <w:szCs w:val="22"/>
+          <w:lang w:val="en-ID"/>
+        </w:rPr>
+        <w:t>saat</w:t>
+      </w:r>
+      <w:proofErr w:type="spellEnd"/>
+      <w:r>
+        <w:rPr>
+          <w:rFonts w:ascii="Arial" w:hAnsi="Arial" w:cs="Arial"/>
+          <w:sz w:val="22"/>
+          <w:szCs w:val="22"/>
+          <w:lang w:val="en-ID"/>
+        </w:rPr>
+        <w:t xml:space="preserve"> </w:t>
+      </w:r>
+      <w:proofErr w:type="spellStart"/>
+      <w:r>
+        <w:rPr>
+          <w:rFonts w:ascii="Arial" w:hAnsi="Arial" w:cs="Arial"/>
+          <w:sz w:val="22"/>
+          <w:szCs w:val="22"/>
+          <w:lang w:val="en-ID"/>
+        </w:rPr>
+        <w:t>pelunasan</w:t>
+      </w:r>
+      <w:proofErr w:type="spellEnd"/>
+      <w:r>
+        <w:rPr>
+          <w:rFonts w:ascii="Arial" w:hAnsi="Arial" w:cs="Arial"/>
+          <w:sz w:val="22"/>
+          <w:szCs w:val="22"/>
+          <w:lang w:val="en-ID"/>
+        </w:rPr>
+        <w:t xml:space="preserve"> </w:t>
+      </w:r>
+      <w:proofErr w:type="spellStart"/>
+      <w:r>
+        <w:rPr>
+          <w:rFonts w:ascii="Arial" w:hAnsi="Arial" w:cs="Arial"/>
+          <w:sz w:val="22"/>
+          <w:szCs w:val="22"/>
+          <w:lang w:val="en-ID"/>
+        </w:rPr>
+        <w:t>tanggal</w:t>
+      </w:r>
+      <w:proofErr w:type="spellEnd"/>
+      <w:r>
+        <w:rPr>
+          <w:rFonts w:ascii="Arial" w:hAnsi="Arial" w:cs="Arial"/>
+          <w:sz w:val="22"/>
+          <w:szCs w:val="22"/>
+          <w:lang w:val="en-ID"/>
+        </w:rPr>
+        <w:t xml:space="preserve"> 29 Januari 2026. </w:t>
+      </w:r>
     </w:p>
     <w:p>
       <w:pPr>
+        <w:numPr>
+          <w:ilvl w:val="0"/>
+          <w:numId w:val="7"/>
+        </w:numPr>
+        <w:jc w:val="both"/>
+        <w:rPr>
+          <w:rFonts w:ascii="Arial" w:hAnsi="Arial" w:cs="Arial"/>
+          <w:sz w:val="22"/>
+          <w:szCs w:val="22"/>
+          <w:lang w:val="en-ID"/>
+        </w:rPr>
+      </w:pPr>
+      <w:r>
+        <w:rPr>
+          <w:rFonts w:ascii="Arial" w:hAnsi="Arial" w:cs="Arial"/>
+          <w:sz w:val="22"/>
+          <w:szCs w:val="22"/>
+          <w:lang w:val="en-ID"/>
+        </w:rPr>
+        <w:t xml:space="preserve">Total </w:t>
+      </w:r>
+      <w:proofErr w:type="spellStart"/>
+      <w:r>
+        <w:rPr>
+          <w:rFonts w:ascii="Arial" w:hAnsi="Arial" w:cs="Arial"/>
+          <w:sz w:val="22"/>
+          <w:szCs w:val="22"/>
+          <w:lang w:val="en-ID"/>
+        </w:rPr>
+        <w:t>keuntungan</w:t>
+      </w:r>
+      <w:proofErr w:type="spellEnd"/>
+      <w:r>
+        <w:rPr>
+          <w:rFonts w:ascii="Arial" w:hAnsi="Arial" w:cs="Arial"/>
+          <w:sz w:val="22"/>
+          <w:szCs w:val="22"/>
+          <w:lang w:val="en-ID"/>
+        </w:rPr>
+        <w:t xml:space="preserve"> </w:t>
+      </w:r>
+      <w:proofErr w:type="spellStart"/>
+      <w:r>
+        <w:rPr>
+          <w:rFonts w:ascii="Arial" w:hAnsi="Arial" w:cs="Arial"/>
+          <w:sz w:val="22"/>
+          <w:szCs w:val="22"/>
+          <w:lang w:val="en-ID"/>
+        </w:rPr>
+        <w:t>atau</w:t>
+      </w:r>
+      <w:proofErr w:type="spellEnd"/>
+      <w:r>
+        <w:rPr>
+          <w:rFonts w:ascii="Arial" w:hAnsi="Arial" w:cs="Arial"/>
+          <w:sz w:val="22"/>
+          <w:szCs w:val="22"/>
+          <w:lang w:val="en-ID"/>
+        </w:rPr>
+        <w:t xml:space="preserve"> </w:t>
+      </w:r>
+      <w:proofErr w:type="spellStart"/>
+      <w:r>
+        <w:rPr>
+          <w:rFonts w:ascii="Arial" w:hAnsi="Arial" w:cs="Arial"/>
+          <w:sz w:val="22"/>
+          <w:szCs w:val="22"/>
+          <w:lang w:val="en-ID"/>
+        </w:rPr>
+        <w:t>kerugian</w:t>
+      </w:r>
+      <w:proofErr w:type="spellEnd"/>
+      <w:r>
+        <w:rPr>
+          <w:rFonts w:ascii="Arial" w:hAnsi="Arial" w:cs="Arial"/>
+          <w:sz w:val="22"/>
+          <w:szCs w:val="22"/>
+          <w:lang w:val="en-ID"/>
+        </w:rPr>
+        <w:t xml:space="preserve"> </w:t>
+      </w:r>
+      <w:proofErr w:type="spellStart"/>
+      <w:r>
+        <w:rPr>
+          <w:rFonts w:ascii="Arial" w:hAnsi="Arial" w:cs="Arial"/>
+          <w:sz w:val="22"/>
+          <w:szCs w:val="22"/>
+          <w:lang w:val="en-ID"/>
+        </w:rPr>
+        <w:t>selisih</w:t>
+      </w:r>
+      <w:proofErr w:type="spellEnd"/>
+      <w:r>
+        <w:rPr>
+          <w:rFonts w:ascii="Arial" w:hAnsi="Arial" w:cs="Arial"/>
+          <w:sz w:val="22"/>
+          <w:szCs w:val="22"/>
+          <w:lang w:val="en-ID"/>
+        </w:rPr>
+        <w:t xml:space="preserve"> </w:t>
+      </w:r>
+      <w:proofErr w:type="spellStart"/>
+      <w:r>
+        <w:rPr>
+          <w:rFonts w:ascii="Arial" w:hAnsi="Arial" w:cs="Arial"/>
+          <w:sz w:val="22"/>
+          <w:szCs w:val="22"/>
+          <w:lang w:val="en-ID"/>
+        </w:rPr>
+        <w:t>kurs</w:t>
+      </w:r>
+      <w:proofErr w:type="spellEnd"/>
+      <w:r>
+        <w:rPr>
+          <w:rFonts w:ascii="Arial" w:hAnsi="Arial" w:cs="Arial"/>
+          <w:sz w:val="22"/>
+          <w:szCs w:val="22"/>
+          <w:lang w:val="en-ID"/>
+        </w:rPr>
+        <w:t xml:space="preserve"> </w:t>
+      </w:r>
+      <w:proofErr w:type="spellStart"/>
+      <w:r>
+        <w:rPr>
+          <w:rFonts w:ascii="Arial" w:hAnsi="Arial" w:cs="Arial"/>
+          <w:sz w:val="22"/>
+          <w:szCs w:val="22"/>
+          <w:lang w:val="en-ID"/>
+        </w:rPr>
+        <w:t>selama</w:t>
+      </w:r>
+      <w:proofErr w:type="spellEnd"/>
+      <w:r>
+        <w:rPr>
+          <w:rFonts w:ascii="Arial" w:hAnsi="Arial" w:cs="Arial"/>
+          <w:sz w:val="22"/>
+          <w:szCs w:val="22"/>
+          <w:lang w:val="en-ID"/>
+        </w:rPr>
+        <w:t xml:space="preserve"> </w:t>
+      </w:r>
+      <w:proofErr w:type="spellStart"/>
+      <w:r>
+        <w:rPr>
+          <w:rFonts w:ascii="Arial" w:hAnsi="Arial" w:cs="Arial"/>
+          <w:sz w:val="22"/>
+          <w:szCs w:val="22"/>
+          <w:lang w:val="en-ID"/>
+        </w:rPr>
+        <w:t>periode</w:t>
+      </w:r>
+      <w:proofErr w:type="spellEnd"/>
+      <w:r>
+        <w:rPr>
+          <w:rFonts w:ascii="Arial" w:hAnsi="Arial" w:cs="Arial"/>
+          <w:sz w:val="22"/>
+          <w:szCs w:val="22"/>
+          <w:lang w:val="en-ID"/>
+        </w:rPr>
+        <w:t xml:space="preserve"> </w:t>
+      </w:r>
+      <w:proofErr w:type="spellStart"/>
+      <w:r>
+        <w:rPr>
+          <w:rFonts w:ascii="Arial" w:hAnsi="Arial" w:cs="Arial"/>
+          <w:sz w:val="22"/>
+          <w:szCs w:val="22"/>
+          <w:lang w:val="en-ID"/>
+        </w:rPr>
+        <w:t>transaksi</w:t>
+      </w:r>
+      <w:proofErr w:type="spellEnd"/>
+      <w:r>
+        <w:rPr>
+          <w:rFonts w:ascii="Arial" w:hAnsi="Arial" w:cs="Arial"/>
+          <w:sz w:val="22"/>
+          <w:szCs w:val="22"/>
+          <w:lang w:val="en-ID"/>
+        </w:rPr>
+        <w:t xml:space="preserve">. </w:t>
+      </w:r>
+    </w:p>
+    <w:p>
+      <w:pPr>
+        <w:jc w:val="both"/>
+        <w:rPr>
+          <w:rFonts w:ascii="Arial" w:hAnsi="Arial" w:cs="Arial"/>
+          <w:sz w:val="22"/>
+          <w:szCs w:val="22"/>
+          <w:lang w:val="en-ID"/>
+        </w:rPr>
+      </w:pPr>
+    </w:p>
+    <w:p>
+      <w:pPr>
         <w:jc w:val="both"/>
         <w:rPr>
           <w:rFonts w:ascii="Arial" w:hAnsi="Arial" w:cs="Arial"/>
@@ -3868,7 +5100,6 @@
           <w:lang w:val="en-ID"/>
         </w:rPr>
       </w:pPr>
-      <w:proofErr w:type="spellStart"/>
       <w:r>
         <w:rPr>
           <w:rFonts w:ascii="Arial" w:hAnsi="Arial" w:cs="Arial"/>
@@ -3878,9 +5109,9 @@
           <w:szCs w:val="22"/>
           <w:lang w:val="en-ID"/>
         </w:rPr>
-        <w:t>Diminta</w:t>
-      </w:r>
-      <w:proofErr w:type="spellEnd"/>
+        <w:t xml:space="preserve">Bagian C – Jurnal Akuntansi (30 </w:t>
+      </w:r>
+      <w:proofErr w:type="spellStart"/>
       <w:r>
         <w:rPr>
           <w:rFonts w:ascii="Arial" w:hAnsi="Arial" w:cs="Arial"/>
@@ -3890,19 +5121,87 @@
           <w:szCs w:val="22"/>
           <w:lang w:val="en-ID"/>
         </w:rPr>
-        <w:t>:</w:t>
+        <w:t>poin</w:t>
+      </w:r>
+      <w:proofErr w:type="spellEnd"/>
+      <w:r>
+        <w:rPr>
+          <w:rFonts w:ascii="Arial" w:hAnsi="Arial" w:cs="Arial"/>
+          <w:b/>
+          <w:bCs/>
+          <w:sz w:val="22"/>
+          <w:szCs w:val="22"/>
+          <w:lang w:val="en-ID"/>
+        </w:rPr>
+        <w:t>)</w:t>
       </w:r>
     </w:p>
     <w:p>
       <w:pPr>
+        <w:jc w:val="both"/>
+        <w:rPr>
+          <w:rFonts w:ascii="Arial" w:hAnsi="Arial" w:cs="Arial"/>
+          <w:sz w:val="22"/>
+          <w:szCs w:val="22"/>
+          <w:lang w:val="en-ID"/>
+        </w:rPr>
+      </w:pPr>
+      <w:r>
+        <w:rPr>
+          <w:rFonts w:ascii="Arial" w:hAnsi="Arial" w:cs="Arial"/>
+          <w:sz w:val="22"/>
+          <w:szCs w:val="22"/>
+          <w:lang w:val="en-ID"/>
+        </w:rPr>
+        <w:t xml:space="preserve">Buat </w:t>
+      </w:r>
+      <w:proofErr w:type="spellStart"/>
+      <w:r>
+        <w:rPr>
+          <w:rFonts w:ascii="Arial" w:hAnsi="Arial" w:cs="Arial"/>
+          <w:sz w:val="22"/>
+          <w:szCs w:val="22"/>
+          <w:lang w:val="en-ID"/>
+        </w:rPr>
+        <w:t>jurnal</w:t>
+      </w:r>
+      <w:proofErr w:type="spellEnd"/>
+      <w:r>
+        <w:rPr>
+          <w:rFonts w:ascii="Arial" w:hAnsi="Arial" w:cs="Arial"/>
+          <w:sz w:val="22"/>
+          <w:szCs w:val="22"/>
+          <w:lang w:val="en-ID"/>
+        </w:rPr>
+        <w:t xml:space="preserve"> </w:t>
+      </w:r>
+      <w:proofErr w:type="spellStart"/>
+      <w:r>
+        <w:rPr>
+          <w:rFonts w:ascii="Arial" w:hAnsi="Arial" w:cs="Arial"/>
+          <w:sz w:val="22"/>
+          <w:szCs w:val="22"/>
+          <w:lang w:val="en-ID"/>
+        </w:rPr>
+        <w:t>untuk</w:t>
+      </w:r>
+      <w:proofErr w:type="spellEnd"/>
+      <w:r>
+        <w:rPr>
+          <w:rFonts w:ascii="Arial" w:hAnsi="Arial" w:cs="Arial"/>
+          <w:sz w:val="22"/>
+          <w:szCs w:val="22"/>
+          <w:lang w:val="en-ID"/>
+        </w:rPr>
+        <w:t>:</w:t>
+      </w:r>
+    </w:p>
+    <w:p>
+      <w:pPr>
         <w:numPr>
           <w:ilvl w:val="0"/>
-          <w:numId w:val="3"/>
+          <w:numId w:val="8"/>
         </w:numPr>
-        <w:tabs>
-          <w:tab w:val="clear" w:pos="720"/>
-        </w:tabs>
-        <w:ind w:left="426" w:hanging="426"/>
         <w:jc w:val="both"/>
         <w:rPr>
           <w:rFonts w:ascii="Arial" w:hAnsi="Arial" w:cs="Arial"/>
@@ -3919,189 +5218,65 @@
           <w:szCs w:val="22"/>
           <w:lang w:val="en-ID"/>
         </w:rPr>
-        <w:t>Hitung</w:t>
-      </w:r>
-      <w:proofErr w:type="spellEnd"/>
-      <w:r>
-        <w:rPr>
-          <w:rFonts w:ascii="Arial" w:hAnsi="Arial" w:cs="Arial"/>
-          <w:sz w:val="22"/>
-          <w:szCs w:val="22"/>
-          <w:lang w:val="en-ID"/>
-        </w:rPr>
-        <w:t xml:space="preserve"> total </w:t>
-      </w:r>
-      <w:proofErr w:type="spellStart"/>
-      <w:r>
-        <w:rPr>
-          <w:rFonts w:ascii="Arial" w:hAnsi="Arial" w:cs="Arial"/>
-          <w:sz w:val="22"/>
-          <w:szCs w:val="22"/>
-          <w:lang w:val="en-ID"/>
-        </w:rPr>
-        <w:t>beban</w:t>
-      </w:r>
-      <w:proofErr w:type="spellEnd"/>
-      <w:r>
-        <w:rPr>
-          <w:rFonts w:ascii="Arial" w:hAnsi="Arial" w:cs="Arial"/>
-          <w:sz w:val="22"/>
-          <w:szCs w:val="22"/>
-          <w:lang w:val="en-ID"/>
-        </w:rPr>
-        <w:t xml:space="preserve"> bunga yang </w:t>
-      </w:r>
-      <w:proofErr w:type="spellStart"/>
-      <w:r>
-        <w:rPr>
-          <w:rFonts w:ascii="Arial" w:hAnsi="Arial" w:cs="Arial"/>
-          <w:sz w:val="22"/>
-          <w:szCs w:val="22"/>
-          <w:lang w:val="en-ID"/>
-        </w:rPr>
-        <w:t>harus</w:t>
-      </w:r>
-      <w:proofErr w:type="spellEnd"/>
-      <w:r>
-        <w:rPr>
-          <w:rFonts w:ascii="Arial" w:hAnsi="Arial" w:cs="Arial"/>
-          <w:sz w:val="22"/>
-          <w:szCs w:val="22"/>
-          <w:lang w:val="en-ID"/>
-        </w:rPr>
-        <w:t xml:space="preserve"> </w:t>
-      </w:r>
-      <w:proofErr w:type="spellStart"/>
-      <w:r>
-        <w:rPr>
-          <w:rFonts w:ascii="Arial" w:hAnsi="Arial" w:cs="Arial"/>
-          <w:sz w:val="22"/>
-          <w:szCs w:val="22"/>
-          <w:lang w:val="en-ID"/>
-        </w:rPr>
-        <w:t>diakui</w:t>
-      </w:r>
-      <w:proofErr w:type="spellEnd"/>
-      <w:r>
-        <w:rPr>
-          <w:rFonts w:ascii="Arial" w:hAnsi="Arial" w:cs="Arial"/>
-          <w:sz w:val="22"/>
-          <w:szCs w:val="22"/>
-          <w:lang w:val="en-ID"/>
-        </w:rPr>
-        <w:t xml:space="preserve"> </w:t>
-      </w:r>
-      <w:proofErr w:type="spellStart"/>
-      <w:r>
-        <w:rPr>
-          <w:rFonts w:ascii="Arial" w:hAnsi="Arial" w:cs="Arial"/>
-          <w:sz w:val="22"/>
-          <w:szCs w:val="22"/>
-          <w:lang w:val="en-ID"/>
-        </w:rPr>
-        <w:t>hingga</w:t>
-      </w:r>
-      <w:proofErr w:type="spellEnd"/>
-      <w:r>
-        <w:rPr>
-          <w:rFonts w:ascii="Arial" w:hAnsi="Arial" w:cs="Arial"/>
-          <w:sz w:val="22"/>
-          <w:szCs w:val="22"/>
-          <w:lang w:val="en-ID"/>
-        </w:rPr>
-        <w:t xml:space="preserve"> 31 </w:t>
-      </w:r>
-      <w:proofErr w:type="spellStart"/>
-      <w:r>
-        <w:rPr>
-          <w:rFonts w:ascii="Arial" w:hAnsi="Arial" w:cs="Arial"/>
-          <w:sz w:val="22"/>
-          <w:szCs w:val="22"/>
-          <w:lang w:val="en-ID"/>
-        </w:rPr>
-        <w:t>Desember</w:t>
-      </w:r>
-      <w:proofErr w:type="spellEnd"/>
-      <w:r>
-        <w:rPr>
-          <w:rFonts w:ascii="Arial" w:hAnsi="Arial" w:cs="Arial"/>
-          <w:sz w:val="22"/>
-          <w:szCs w:val="22"/>
-          <w:lang w:val="en-ID"/>
-        </w:rPr>
-        <w:t xml:space="preserve"> 2024 </w:t>
-      </w:r>
-      <w:proofErr w:type="spellStart"/>
-      <w:r>
-        <w:rPr>
-          <w:rFonts w:ascii="Arial" w:hAnsi="Arial" w:cs="Arial"/>
-          <w:sz w:val="22"/>
-          <w:szCs w:val="22"/>
-          <w:lang w:val="en-ID"/>
-        </w:rPr>
-        <w:t>dari</w:t>
-      </w:r>
-      <w:proofErr w:type="spellEnd"/>
-      <w:r>
-        <w:rPr>
-          <w:rFonts w:ascii="Arial" w:hAnsi="Arial" w:cs="Arial"/>
-          <w:sz w:val="22"/>
-          <w:szCs w:val="22"/>
-          <w:lang w:val="en-ID"/>
-        </w:rPr>
-        <w:t xml:space="preserve"> </w:t>
-      </w:r>
-      <w:proofErr w:type="spellStart"/>
-      <w:r>
-        <w:rPr>
-          <w:rFonts w:ascii="Arial" w:hAnsi="Arial" w:cs="Arial"/>
-          <w:sz w:val="22"/>
-          <w:szCs w:val="22"/>
-          <w:lang w:val="en-ID"/>
-        </w:rPr>
-        <w:t>seluruh</w:t>
-      </w:r>
-      <w:proofErr w:type="spellEnd"/>
-      <w:r>
-        <w:rPr>
-          <w:rFonts w:ascii="Arial" w:hAnsi="Arial" w:cs="Arial"/>
-          <w:sz w:val="22"/>
-          <w:szCs w:val="22"/>
-          <w:lang w:val="en-ID"/>
-        </w:rPr>
-        <w:t xml:space="preserve"> </w:t>
-      </w:r>
-      <w:proofErr w:type="spellStart"/>
-      <w:r>
-        <w:rPr>
-          <w:rFonts w:ascii="Arial" w:hAnsi="Arial" w:cs="Arial"/>
-          <w:sz w:val="22"/>
-          <w:szCs w:val="22"/>
-          <w:lang w:val="en-ID"/>
-        </w:rPr>
-        <w:t>wesel</w:t>
-      </w:r>
-      <w:proofErr w:type="spellEnd"/>
-      <w:r>
-        <w:rPr>
-          <w:rFonts w:ascii="Arial" w:hAnsi="Arial" w:cs="Arial"/>
-          <w:sz w:val="22"/>
-          <w:szCs w:val="22"/>
-          <w:lang w:val="en-ID"/>
-        </w:rPr>
-        <w:t>.</w:t>
+        <w:t>Pengakuan</w:t>
+      </w:r>
+      <w:proofErr w:type="spellEnd"/>
+      <w:r>
+        <w:rPr>
+          <w:rFonts w:ascii="Arial" w:hAnsi="Arial" w:cs="Arial"/>
+          <w:sz w:val="22"/>
+          <w:szCs w:val="22"/>
+          <w:lang w:val="en-ID"/>
+        </w:rPr>
+        <w:t xml:space="preserve"> </w:t>
+      </w:r>
+      <w:proofErr w:type="spellStart"/>
+      <w:r>
+        <w:rPr>
+          <w:rFonts w:ascii="Arial" w:hAnsi="Arial" w:cs="Arial"/>
+          <w:sz w:val="22"/>
+          <w:szCs w:val="22"/>
+          <w:lang w:val="en-ID"/>
+        </w:rPr>
+        <w:t>pembelian</w:t>
+      </w:r>
+      <w:proofErr w:type="spellEnd"/>
+      <w:r>
+        <w:rPr>
+          <w:rFonts w:ascii="Arial" w:hAnsi="Arial" w:cs="Arial"/>
+          <w:sz w:val="22"/>
+          <w:szCs w:val="22"/>
+          <w:lang w:val="en-ID"/>
+        </w:rPr>
+        <w:t xml:space="preserve"> </w:t>
+      </w:r>
+      <w:proofErr w:type="spellStart"/>
+      <w:r>
+        <w:rPr>
+          <w:rFonts w:ascii="Arial" w:hAnsi="Arial" w:cs="Arial"/>
+          <w:sz w:val="22"/>
+          <w:szCs w:val="22"/>
+          <w:lang w:val="en-ID"/>
+        </w:rPr>
+        <w:t>mesin</w:t>
+      </w:r>
+      <w:proofErr w:type="spellEnd"/>
+      <w:r>
+        <w:rPr>
+          <w:rFonts w:ascii="Arial" w:hAnsi="Arial" w:cs="Arial"/>
+          <w:sz w:val="22"/>
+          <w:szCs w:val="22"/>
+          <w:lang w:val="en-ID"/>
+        </w:rPr>
+        <w:t xml:space="preserve"> pada 1 Oktober 2025. </w:t>
       </w:r>
     </w:p>
     <w:p>
       <w:pPr>
         <w:numPr>
           <w:ilvl w:val="0"/>
-          <w:numId w:val="3"/>
+          <w:numId w:val="8"/>
         </w:numPr>
-        <w:tabs>
-          <w:tab w:val="clear" w:pos="720"/>
-        </w:tabs>
-        <w:ind w:left="426" w:hanging="426"/>
         <w:jc w:val="both"/>
         <w:rPr>
           <w:rFonts w:ascii="Arial" w:hAnsi="Arial" w:cs="Arial"/>
@@ -4118,97 +5293,77 @@
           <w:szCs w:val="22"/>
           <w:lang w:val="en-ID"/>
         </w:rPr>
-        <w:t>Hitung</w:t>
-      </w:r>
-      <w:proofErr w:type="spellEnd"/>
-      <w:r>
-        <w:rPr>
-          <w:rFonts w:ascii="Arial" w:hAnsi="Arial" w:cs="Arial"/>
-          <w:sz w:val="22"/>
-          <w:szCs w:val="22"/>
-          <w:lang w:val="en-ID"/>
-        </w:rPr>
-        <w:t xml:space="preserve"> </w:t>
-      </w:r>
-      <w:proofErr w:type="spellStart"/>
-      <w:r>
-        <w:rPr>
-          <w:rFonts w:ascii="Arial" w:hAnsi="Arial" w:cs="Arial"/>
-          <w:sz w:val="22"/>
-          <w:szCs w:val="22"/>
-          <w:lang w:val="en-ID"/>
-        </w:rPr>
-        <w:t>nilai</w:t>
-      </w:r>
-      <w:proofErr w:type="spellEnd"/>
-      <w:r>
-        <w:rPr>
-          <w:rFonts w:ascii="Arial" w:hAnsi="Arial" w:cs="Arial"/>
-          <w:sz w:val="22"/>
-          <w:szCs w:val="22"/>
-          <w:lang w:val="en-ID"/>
-        </w:rPr>
-        <w:t xml:space="preserve"> </w:t>
-      </w:r>
-      <w:proofErr w:type="spellStart"/>
-      <w:r>
-        <w:rPr>
-          <w:rFonts w:ascii="Arial" w:hAnsi="Arial" w:cs="Arial"/>
-          <w:sz w:val="22"/>
-          <w:szCs w:val="22"/>
-          <w:lang w:val="en-ID"/>
-        </w:rPr>
-        <w:t>buku</w:t>
-      </w:r>
-      <w:proofErr w:type="spellEnd"/>
-      <w:r>
-        <w:rPr>
-          <w:rFonts w:ascii="Arial" w:hAnsi="Arial" w:cs="Arial"/>
-          <w:sz w:val="22"/>
-          <w:szCs w:val="22"/>
-          <w:lang w:val="en-ID"/>
-        </w:rPr>
-        <w:t xml:space="preserve"> (carrying amount) </w:t>
-      </w:r>
-      <w:proofErr w:type="spellStart"/>
-      <w:r>
-        <w:rPr>
-          <w:rFonts w:ascii="Arial" w:hAnsi="Arial" w:cs="Arial"/>
-          <w:sz w:val="22"/>
-          <w:szCs w:val="22"/>
-          <w:lang w:val="en-ID"/>
-        </w:rPr>
-        <w:t>dari</w:t>
-      </w:r>
-      <w:proofErr w:type="spellEnd"/>
-      <w:r>
-        <w:rPr>
-          <w:rFonts w:ascii="Arial" w:hAnsi="Arial" w:cs="Arial"/>
-          <w:sz w:val="22"/>
-          <w:szCs w:val="22"/>
-          <w:lang w:val="en-ID"/>
-        </w:rPr>
-        <w:t xml:space="preserve"> </w:t>
-      </w:r>
-      <w:proofErr w:type="spellStart"/>
-      <w:r>
-        <w:rPr>
-          <w:rFonts w:ascii="Arial" w:hAnsi="Arial" w:cs="Arial"/>
-          <w:sz w:val="22"/>
-          <w:szCs w:val="22"/>
-          <w:lang w:val="en-ID"/>
-        </w:rPr>
-        <w:t>wesel</w:t>
-      </w:r>
-      <w:proofErr w:type="spellEnd"/>
-      <w:r>
-        <w:rPr>
-          <w:rFonts w:ascii="Arial" w:hAnsi="Arial" w:cs="Arial"/>
-          <w:sz w:val="22"/>
-          <w:szCs w:val="22"/>
-          <w:lang w:val="en-ID"/>
-        </w:rPr>
-        <w:t xml:space="preserve"> non-bunga per 31 </w:t>
+        <w:t>Penyesuaian</w:t>
+      </w:r>
+      <w:proofErr w:type="spellEnd"/>
+      <w:r>
+        <w:rPr>
+          <w:rFonts w:ascii="Arial" w:hAnsi="Arial" w:cs="Arial"/>
+          <w:sz w:val="22"/>
+          <w:szCs w:val="22"/>
+          <w:lang w:val="en-ID"/>
+        </w:rPr>
+        <w:t xml:space="preserve"> utang </w:t>
+      </w:r>
+      <w:proofErr w:type="spellStart"/>
+      <w:r>
+        <w:rPr>
+          <w:rFonts w:ascii="Arial" w:hAnsi="Arial" w:cs="Arial"/>
+          <w:sz w:val="22"/>
+          <w:szCs w:val="22"/>
+          <w:lang w:val="en-ID"/>
+        </w:rPr>
+        <w:t>akibat</w:t>
+      </w:r>
+      <w:proofErr w:type="spellEnd"/>
+      <w:r>
+        <w:rPr>
+          <w:rFonts w:ascii="Arial" w:hAnsi="Arial" w:cs="Arial"/>
+          <w:sz w:val="22"/>
+          <w:szCs w:val="22"/>
+          <w:lang w:val="en-ID"/>
+        </w:rPr>
+        <w:t xml:space="preserve"> </w:t>
+      </w:r>
+      <w:proofErr w:type="spellStart"/>
+      <w:r>
+        <w:rPr>
+          <w:rFonts w:ascii="Arial" w:hAnsi="Arial" w:cs="Arial"/>
+          <w:sz w:val="22"/>
+          <w:szCs w:val="22"/>
+          <w:lang w:val="en-ID"/>
+        </w:rPr>
+        <w:t>perubahan</w:t>
+      </w:r>
+      <w:proofErr w:type="spellEnd"/>
+      <w:r>
+        <w:rPr>
+          <w:rFonts w:ascii="Arial" w:hAnsi="Arial" w:cs="Arial"/>
+          <w:sz w:val="22"/>
+          <w:szCs w:val="22"/>
+          <w:lang w:val="en-ID"/>
+        </w:rPr>
+        <w:t xml:space="preserve"> </w:t>
+      </w:r>
+      <w:proofErr w:type="spellStart"/>
+      <w:r>
+        <w:rPr>
+          <w:rFonts w:ascii="Arial" w:hAnsi="Arial" w:cs="Arial"/>
+          <w:sz w:val="22"/>
+          <w:szCs w:val="22"/>
+          <w:lang w:val="en-ID"/>
+        </w:rPr>
+        <w:t>kurs</w:t>
+      </w:r>
+      <w:proofErr w:type="spellEnd"/>
+      <w:r>
+        <w:rPr>
+          <w:rFonts w:ascii="Arial" w:hAnsi="Arial" w:cs="Arial"/>
+          <w:sz w:val="22"/>
+          <w:szCs w:val="22"/>
+          <w:lang w:val="en-ID"/>
+        </w:rPr>
+        <w:t xml:space="preserve"> pada 31 </w:t>
       </w:r>
       <w:proofErr w:type="spellStart"/>
       <w:r>
@@ -4228,119 +5383,15 @@
           <w:szCs w:val="22"/>
           <w:lang w:val="en-ID"/>
         </w:rPr>
-        <w:t xml:space="preserve"> 2024 </w:t>
-      </w:r>
-      <w:proofErr w:type="spellStart"/>
-      <w:r>
-        <w:rPr>
-          <w:rFonts w:ascii="Arial" w:hAnsi="Arial" w:cs="Arial"/>
-          <w:sz w:val="22"/>
-          <w:szCs w:val="22"/>
-          <w:lang w:val="en-ID"/>
-        </w:rPr>
-        <w:t>menggunakan</w:t>
-      </w:r>
-      <w:proofErr w:type="spellEnd"/>
-      <w:r>
-        <w:rPr>
-          <w:rFonts w:ascii="Arial" w:hAnsi="Arial" w:cs="Arial"/>
-          <w:sz w:val="22"/>
-          <w:szCs w:val="22"/>
-          <w:lang w:val="en-ID"/>
-        </w:rPr>
-        <w:t xml:space="preserve"> </w:t>
-      </w:r>
-      <w:proofErr w:type="spellStart"/>
-      <w:r>
-        <w:rPr>
-          <w:rFonts w:ascii="Arial" w:hAnsi="Arial" w:cs="Arial"/>
-          <w:sz w:val="22"/>
-          <w:szCs w:val="22"/>
-          <w:lang w:val="en-ID"/>
-        </w:rPr>
-        <w:t>metode</w:t>
-      </w:r>
-      <w:proofErr w:type="spellEnd"/>
-      <w:r>
-        <w:rPr>
-          <w:rFonts w:ascii="Arial" w:hAnsi="Arial" w:cs="Arial"/>
-          <w:sz w:val="22"/>
-          <w:szCs w:val="22"/>
-          <w:lang w:val="en-ID"/>
-        </w:rPr>
-        <w:t xml:space="preserve"> </w:t>
-      </w:r>
-      <w:proofErr w:type="spellStart"/>
-      <w:r>
-        <w:rPr>
-          <w:rFonts w:ascii="Arial" w:hAnsi="Arial" w:cs="Arial"/>
-          <w:sz w:val="22"/>
-          <w:szCs w:val="22"/>
-          <w:lang w:val="en-ID"/>
-        </w:rPr>
-        <w:t>amortisasi</w:t>
-      </w:r>
-      <w:proofErr w:type="spellEnd"/>
-      <w:r>
-        <w:rPr>
-          <w:rFonts w:ascii="Arial" w:hAnsi="Arial" w:cs="Arial"/>
-          <w:sz w:val="22"/>
-          <w:szCs w:val="22"/>
-          <w:lang w:val="en-ID"/>
-        </w:rPr>
-        <w:t xml:space="preserve"> </w:t>
-      </w:r>
-      <w:proofErr w:type="spellStart"/>
-      <w:r>
-        <w:rPr>
-          <w:rFonts w:ascii="Arial" w:hAnsi="Arial" w:cs="Arial"/>
-          <w:sz w:val="22"/>
-          <w:szCs w:val="22"/>
-          <w:lang w:val="en-ID"/>
-        </w:rPr>
-        <w:t>diskonto</w:t>
-      </w:r>
-      <w:proofErr w:type="spellEnd"/>
-      <w:r>
-        <w:rPr>
-          <w:rFonts w:ascii="Arial" w:hAnsi="Arial" w:cs="Arial"/>
-          <w:sz w:val="22"/>
-          <w:szCs w:val="22"/>
-          <w:lang w:val="en-ID"/>
-        </w:rPr>
-        <w:t xml:space="preserve"> </w:t>
-      </w:r>
-      <w:proofErr w:type="spellStart"/>
-      <w:r>
-        <w:rPr>
-          <w:rFonts w:ascii="Arial" w:hAnsi="Arial" w:cs="Arial"/>
-          <w:sz w:val="22"/>
-          <w:szCs w:val="22"/>
-          <w:lang w:val="en-ID"/>
-        </w:rPr>
-        <w:t>secara</w:t>
-      </w:r>
-      <w:proofErr w:type="spellEnd"/>
-      <w:r>
-        <w:rPr>
-          <w:rFonts w:ascii="Arial" w:hAnsi="Arial" w:cs="Arial"/>
-          <w:sz w:val="22"/>
-          <w:szCs w:val="22"/>
-          <w:lang w:val="en-ID"/>
-        </w:rPr>
-        <w:t xml:space="preserve"> linier.</w:t>
+        <w:t xml:space="preserve"> 2025. </w:t>
       </w:r>
     </w:p>
     <w:p>
       <w:pPr>
         <w:numPr>
           <w:ilvl w:val="0"/>
-          <w:numId w:val="3"/>
+          <w:numId w:val="8"/>
         </w:numPr>
-        <w:tabs>
-          <w:tab w:val="clear" w:pos="720"/>
-        </w:tabs>
-        <w:ind w:left="426" w:hanging="426"/>
         <w:jc w:val="both"/>
         <w:rPr>
           <w:rFonts w:ascii="Arial" w:hAnsi="Arial" w:cs="Arial"/>
@@ -4349,54 +5400,105 @@
           <w:lang w:val="en-ID"/>
         </w:rPr>
       </w:pPr>
-      <w:r>
-        <w:rPr>
-          <w:rFonts w:ascii="Arial" w:hAnsi="Arial" w:cs="Arial"/>
-          <w:sz w:val="22"/>
-          <w:szCs w:val="22"/>
-          <w:lang w:val="en-ID"/>
-        </w:rPr>
-        <w:t xml:space="preserve">Buat </w:t>
-      </w:r>
-      <w:proofErr w:type="spellStart"/>
-      <w:r>
-        <w:rPr>
-          <w:rFonts w:ascii="Arial" w:hAnsi="Arial" w:cs="Arial"/>
-          <w:sz w:val="22"/>
-          <w:szCs w:val="22"/>
-          <w:lang w:val="en-ID"/>
-        </w:rPr>
-        <w:t>jurnal</w:t>
-      </w:r>
-      <w:proofErr w:type="spellEnd"/>
-      <w:r>
-        <w:rPr>
-          <w:rFonts w:ascii="Arial" w:hAnsi="Arial" w:cs="Arial"/>
-          <w:sz w:val="22"/>
-          <w:szCs w:val="22"/>
-          <w:lang w:val="en-ID"/>
-        </w:rPr>
-        <w:t xml:space="preserve"> </w:t>
-      </w:r>
-      <w:proofErr w:type="spellStart"/>
-      <w:r>
-        <w:rPr>
-          <w:rFonts w:ascii="Arial" w:hAnsi="Arial" w:cs="Arial"/>
-          <w:sz w:val="22"/>
-          <w:szCs w:val="22"/>
-          <w:lang w:val="en-ID"/>
-        </w:rPr>
-        <w:t>penyesuaian</w:t>
-      </w:r>
-      <w:proofErr w:type="spellEnd"/>
-      <w:r>
-        <w:rPr>
-          <w:rFonts w:ascii="Arial" w:hAnsi="Arial" w:cs="Arial"/>
-          <w:sz w:val="22"/>
-          <w:szCs w:val="22"/>
-          <w:lang w:val="en-ID"/>
-        </w:rPr>
-        <w:t xml:space="preserve"> (adjusting entries) per 31 </w:t>
+      <w:proofErr w:type="spellStart"/>
+      <w:r>
+        <w:rPr>
+          <w:rFonts w:ascii="Arial" w:hAnsi="Arial" w:cs="Arial"/>
+          <w:sz w:val="22"/>
+          <w:szCs w:val="22"/>
+          <w:lang w:val="en-ID"/>
+        </w:rPr>
+        <w:t>Pengakuan</w:t>
+      </w:r>
+      <w:proofErr w:type="spellEnd"/>
+      <w:r>
+        <w:rPr>
+          <w:rFonts w:ascii="Arial" w:hAnsi="Arial" w:cs="Arial"/>
+          <w:sz w:val="22"/>
+          <w:szCs w:val="22"/>
+          <w:lang w:val="en-ID"/>
+        </w:rPr>
+        <w:t xml:space="preserve"> </w:t>
+      </w:r>
+      <w:proofErr w:type="spellStart"/>
+      <w:r>
+        <w:rPr>
+          <w:rFonts w:ascii="Arial" w:hAnsi="Arial" w:cs="Arial"/>
+          <w:sz w:val="22"/>
+          <w:szCs w:val="22"/>
+          <w:lang w:val="en-ID"/>
+        </w:rPr>
+        <w:t>perubahan</w:t>
+      </w:r>
+      <w:proofErr w:type="spellEnd"/>
+      <w:r>
+        <w:rPr>
+          <w:rFonts w:ascii="Arial" w:hAnsi="Arial" w:cs="Arial"/>
+          <w:sz w:val="22"/>
+          <w:szCs w:val="22"/>
+          <w:lang w:val="en-ID"/>
+        </w:rPr>
+        <w:t xml:space="preserve"> </w:t>
+      </w:r>
+      <w:proofErr w:type="spellStart"/>
+      <w:r>
+        <w:rPr>
+          <w:rFonts w:ascii="Arial" w:hAnsi="Arial" w:cs="Arial"/>
+          <w:sz w:val="22"/>
+          <w:szCs w:val="22"/>
+          <w:lang w:val="en-ID"/>
+        </w:rPr>
+        <w:t>nilai</w:t>
+      </w:r>
+      <w:proofErr w:type="spellEnd"/>
+      <w:r>
+        <w:rPr>
+          <w:rFonts w:ascii="Arial" w:hAnsi="Arial" w:cs="Arial"/>
+          <w:sz w:val="22"/>
+          <w:szCs w:val="22"/>
+          <w:lang w:val="en-ID"/>
+        </w:rPr>
+        <w:t xml:space="preserve"> </w:t>
+      </w:r>
+      <w:proofErr w:type="spellStart"/>
+      <w:r>
+        <w:rPr>
+          <w:rFonts w:ascii="Arial" w:hAnsi="Arial" w:cs="Arial"/>
+          <w:sz w:val="22"/>
+          <w:szCs w:val="22"/>
+          <w:lang w:val="en-ID"/>
+        </w:rPr>
+        <w:t>wajar</w:t>
+      </w:r>
+      <w:proofErr w:type="spellEnd"/>
+      <w:r>
+        <w:rPr>
+          <w:rFonts w:ascii="Arial" w:hAnsi="Arial" w:cs="Arial"/>
+          <w:sz w:val="22"/>
+          <w:szCs w:val="22"/>
+          <w:lang w:val="en-ID"/>
+        </w:rPr>
+        <w:t xml:space="preserve"> </w:t>
+      </w:r>
+      <w:proofErr w:type="spellStart"/>
+      <w:r>
+        <w:rPr>
+          <w:rFonts w:ascii="Arial" w:hAnsi="Arial" w:cs="Arial"/>
+          <w:sz w:val="22"/>
+          <w:szCs w:val="22"/>
+          <w:lang w:val="en-ID"/>
+        </w:rPr>
+        <w:t>kontrak</w:t>
+      </w:r>
+      <w:proofErr w:type="spellEnd"/>
+      <w:r>
+        <w:rPr>
+          <w:rFonts w:ascii="Arial" w:hAnsi="Arial" w:cs="Arial"/>
+          <w:sz w:val="22"/>
+          <w:szCs w:val="22"/>
+          <w:lang w:val="en-ID"/>
+        </w:rPr>
+        <w:t xml:space="preserve"> forward pada 31 </w:t>
       </w:r>
       <w:proofErr w:type="spellStart"/>
       <w:r>
@@ -4416,19 +5518,15 @@
           <w:szCs w:val="22"/>
           <w:lang w:val="en-ID"/>
         </w:rPr>
-        <w:t xml:space="preserve"> 2024.</w:t>
+        <w:t xml:space="preserve"> 2025. </w:t>
       </w:r>
     </w:p>
     <w:p>
       <w:pPr>
         <w:numPr>
           <w:ilvl w:val="0"/>
-          <w:numId w:val="3"/>
+          <w:numId w:val="8"/>
         </w:numPr>
-        <w:tabs>
-          <w:tab w:val="clear" w:pos="720"/>
-        </w:tabs>
-        <w:ind w:left="426" w:hanging="426"/>
         <w:jc w:val="both"/>
         <w:rPr>
           <w:rFonts w:ascii="Arial" w:hAnsi="Arial" w:cs="Arial"/>
@@ -4445,129 +5543,45 @@
           <w:szCs w:val="22"/>
           <w:lang w:val="en-ID"/>
         </w:rPr>
-        <w:t>Hitung</w:t>
-      </w:r>
-      <w:proofErr w:type="spellEnd"/>
-      <w:r>
-        <w:rPr>
-          <w:rFonts w:ascii="Arial" w:hAnsi="Arial" w:cs="Arial"/>
-          <w:sz w:val="22"/>
-          <w:szCs w:val="22"/>
-          <w:lang w:val="en-ID"/>
-        </w:rPr>
-        <w:t xml:space="preserve"> total utang </w:t>
-      </w:r>
-      <w:proofErr w:type="spellStart"/>
-      <w:r>
-        <w:rPr>
-          <w:rFonts w:ascii="Arial" w:hAnsi="Arial" w:cs="Arial"/>
-          <w:sz w:val="22"/>
-          <w:szCs w:val="22"/>
-          <w:lang w:val="en-ID"/>
-        </w:rPr>
-        <w:t>jangka</w:t>
-      </w:r>
-      <w:proofErr w:type="spellEnd"/>
-      <w:r>
-        <w:rPr>
-          <w:rFonts w:ascii="Arial" w:hAnsi="Arial" w:cs="Arial"/>
-          <w:sz w:val="22"/>
-          <w:szCs w:val="22"/>
-          <w:lang w:val="en-ID"/>
-        </w:rPr>
-        <w:t xml:space="preserve"> </w:t>
-      </w:r>
-      <w:proofErr w:type="spellStart"/>
-      <w:r>
-        <w:rPr>
-          <w:rFonts w:ascii="Arial" w:hAnsi="Arial" w:cs="Arial"/>
-          <w:sz w:val="22"/>
-          <w:szCs w:val="22"/>
-          <w:lang w:val="en-ID"/>
-        </w:rPr>
-        <w:t>pendek</w:t>
-      </w:r>
-      <w:proofErr w:type="spellEnd"/>
-      <w:r>
-        <w:rPr>
-          <w:rFonts w:ascii="Arial" w:hAnsi="Arial" w:cs="Arial"/>
-          <w:sz w:val="22"/>
-          <w:szCs w:val="22"/>
-          <w:lang w:val="en-ID"/>
-        </w:rPr>
-        <w:t xml:space="preserve"> (current liabilities) yang </w:t>
-      </w:r>
-      <w:proofErr w:type="spellStart"/>
-      <w:r>
-        <w:rPr>
-          <w:rFonts w:ascii="Arial" w:hAnsi="Arial" w:cs="Arial"/>
-          <w:sz w:val="22"/>
-          <w:szCs w:val="22"/>
-          <w:lang w:val="en-ID"/>
-        </w:rPr>
-        <w:t>akan</w:t>
-      </w:r>
-      <w:proofErr w:type="spellEnd"/>
-      <w:r>
-        <w:rPr>
-          <w:rFonts w:ascii="Arial" w:hAnsi="Arial" w:cs="Arial"/>
-          <w:sz w:val="22"/>
-          <w:szCs w:val="22"/>
-          <w:lang w:val="en-ID"/>
-        </w:rPr>
-        <w:t xml:space="preserve"> </w:t>
-      </w:r>
-      <w:proofErr w:type="spellStart"/>
-      <w:r>
-        <w:rPr>
-          <w:rFonts w:ascii="Arial" w:hAnsi="Arial" w:cs="Arial"/>
-          <w:sz w:val="22"/>
-          <w:szCs w:val="22"/>
-          <w:lang w:val="en-ID"/>
-        </w:rPr>
-        <w:t>disajikan</w:t>
-      </w:r>
-      <w:proofErr w:type="spellEnd"/>
-      <w:r>
-        <w:rPr>
-          <w:rFonts w:ascii="Arial" w:hAnsi="Arial" w:cs="Arial"/>
-          <w:sz w:val="22"/>
-          <w:szCs w:val="22"/>
-          <w:lang w:val="en-ID"/>
-        </w:rPr>
-        <w:t xml:space="preserve"> pada </w:t>
-      </w:r>
-      <w:proofErr w:type="spellStart"/>
-      <w:r>
-        <w:rPr>
-          <w:rFonts w:ascii="Arial" w:hAnsi="Arial" w:cs="Arial"/>
-          <w:sz w:val="22"/>
-          <w:szCs w:val="22"/>
-          <w:lang w:val="en-ID"/>
-        </w:rPr>
-        <w:t>neraca</w:t>
-      </w:r>
-      <w:proofErr w:type="spellEnd"/>
-      <w:r>
-        <w:rPr>
-          <w:rFonts w:ascii="Arial" w:hAnsi="Arial" w:cs="Arial"/>
-          <w:sz w:val="22"/>
-          <w:szCs w:val="22"/>
-          <w:lang w:val="en-ID"/>
-        </w:rPr>
-        <w:t>.</w:t>
+        <w:t>Penyelesaian</w:t>
+      </w:r>
+      <w:proofErr w:type="spellEnd"/>
+      <w:r>
+        <w:rPr>
+          <w:rFonts w:ascii="Arial" w:hAnsi="Arial" w:cs="Arial"/>
+          <w:sz w:val="22"/>
+          <w:szCs w:val="22"/>
+          <w:lang w:val="en-ID"/>
+        </w:rPr>
+        <w:t xml:space="preserve"> </w:t>
+      </w:r>
+      <w:proofErr w:type="spellStart"/>
+      <w:r>
+        <w:rPr>
+          <w:rFonts w:ascii="Arial" w:hAnsi="Arial" w:cs="Arial"/>
+          <w:sz w:val="22"/>
+          <w:szCs w:val="22"/>
+          <w:lang w:val="en-ID"/>
+        </w:rPr>
+        <w:t>kontrak</w:t>
+      </w:r>
+      <w:proofErr w:type="spellEnd"/>
+      <w:r>
+        <w:rPr>
+          <w:rFonts w:ascii="Arial" w:hAnsi="Arial" w:cs="Arial"/>
+          <w:sz w:val="22"/>
+          <w:szCs w:val="22"/>
+          <w:lang w:val="en-ID"/>
+        </w:rPr>
+        <w:t xml:space="preserve"> forward pada 29 Januari 2026. </w:t>
       </w:r>
     </w:p>
     <w:p>
       <w:pPr>
         <w:numPr>
           <w:ilvl w:val="0"/>
-          <w:numId w:val="3"/>
+          <w:numId w:val="8"/>
         </w:numPr>
-        <w:tabs>
-          <w:tab w:val="clear" w:pos="720"/>
-        </w:tabs>
-        <w:ind w:left="426" w:hanging="426"/>
         <w:jc w:val="both"/>
         <w:rPr>
           <w:rFonts w:ascii="Arial" w:hAnsi="Arial" w:cs="Arial"/>
@@ -4584,27 +5598,1345 @@
           <w:szCs w:val="22"/>
           <w:lang w:val="en-ID"/>
         </w:rPr>
-        <w:t>Sajikan</w:t>
-      </w:r>
-      <w:proofErr w:type="spellEnd"/>
-      <w:r>
-        <w:rPr>
-          <w:rFonts w:ascii="Arial" w:hAnsi="Arial" w:cs="Arial"/>
-          <w:sz w:val="22"/>
-          <w:szCs w:val="22"/>
-          <w:lang w:val="en-ID"/>
-        </w:rPr>
-        <w:t xml:space="preserve"> </w:t>
-      </w:r>
-      <w:proofErr w:type="spellStart"/>
-      <w:r>
-        <w:rPr>
-          <w:rFonts w:ascii="Arial" w:hAnsi="Arial" w:cs="Arial"/>
-          <w:sz w:val="22"/>
-          <w:szCs w:val="22"/>
-          <w:lang w:val="en-ID"/>
-        </w:rPr>
-        <w:t>cuplikan</w:t>
+        <w:t>Pelunasan</w:t>
+      </w:r>
+      <w:proofErr w:type="spellEnd"/>
+      <w:r>
+        <w:rPr>
+          <w:rFonts w:ascii="Arial" w:hAnsi="Arial" w:cs="Arial"/>
+          <w:sz w:val="22"/>
+          <w:szCs w:val="22"/>
+          <w:lang w:val="en-ID"/>
+        </w:rPr>
+        <w:t xml:space="preserve"> utang </w:t>
+      </w:r>
+      <w:proofErr w:type="spellStart"/>
+      <w:r>
+        <w:rPr>
+          <w:rFonts w:ascii="Arial" w:hAnsi="Arial" w:cs="Arial"/>
+          <w:sz w:val="22"/>
+          <w:szCs w:val="22"/>
+          <w:lang w:val="en-ID"/>
+        </w:rPr>
+        <w:t>kepada</w:t>
+      </w:r>
+      <w:proofErr w:type="spellEnd"/>
+      <w:r>
+        <w:rPr>
+          <w:rFonts w:ascii="Arial" w:hAnsi="Arial" w:cs="Arial"/>
+          <w:sz w:val="22"/>
+          <w:szCs w:val="22"/>
+          <w:lang w:val="en-ID"/>
+        </w:rPr>
+        <w:t xml:space="preserve"> </w:t>
+      </w:r>
+      <w:proofErr w:type="spellStart"/>
+      <w:r>
+        <w:rPr>
+          <w:rFonts w:ascii="Arial" w:hAnsi="Arial" w:cs="Arial"/>
+          <w:sz w:val="22"/>
+          <w:szCs w:val="22"/>
+          <w:lang w:val="en-ID"/>
+        </w:rPr>
+        <w:t>pemasok</w:t>
+      </w:r>
+      <w:proofErr w:type="spellEnd"/>
+      <w:r>
+        <w:rPr>
+          <w:rFonts w:ascii="Arial" w:hAnsi="Arial" w:cs="Arial"/>
+          <w:sz w:val="22"/>
+          <w:szCs w:val="22"/>
+          <w:lang w:val="en-ID"/>
+        </w:rPr>
+        <w:t xml:space="preserve"> </w:t>
+      </w:r>
+      <w:proofErr w:type="spellStart"/>
+      <w:r>
+        <w:rPr>
+          <w:rFonts w:ascii="Arial" w:hAnsi="Arial" w:cs="Arial"/>
+          <w:sz w:val="22"/>
+          <w:szCs w:val="22"/>
+          <w:lang w:val="en-ID"/>
+        </w:rPr>
+        <w:t>luar</w:t>
+      </w:r>
+      <w:proofErr w:type="spellEnd"/>
+      <w:r>
+        <w:rPr>
+          <w:rFonts w:ascii="Arial" w:hAnsi="Arial" w:cs="Arial"/>
+          <w:sz w:val="22"/>
+          <w:szCs w:val="22"/>
+          <w:lang w:val="en-ID"/>
+        </w:rPr>
+        <w:t xml:space="preserve"> negeri. </w:t>
+      </w:r>
+    </w:p>
+    <w:p>
+      <w:pPr>
+        <w:jc w:val="both"/>
+        <w:rPr>
+          <w:rFonts w:ascii="Arial" w:hAnsi="Arial" w:cs="Arial"/>
+          <w:sz w:val="22"/>
+          <w:szCs w:val="22"/>
+          <w:lang w:val="en-ID"/>
+        </w:rPr>
+      </w:pPr>
+    </w:p>
+    <w:p>
+      <w:pPr>
+        <w:jc w:val="both"/>
+        <w:rPr>
+          <w:rFonts w:ascii="Arial" w:hAnsi="Arial" w:cs="Arial"/>
+          <w:b/>
+          <w:bCs/>
+          <w:sz w:val="22"/>
+          <w:szCs w:val="22"/>
+          <w:lang w:val="en-ID"/>
+        </w:rPr>
+      </w:pPr>
+      <w:r>
+        <w:rPr>
+          <w:rFonts w:ascii="Arial" w:hAnsi="Arial" w:cs="Arial"/>
+          <w:b/>
+          <w:bCs/>
+          <w:sz w:val="22"/>
+          <w:szCs w:val="22"/>
+          <w:lang w:val="en-ID"/>
+        </w:rPr>
+        <w:t xml:space="preserve">Bagian D – </w:t>
+      </w:r>
+      <w:proofErr w:type="spellStart"/>
+      <w:r>
+        <w:rPr>
+          <w:rFonts w:ascii="Arial" w:hAnsi="Arial" w:cs="Arial"/>
+          <w:b/>
+          <w:bCs/>
+          <w:sz w:val="22"/>
+          <w:szCs w:val="22"/>
+          <w:lang w:val="en-ID"/>
+        </w:rPr>
+        <w:t>Analisis</w:t>
+      </w:r>
+      <w:proofErr w:type="spellEnd"/>
+      <w:r>
+        <w:rPr>
+          <w:rFonts w:ascii="Arial" w:hAnsi="Arial" w:cs="Arial"/>
+          <w:b/>
+          <w:bCs/>
+          <w:sz w:val="22"/>
+          <w:szCs w:val="22"/>
+          <w:lang w:val="en-ID"/>
+        </w:rPr>
+        <w:t xml:space="preserve"> Hedging (15 </w:t>
+      </w:r>
+      <w:proofErr w:type="spellStart"/>
+      <w:r>
+        <w:rPr>
+          <w:rFonts w:ascii="Arial" w:hAnsi="Arial" w:cs="Arial"/>
+          <w:b/>
+          <w:bCs/>
+          <w:sz w:val="22"/>
+          <w:szCs w:val="22"/>
+          <w:lang w:val="en-ID"/>
+        </w:rPr>
+        <w:t>poin</w:t>
+      </w:r>
+      <w:proofErr w:type="spellEnd"/>
+      <w:r>
+        <w:rPr>
+          <w:rFonts w:ascii="Arial" w:hAnsi="Arial" w:cs="Arial"/>
+          <w:b/>
+          <w:bCs/>
+          <w:sz w:val="22"/>
+          <w:szCs w:val="22"/>
+          <w:lang w:val="en-ID"/>
+        </w:rPr>
+        <w:t>)</w:t>
+      </w:r>
+    </w:p>
+    <w:p>
+      <w:pPr>
+        <w:numPr>
+          <w:ilvl w:val="0"/>
+          <w:numId w:val="9"/>
+        </w:numPr>
+        <w:jc w:val="both"/>
+        <w:rPr>
+          <w:rFonts w:ascii="Arial" w:hAnsi="Arial" w:cs="Arial"/>
+          <w:sz w:val="22"/>
+          <w:szCs w:val="22"/>
+          <w:lang w:val="en-ID"/>
+        </w:rPr>
+      </w:pPr>
+      <w:proofErr w:type="spellStart"/>
+      <w:r>
+        <w:rPr>
+          <w:rFonts w:ascii="Arial" w:hAnsi="Arial" w:cs="Arial"/>
+          <w:sz w:val="22"/>
+          <w:szCs w:val="22"/>
+          <w:lang w:val="en-ID"/>
+        </w:rPr>
+        <w:t>Jelaskan</w:t>
+      </w:r>
+      <w:proofErr w:type="spellEnd"/>
+      <w:r>
+        <w:rPr>
+          <w:rFonts w:ascii="Arial" w:hAnsi="Arial" w:cs="Arial"/>
+          <w:sz w:val="22"/>
+          <w:szCs w:val="22"/>
+          <w:lang w:val="en-ID"/>
+        </w:rPr>
+        <w:t xml:space="preserve"> </w:t>
+      </w:r>
+      <w:proofErr w:type="spellStart"/>
+      <w:r>
+        <w:rPr>
+          <w:rFonts w:ascii="Arial" w:hAnsi="Arial" w:cs="Arial"/>
+          <w:sz w:val="22"/>
+          <w:szCs w:val="22"/>
+          <w:lang w:val="en-ID"/>
+        </w:rPr>
+        <w:t>bagaimana</w:t>
+      </w:r>
+      <w:proofErr w:type="spellEnd"/>
+      <w:r>
+        <w:rPr>
+          <w:rFonts w:ascii="Arial" w:hAnsi="Arial" w:cs="Arial"/>
+          <w:sz w:val="22"/>
+          <w:szCs w:val="22"/>
+          <w:lang w:val="en-ID"/>
+        </w:rPr>
+        <w:t xml:space="preserve"> </w:t>
+      </w:r>
+      <w:proofErr w:type="spellStart"/>
+      <w:r>
+        <w:rPr>
+          <w:rFonts w:ascii="Arial" w:hAnsi="Arial" w:cs="Arial"/>
+          <w:sz w:val="22"/>
+          <w:szCs w:val="22"/>
+          <w:lang w:val="en-ID"/>
+        </w:rPr>
+        <w:t>kontrak</w:t>
+      </w:r>
+      <w:proofErr w:type="spellEnd"/>
+      <w:r>
+        <w:rPr>
+          <w:rFonts w:ascii="Arial" w:hAnsi="Arial" w:cs="Arial"/>
+          <w:sz w:val="22"/>
+          <w:szCs w:val="22"/>
+          <w:lang w:val="en-ID"/>
+        </w:rPr>
+        <w:t xml:space="preserve"> forward </w:t>
+      </w:r>
+      <w:proofErr w:type="spellStart"/>
+      <w:r>
+        <w:rPr>
+          <w:rFonts w:ascii="Arial" w:hAnsi="Arial" w:cs="Arial"/>
+          <w:sz w:val="22"/>
+          <w:szCs w:val="22"/>
+          <w:lang w:val="en-ID"/>
+        </w:rPr>
+        <w:t>mengurangi</w:t>
+      </w:r>
+      <w:proofErr w:type="spellEnd"/>
+      <w:r>
+        <w:rPr>
+          <w:rFonts w:ascii="Arial" w:hAnsi="Arial" w:cs="Arial"/>
+          <w:sz w:val="22"/>
+          <w:szCs w:val="22"/>
+          <w:lang w:val="en-ID"/>
+        </w:rPr>
+        <w:t xml:space="preserve"> </w:t>
+      </w:r>
+      <w:proofErr w:type="spellStart"/>
+      <w:r>
+        <w:rPr>
+          <w:rFonts w:ascii="Arial" w:hAnsi="Arial" w:cs="Arial"/>
+          <w:sz w:val="22"/>
+          <w:szCs w:val="22"/>
+          <w:lang w:val="en-ID"/>
+        </w:rPr>
+        <w:t>risiko</w:t>
+      </w:r>
+      <w:proofErr w:type="spellEnd"/>
+      <w:r>
+        <w:rPr>
+          <w:rFonts w:ascii="Arial" w:hAnsi="Arial" w:cs="Arial"/>
+          <w:sz w:val="22"/>
+          <w:szCs w:val="22"/>
+          <w:lang w:val="en-ID"/>
+        </w:rPr>
+        <w:t xml:space="preserve"> </w:t>
+      </w:r>
+      <w:proofErr w:type="spellStart"/>
+      <w:r>
+        <w:rPr>
+          <w:rFonts w:ascii="Arial" w:hAnsi="Arial" w:cs="Arial"/>
+          <w:sz w:val="22"/>
+          <w:szCs w:val="22"/>
+          <w:lang w:val="en-ID"/>
+        </w:rPr>
+        <w:t>nilai</w:t>
+      </w:r>
+      <w:proofErr w:type="spellEnd"/>
+      <w:r>
+        <w:rPr>
+          <w:rFonts w:ascii="Arial" w:hAnsi="Arial" w:cs="Arial"/>
+          <w:sz w:val="22"/>
+          <w:szCs w:val="22"/>
+          <w:lang w:val="en-ID"/>
+        </w:rPr>
+        <w:t xml:space="preserve"> </w:t>
+      </w:r>
+      <w:proofErr w:type="spellStart"/>
+      <w:r>
+        <w:rPr>
+          <w:rFonts w:ascii="Arial" w:hAnsi="Arial" w:cs="Arial"/>
+          <w:sz w:val="22"/>
+          <w:szCs w:val="22"/>
+          <w:lang w:val="en-ID"/>
+        </w:rPr>
+        <w:t>tukar</w:t>
+      </w:r>
+      <w:proofErr w:type="spellEnd"/>
+      <w:r>
+        <w:rPr>
+          <w:rFonts w:ascii="Arial" w:hAnsi="Arial" w:cs="Arial"/>
+          <w:sz w:val="22"/>
+          <w:szCs w:val="22"/>
+          <w:lang w:val="en-ID"/>
+        </w:rPr>
+        <w:t xml:space="preserve"> pada </w:t>
+      </w:r>
+      <w:proofErr w:type="spellStart"/>
+      <w:r>
+        <w:rPr>
+          <w:rFonts w:ascii="Arial" w:hAnsi="Arial" w:cs="Arial"/>
+          <w:sz w:val="22"/>
+          <w:szCs w:val="22"/>
+          <w:lang w:val="en-ID"/>
+        </w:rPr>
+        <w:t>kasus</w:t>
+      </w:r>
+      <w:proofErr w:type="spellEnd"/>
+      <w:r>
+        <w:rPr>
+          <w:rFonts w:ascii="Arial" w:hAnsi="Arial" w:cs="Arial"/>
+          <w:sz w:val="22"/>
+          <w:szCs w:val="22"/>
+          <w:lang w:val="en-ID"/>
+        </w:rPr>
+        <w:t xml:space="preserve"> di </w:t>
+      </w:r>
+      <w:proofErr w:type="spellStart"/>
+      <w:r>
+        <w:rPr>
+          <w:rFonts w:ascii="Arial" w:hAnsi="Arial" w:cs="Arial"/>
+          <w:sz w:val="22"/>
+          <w:szCs w:val="22"/>
+          <w:lang w:val="en-ID"/>
+        </w:rPr>
+        <w:t>atas</w:t>
+      </w:r>
+      <w:proofErr w:type="spellEnd"/>
+      <w:r>
+        <w:rPr>
+          <w:rFonts w:ascii="Arial" w:hAnsi="Arial" w:cs="Arial"/>
+          <w:sz w:val="22"/>
+          <w:szCs w:val="22"/>
+          <w:lang w:val="en-ID"/>
+        </w:rPr>
+        <w:t xml:space="preserve">. </w:t>
+      </w:r>
+    </w:p>
+    <w:p>
+      <w:pPr>
+        <w:numPr>
+          <w:ilvl w:val="0"/>
+          <w:numId w:val="9"/>
+        </w:numPr>
+        <w:jc w:val="both"/>
+        <w:rPr>
+          <w:rFonts w:ascii="Arial" w:hAnsi="Arial" w:cs="Arial"/>
+          <w:sz w:val="22"/>
+          <w:szCs w:val="22"/>
+          <w:lang w:val="en-ID"/>
+        </w:rPr>
+      </w:pPr>
+      <w:proofErr w:type="spellStart"/>
+      <w:r>
+        <w:rPr>
+          <w:rFonts w:ascii="Arial" w:hAnsi="Arial" w:cs="Arial"/>
+          <w:sz w:val="22"/>
+          <w:szCs w:val="22"/>
+          <w:lang w:val="en-ID"/>
+        </w:rPr>
+        <w:t>Apakah</w:t>
+      </w:r>
+      <w:proofErr w:type="spellEnd"/>
+      <w:r>
+        <w:rPr>
+          <w:rFonts w:ascii="Arial" w:hAnsi="Arial" w:cs="Arial"/>
+          <w:sz w:val="22"/>
+          <w:szCs w:val="22"/>
+          <w:lang w:val="en-ID"/>
+        </w:rPr>
+        <w:t xml:space="preserve"> </w:t>
+      </w:r>
+      <w:proofErr w:type="spellStart"/>
+      <w:r>
+        <w:rPr>
+          <w:rFonts w:ascii="Arial" w:hAnsi="Arial" w:cs="Arial"/>
+          <w:sz w:val="22"/>
+          <w:szCs w:val="22"/>
+          <w:lang w:val="en-ID"/>
+        </w:rPr>
+        <w:t>perusahaan</w:t>
+      </w:r>
+      <w:proofErr w:type="spellEnd"/>
+      <w:r>
+        <w:rPr>
+          <w:rFonts w:ascii="Arial" w:hAnsi="Arial" w:cs="Arial"/>
+          <w:sz w:val="22"/>
+          <w:szCs w:val="22"/>
+          <w:lang w:val="en-ID"/>
+        </w:rPr>
+        <w:t xml:space="preserve"> </w:t>
+      </w:r>
+      <w:proofErr w:type="spellStart"/>
+      <w:r>
+        <w:rPr>
+          <w:rFonts w:ascii="Arial" w:hAnsi="Arial" w:cs="Arial"/>
+          <w:sz w:val="22"/>
+          <w:szCs w:val="22"/>
+          <w:lang w:val="en-ID"/>
+        </w:rPr>
+        <w:t>benar-benar</w:t>
+      </w:r>
+      <w:proofErr w:type="spellEnd"/>
+      <w:r>
+        <w:rPr>
+          <w:rFonts w:ascii="Arial" w:hAnsi="Arial" w:cs="Arial"/>
+          <w:sz w:val="22"/>
+          <w:szCs w:val="22"/>
+          <w:lang w:val="en-ID"/>
+        </w:rPr>
+        <w:t xml:space="preserve"> </w:t>
+      </w:r>
+      <w:proofErr w:type="spellStart"/>
+      <w:r>
+        <w:rPr>
+          <w:rFonts w:ascii="Arial" w:hAnsi="Arial" w:cs="Arial"/>
+          <w:sz w:val="22"/>
+          <w:szCs w:val="22"/>
+          <w:lang w:val="en-ID"/>
+        </w:rPr>
+        <w:t>menghilangkan</w:t>
+      </w:r>
+      <w:proofErr w:type="spellEnd"/>
+      <w:r>
+        <w:rPr>
+          <w:rFonts w:ascii="Arial" w:hAnsi="Arial" w:cs="Arial"/>
+          <w:sz w:val="22"/>
+          <w:szCs w:val="22"/>
+          <w:lang w:val="en-ID"/>
+        </w:rPr>
+        <w:t xml:space="preserve"> </w:t>
+      </w:r>
+      <w:proofErr w:type="spellStart"/>
+      <w:r>
+        <w:rPr>
+          <w:rFonts w:ascii="Arial" w:hAnsi="Arial" w:cs="Arial"/>
+          <w:sz w:val="22"/>
+          <w:szCs w:val="22"/>
+          <w:lang w:val="en-ID"/>
+        </w:rPr>
+        <w:t>risiko</w:t>
+      </w:r>
+      <w:proofErr w:type="spellEnd"/>
+      <w:r>
+        <w:rPr>
+          <w:rFonts w:ascii="Arial" w:hAnsi="Arial" w:cs="Arial"/>
+          <w:sz w:val="22"/>
+          <w:szCs w:val="22"/>
+          <w:lang w:val="en-ID"/>
+        </w:rPr>
+        <w:t xml:space="preserve"> </w:t>
+      </w:r>
+      <w:proofErr w:type="spellStart"/>
+      <w:r>
+        <w:rPr>
+          <w:rFonts w:ascii="Arial" w:hAnsi="Arial" w:cs="Arial"/>
+          <w:sz w:val="22"/>
+          <w:szCs w:val="22"/>
+          <w:lang w:val="en-ID"/>
+        </w:rPr>
+        <w:t>kurs</w:t>
+      </w:r>
+      <w:proofErr w:type="spellEnd"/>
+      <w:r>
+        <w:rPr>
+          <w:rFonts w:ascii="Arial" w:hAnsi="Arial" w:cs="Arial"/>
+          <w:sz w:val="22"/>
+          <w:szCs w:val="22"/>
+          <w:lang w:val="en-ID"/>
+        </w:rPr>
+        <w:t xml:space="preserve">? </w:t>
+      </w:r>
+      <w:proofErr w:type="spellStart"/>
+      <w:r>
+        <w:rPr>
+          <w:rFonts w:ascii="Arial" w:hAnsi="Arial" w:cs="Arial"/>
+          <w:sz w:val="22"/>
+          <w:szCs w:val="22"/>
+          <w:lang w:val="en-ID"/>
+        </w:rPr>
+        <w:t>Jelaskan</w:t>
+      </w:r>
+      <w:proofErr w:type="spellEnd"/>
+      <w:r>
+        <w:rPr>
+          <w:rFonts w:ascii="Arial" w:hAnsi="Arial" w:cs="Arial"/>
+          <w:sz w:val="22"/>
+          <w:szCs w:val="22"/>
+          <w:lang w:val="en-ID"/>
+        </w:rPr>
+        <w:t xml:space="preserve">. </w:t>
+      </w:r>
+    </w:p>
+    <w:p>
+      <w:pPr>
+        <w:numPr>
+          <w:ilvl w:val="0"/>
+          <w:numId w:val="9"/>
+        </w:numPr>
+        <w:jc w:val="both"/>
+        <w:rPr>
+          <w:rFonts w:ascii="Arial" w:hAnsi="Arial" w:cs="Arial"/>
+          <w:sz w:val="22"/>
+          <w:szCs w:val="22"/>
+          <w:lang w:val="en-ID"/>
+        </w:rPr>
+      </w:pPr>
+      <w:proofErr w:type="spellStart"/>
+      <w:r>
+        <w:rPr>
+          <w:rFonts w:ascii="Arial" w:hAnsi="Arial" w:cs="Arial"/>
+          <w:sz w:val="22"/>
+          <w:szCs w:val="22"/>
+          <w:lang w:val="en-ID"/>
+        </w:rPr>
+        <w:t>Bagaimana</w:t>
+      </w:r>
+      <w:proofErr w:type="spellEnd"/>
+      <w:r>
+        <w:rPr>
+          <w:rFonts w:ascii="Arial" w:hAnsi="Arial" w:cs="Arial"/>
+          <w:sz w:val="22"/>
+          <w:szCs w:val="22"/>
+          <w:lang w:val="en-ID"/>
+        </w:rPr>
+        <w:t xml:space="preserve"> </w:t>
+      </w:r>
+      <w:proofErr w:type="spellStart"/>
+      <w:r>
+        <w:rPr>
+          <w:rFonts w:ascii="Arial" w:hAnsi="Arial" w:cs="Arial"/>
+          <w:sz w:val="22"/>
+          <w:szCs w:val="22"/>
+          <w:lang w:val="en-ID"/>
+        </w:rPr>
+        <w:t>pengaruh</w:t>
+      </w:r>
+      <w:proofErr w:type="spellEnd"/>
+      <w:r>
+        <w:rPr>
+          <w:rFonts w:ascii="Arial" w:hAnsi="Arial" w:cs="Arial"/>
+          <w:sz w:val="22"/>
+          <w:szCs w:val="22"/>
+          <w:lang w:val="en-ID"/>
+        </w:rPr>
+        <w:t xml:space="preserve"> hedging </w:t>
+      </w:r>
+      <w:proofErr w:type="spellStart"/>
+      <w:r>
+        <w:rPr>
+          <w:rFonts w:ascii="Arial" w:hAnsi="Arial" w:cs="Arial"/>
+          <w:sz w:val="22"/>
+          <w:szCs w:val="22"/>
+          <w:lang w:val="en-ID"/>
+        </w:rPr>
+        <w:t>terhadap</w:t>
+      </w:r>
+      <w:proofErr w:type="spellEnd"/>
+      <w:r>
+        <w:rPr>
+          <w:rFonts w:ascii="Arial" w:hAnsi="Arial" w:cs="Arial"/>
+          <w:sz w:val="22"/>
+          <w:szCs w:val="22"/>
+          <w:lang w:val="en-ID"/>
+        </w:rPr>
+        <w:t xml:space="preserve"> </w:t>
+      </w:r>
+      <w:proofErr w:type="spellStart"/>
+      <w:r>
+        <w:rPr>
+          <w:rFonts w:ascii="Arial" w:hAnsi="Arial" w:cs="Arial"/>
+          <w:sz w:val="22"/>
+          <w:szCs w:val="22"/>
+          <w:lang w:val="en-ID"/>
+        </w:rPr>
+        <w:t>laba</w:t>
+      </w:r>
+      <w:proofErr w:type="spellEnd"/>
+      <w:r>
+        <w:rPr>
+          <w:rFonts w:ascii="Arial" w:hAnsi="Arial" w:cs="Arial"/>
+          <w:sz w:val="22"/>
+          <w:szCs w:val="22"/>
+          <w:lang w:val="en-ID"/>
+        </w:rPr>
+        <w:t xml:space="preserve"> </w:t>
+      </w:r>
+      <w:proofErr w:type="spellStart"/>
+      <w:r>
+        <w:rPr>
+          <w:rFonts w:ascii="Arial" w:hAnsi="Arial" w:cs="Arial"/>
+          <w:sz w:val="22"/>
+          <w:szCs w:val="22"/>
+          <w:lang w:val="en-ID"/>
+        </w:rPr>
+        <w:t>rugi</w:t>
+      </w:r>
+      <w:proofErr w:type="spellEnd"/>
+      <w:r>
+        <w:rPr>
+          <w:rFonts w:ascii="Arial" w:hAnsi="Arial" w:cs="Arial"/>
+          <w:sz w:val="22"/>
+          <w:szCs w:val="22"/>
+          <w:lang w:val="en-ID"/>
+        </w:rPr>
+        <w:t xml:space="preserve"> </w:t>
+      </w:r>
+      <w:proofErr w:type="spellStart"/>
+      <w:r>
+        <w:rPr>
+          <w:rFonts w:ascii="Arial" w:hAnsi="Arial" w:cs="Arial"/>
+          <w:sz w:val="22"/>
+          <w:szCs w:val="22"/>
+          <w:lang w:val="en-ID"/>
+        </w:rPr>
+        <w:t>perusahaan</w:t>
+      </w:r>
+      <w:proofErr w:type="spellEnd"/>
+      <w:r>
+        <w:rPr>
+          <w:rFonts w:ascii="Arial" w:hAnsi="Arial" w:cs="Arial"/>
+          <w:sz w:val="22"/>
+          <w:szCs w:val="22"/>
+          <w:lang w:val="en-ID"/>
+        </w:rPr>
+        <w:t xml:space="preserve">? </w:t>
+      </w:r>
+    </w:p>
+    <w:p>
+      <w:pPr>
+        <w:jc w:val="both"/>
+        <w:rPr>
+          <w:rFonts w:ascii="Arial" w:hAnsi="Arial" w:cs="Arial"/>
+          <w:sz w:val="22"/>
+          <w:szCs w:val="22"/>
+          <w:lang w:val="en-ID"/>
+        </w:rPr>
+      </w:pPr>
+    </w:p>
+    <w:p>
+      <w:pPr>
+        <w:jc w:val="both"/>
+        <w:rPr>
+          <w:rFonts w:ascii="Arial" w:hAnsi="Arial" w:cs="Arial"/>
+          <w:b/>
+          <w:bCs/>
+          <w:sz w:val="22"/>
+          <w:szCs w:val="22"/>
+          <w:lang w:val="en-ID"/>
+        </w:rPr>
+      </w:pPr>
+      <w:r>
+        <w:rPr>
+          <w:rFonts w:ascii="Arial" w:hAnsi="Arial" w:cs="Arial"/>
+          <w:b/>
+          <w:bCs/>
+          <w:sz w:val="22"/>
+          <w:szCs w:val="22"/>
+          <w:lang w:val="en-ID"/>
+        </w:rPr>
+        <w:t xml:space="preserve">Bagian E – </w:t>
+      </w:r>
+      <w:proofErr w:type="spellStart"/>
+      <w:r>
+        <w:rPr>
+          <w:rFonts w:ascii="Arial" w:hAnsi="Arial" w:cs="Arial"/>
+          <w:b/>
+          <w:bCs/>
+          <w:sz w:val="22"/>
+          <w:szCs w:val="22"/>
+          <w:lang w:val="en-ID"/>
+        </w:rPr>
+        <w:t>Analisis</w:t>
+      </w:r>
+      <w:proofErr w:type="spellEnd"/>
+      <w:r>
+        <w:rPr>
+          <w:rFonts w:ascii="Arial" w:hAnsi="Arial" w:cs="Arial"/>
+          <w:b/>
+          <w:bCs/>
+          <w:sz w:val="22"/>
+          <w:szCs w:val="22"/>
+          <w:lang w:val="en-ID"/>
+        </w:rPr>
+        <w:t xml:space="preserve"> </w:t>
+      </w:r>
+      <w:proofErr w:type="spellStart"/>
+      <w:r>
+        <w:rPr>
+          <w:rFonts w:ascii="Arial" w:hAnsi="Arial" w:cs="Arial"/>
+          <w:b/>
+          <w:bCs/>
+          <w:sz w:val="22"/>
+          <w:szCs w:val="22"/>
+          <w:lang w:val="en-ID"/>
+        </w:rPr>
+        <w:t>Kritis</w:t>
+      </w:r>
+      <w:proofErr w:type="spellEnd"/>
+      <w:r>
+        <w:rPr>
+          <w:rFonts w:ascii="Arial" w:hAnsi="Arial" w:cs="Arial"/>
+          <w:b/>
+          <w:bCs/>
+          <w:sz w:val="22"/>
+          <w:szCs w:val="22"/>
+          <w:lang w:val="en-ID"/>
+        </w:rPr>
+        <w:t xml:space="preserve"> (10 </w:t>
+      </w:r>
+      <w:proofErr w:type="spellStart"/>
+      <w:r>
+        <w:rPr>
+          <w:rFonts w:ascii="Arial" w:hAnsi="Arial" w:cs="Arial"/>
+          <w:b/>
+          <w:bCs/>
+          <w:sz w:val="22"/>
+          <w:szCs w:val="22"/>
+          <w:lang w:val="en-ID"/>
+        </w:rPr>
+        <w:t>poin</w:t>
+      </w:r>
+      <w:proofErr w:type="spellEnd"/>
+      <w:r>
+        <w:rPr>
+          <w:rFonts w:ascii="Arial" w:hAnsi="Arial" w:cs="Arial"/>
+          <w:b/>
+          <w:bCs/>
+          <w:sz w:val="22"/>
+          <w:szCs w:val="22"/>
+          <w:lang w:val="en-ID"/>
+        </w:rPr>
+        <w:t>)</w:t>
+      </w:r>
+    </w:p>
+    <w:p>
+      <w:pPr>
+        <w:jc w:val="both"/>
+        <w:rPr>
+          <w:rFonts w:ascii="Arial" w:hAnsi="Arial" w:cs="Arial"/>
+          <w:sz w:val="22"/>
+          <w:szCs w:val="22"/>
+          <w:lang w:val="en-ID"/>
+        </w:rPr>
+      </w:pPr>
+      <w:r>
+        <w:rPr>
+          <w:rFonts w:ascii="Arial" w:hAnsi="Arial" w:cs="Arial"/>
+          <w:sz w:val="22"/>
+          <w:szCs w:val="22"/>
+          <w:lang w:val="en-ID"/>
+        </w:rPr>
+        <w:t xml:space="preserve">PT Garuda Nusantara </w:t>
+      </w:r>
+      <w:proofErr w:type="spellStart"/>
+      <w:r>
+        <w:rPr>
+          <w:rFonts w:ascii="Arial" w:hAnsi="Arial" w:cs="Arial"/>
+          <w:sz w:val="22"/>
+          <w:szCs w:val="22"/>
+          <w:lang w:val="en-ID"/>
+        </w:rPr>
+        <w:t>sedang</w:t>
+      </w:r>
+      <w:proofErr w:type="spellEnd"/>
+      <w:r>
+        <w:rPr>
+          <w:rFonts w:ascii="Arial" w:hAnsi="Arial" w:cs="Arial"/>
+          <w:sz w:val="22"/>
+          <w:szCs w:val="22"/>
+          <w:lang w:val="en-ID"/>
+        </w:rPr>
+        <w:t xml:space="preserve"> </w:t>
+      </w:r>
+      <w:proofErr w:type="spellStart"/>
+      <w:r>
+        <w:rPr>
+          <w:rFonts w:ascii="Arial" w:hAnsi="Arial" w:cs="Arial"/>
+          <w:sz w:val="22"/>
+          <w:szCs w:val="22"/>
+          <w:lang w:val="en-ID"/>
+        </w:rPr>
+        <w:t>mempertimbangkan</w:t>
+      </w:r>
+      <w:proofErr w:type="spellEnd"/>
+      <w:r>
+        <w:rPr>
+          <w:rFonts w:ascii="Arial" w:hAnsi="Arial" w:cs="Arial"/>
+          <w:sz w:val="22"/>
+          <w:szCs w:val="22"/>
+          <w:lang w:val="en-ID"/>
+        </w:rPr>
+        <w:t xml:space="preserve"> </w:t>
+      </w:r>
+      <w:proofErr w:type="spellStart"/>
+      <w:r>
+        <w:rPr>
+          <w:rFonts w:ascii="Arial" w:hAnsi="Arial" w:cs="Arial"/>
+          <w:sz w:val="22"/>
+          <w:szCs w:val="22"/>
+          <w:lang w:val="en-ID"/>
+        </w:rPr>
+        <w:t>tiga</w:t>
+      </w:r>
+      <w:proofErr w:type="spellEnd"/>
+      <w:r>
+        <w:rPr>
+          <w:rFonts w:ascii="Arial" w:hAnsi="Arial" w:cs="Arial"/>
+          <w:sz w:val="22"/>
+          <w:szCs w:val="22"/>
+          <w:lang w:val="en-ID"/>
+        </w:rPr>
+        <w:t xml:space="preserve"> </w:t>
+      </w:r>
+      <w:proofErr w:type="spellStart"/>
+      <w:r>
+        <w:rPr>
+          <w:rFonts w:ascii="Arial" w:hAnsi="Arial" w:cs="Arial"/>
+          <w:sz w:val="22"/>
+          <w:szCs w:val="22"/>
+          <w:lang w:val="en-ID"/>
+        </w:rPr>
+        <w:t>alternatif</w:t>
+      </w:r>
+      <w:proofErr w:type="spellEnd"/>
+      <w:r>
+        <w:rPr>
+          <w:rFonts w:ascii="Arial" w:hAnsi="Arial" w:cs="Arial"/>
+          <w:sz w:val="22"/>
+          <w:szCs w:val="22"/>
+          <w:lang w:val="en-ID"/>
+        </w:rPr>
+        <w:t xml:space="preserve"> </w:t>
+      </w:r>
+      <w:proofErr w:type="spellStart"/>
+      <w:r>
+        <w:rPr>
+          <w:rFonts w:ascii="Arial" w:hAnsi="Arial" w:cs="Arial"/>
+          <w:sz w:val="22"/>
+          <w:szCs w:val="22"/>
+          <w:lang w:val="en-ID"/>
+        </w:rPr>
+        <w:t>berikut</w:t>
+      </w:r>
+      <w:proofErr w:type="spellEnd"/>
+      <w:r>
+        <w:rPr>
+          <w:rFonts w:ascii="Arial" w:hAnsi="Arial" w:cs="Arial"/>
+          <w:sz w:val="22"/>
+          <w:szCs w:val="22"/>
+          <w:lang w:val="en-ID"/>
+        </w:rPr>
+        <w:t xml:space="preserve"> </w:t>
+      </w:r>
+      <w:proofErr w:type="spellStart"/>
+      <w:r>
+        <w:rPr>
+          <w:rFonts w:ascii="Arial" w:hAnsi="Arial" w:cs="Arial"/>
+          <w:sz w:val="22"/>
+          <w:szCs w:val="22"/>
+          <w:lang w:val="en-ID"/>
+        </w:rPr>
+        <w:t>untuk</w:t>
+      </w:r>
+      <w:proofErr w:type="spellEnd"/>
+      <w:r>
+        <w:rPr>
+          <w:rFonts w:ascii="Arial" w:hAnsi="Arial" w:cs="Arial"/>
+          <w:sz w:val="22"/>
+          <w:szCs w:val="22"/>
+          <w:lang w:val="en-ID"/>
+        </w:rPr>
+        <w:t xml:space="preserve"> </w:t>
+      </w:r>
+      <w:proofErr w:type="spellStart"/>
+      <w:r>
+        <w:rPr>
+          <w:rFonts w:ascii="Arial" w:hAnsi="Arial" w:cs="Arial"/>
+          <w:sz w:val="22"/>
+          <w:szCs w:val="22"/>
+          <w:lang w:val="en-ID"/>
+        </w:rPr>
+        <w:t>transaksi</w:t>
+      </w:r>
+      <w:proofErr w:type="spellEnd"/>
+      <w:r>
+        <w:rPr>
+          <w:rFonts w:ascii="Arial" w:hAnsi="Arial" w:cs="Arial"/>
+          <w:sz w:val="22"/>
+          <w:szCs w:val="22"/>
+          <w:lang w:val="en-ID"/>
+        </w:rPr>
+        <w:t xml:space="preserve"> </w:t>
+      </w:r>
+      <w:proofErr w:type="spellStart"/>
+      <w:r>
+        <w:rPr>
+          <w:rFonts w:ascii="Arial" w:hAnsi="Arial" w:cs="Arial"/>
+          <w:sz w:val="22"/>
+          <w:szCs w:val="22"/>
+          <w:lang w:val="en-ID"/>
+        </w:rPr>
+        <w:t>impor</w:t>
+      </w:r>
+      <w:proofErr w:type="spellEnd"/>
+      <w:r>
+        <w:rPr>
+          <w:rFonts w:ascii="Arial" w:hAnsi="Arial" w:cs="Arial"/>
+          <w:sz w:val="22"/>
+          <w:szCs w:val="22"/>
+          <w:lang w:val="en-ID"/>
+        </w:rPr>
+        <w:t xml:space="preserve"> </w:t>
+      </w:r>
+      <w:proofErr w:type="spellStart"/>
+      <w:r>
+        <w:rPr>
+          <w:rFonts w:ascii="Arial" w:hAnsi="Arial" w:cs="Arial"/>
+          <w:sz w:val="22"/>
+          <w:szCs w:val="22"/>
+          <w:lang w:val="en-ID"/>
+        </w:rPr>
+        <w:t>berikutnya</w:t>
+      </w:r>
+      <w:proofErr w:type="spellEnd"/>
+      <w:r>
+        <w:rPr>
+          <w:rFonts w:ascii="Arial" w:hAnsi="Arial" w:cs="Arial"/>
+          <w:sz w:val="22"/>
+          <w:szCs w:val="22"/>
+          <w:lang w:val="en-ID"/>
+        </w:rPr>
+        <w:t>.</w:t>
+      </w:r>
+    </w:p>
+    <w:p>
+      <w:pPr>
+        <w:numPr>
+          <w:ilvl w:val="0"/>
+          <w:numId w:val="10"/>
+        </w:numPr>
+        <w:jc w:val="both"/>
+        <w:rPr>
+          <w:rFonts w:ascii="Arial" w:hAnsi="Arial" w:cs="Arial"/>
+          <w:sz w:val="22"/>
+          <w:szCs w:val="22"/>
+          <w:lang w:val="en-ID"/>
+        </w:rPr>
+      </w:pPr>
+      <w:r>
+        <w:rPr>
+          <w:rFonts w:ascii="Arial" w:hAnsi="Arial" w:cs="Arial"/>
+          <w:sz w:val="22"/>
+          <w:szCs w:val="22"/>
+          <w:lang w:val="en-ID"/>
+        </w:rPr>
+        <w:t xml:space="preserve">Tidak </w:t>
+      </w:r>
+      <w:proofErr w:type="spellStart"/>
+      <w:r>
+        <w:rPr>
+          <w:rFonts w:ascii="Arial" w:hAnsi="Arial" w:cs="Arial"/>
+          <w:sz w:val="22"/>
+          <w:szCs w:val="22"/>
+          <w:lang w:val="en-ID"/>
+        </w:rPr>
+        <w:t>melakukan</w:t>
+      </w:r>
+      <w:proofErr w:type="spellEnd"/>
+      <w:r>
+        <w:rPr>
+          <w:rFonts w:ascii="Arial" w:hAnsi="Arial" w:cs="Arial"/>
+          <w:sz w:val="22"/>
+          <w:szCs w:val="22"/>
+          <w:lang w:val="en-ID"/>
+        </w:rPr>
+        <w:t xml:space="preserve"> hedging. </w:t>
+      </w:r>
+    </w:p>
+    <w:p>
+      <w:pPr>
+        <w:numPr>
+          <w:ilvl w:val="0"/>
+          <w:numId w:val="10"/>
+        </w:numPr>
+        <w:jc w:val="both"/>
+        <w:rPr>
+          <w:rFonts w:ascii="Arial" w:hAnsi="Arial" w:cs="Arial"/>
+          <w:sz w:val="22"/>
+          <w:szCs w:val="22"/>
+          <w:lang w:val="en-ID"/>
+        </w:rPr>
+      </w:pPr>
+      <w:proofErr w:type="spellStart"/>
+      <w:r>
+        <w:rPr>
+          <w:rFonts w:ascii="Arial" w:hAnsi="Arial" w:cs="Arial"/>
+          <w:sz w:val="22"/>
+          <w:szCs w:val="22"/>
+          <w:lang w:val="en-ID"/>
+        </w:rPr>
+        <w:t>Menggunakan</w:t>
+      </w:r>
+      <w:proofErr w:type="spellEnd"/>
+      <w:r>
+        <w:rPr>
+          <w:rFonts w:ascii="Arial" w:hAnsi="Arial" w:cs="Arial"/>
+          <w:sz w:val="22"/>
+          <w:szCs w:val="22"/>
+          <w:lang w:val="en-ID"/>
+        </w:rPr>
+        <w:t xml:space="preserve"> forward contract. </w:t>
+      </w:r>
+    </w:p>
+    <w:p>
+      <w:pPr>
+        <w:numPr>
+          <w:ilvl w:val="0"/>
+          <w:numId w:val="10"/>
+        </w:numPr>
+        <w:jc w:val="both"/>
+        <w:rPr>
+          <w:rFonts w:ascii="Arial" w:hAnsi="Arial" w:cs="Arial"/>
+          <w:sz w:val="22"/>
+          <w:szCs w:val="22"/>
+          <w:lang w:val="en-ID"/>
+        </w:rPr>
+      </w:pPr>
+      <w:proofErr w:type="spellStart"/>
+      <w:r>
+        <w:rPr>
+          <w:rFonts w:ascii="Arial" w:hAnsi="Arial" w:cs="Arial"/>
+          <w:sz w:val="22"/>
+          <w:szCs w:val="22"/>
+          <w:lang w:val="en-ID"/>
+        </w:rPr>
+        <w:t>Menggunakan</w:t>
+      </w:r>
+      <w:proofErr w:type="spellEnd"/>
+      <w:r>
+        <w:rPr>
+          <w:rFonts w:ascii="Arial" w:hAnsi="Arial" w:cs="Arial"/>
+          <w:sz w:val="22"/>
+          <w:szCs w:val="22"/>
+          <w:lang w:val="en-ID"/>
+        </w:rPr>
+        <w:t xml:space="preserve"> currency option. </w:t>
+      </w:r>
+    </w:p>
+    <w:p>
+      <w:pPr>
+        <w:jc w:val="both"/>
+        <w:rPr>
+          <w:rFonts w:ascii="Arial" w:hAnsi="Arial" w:cs="Arial"/>
+          <w:sz w:val="22"/>
+          <w:szCs w:val="22"/>
+          <w:lang w:val="en-ID"/>
+        </w:rPr>
+      </w:pPr>
+      <w:r>
+        <w:rPr>
+          <w:rFonts w:ascii="Arial" w:hAnsi="Arial" w:cs="Arial"/>
+          <w:sz w:val="22"/>
+          <w:szCs w:val="22"/>
+          <w:lang w:val="en-ID"/>
+        </w:rPr>
+        <w:t xml:space="preserve">Analisislah </w:t>
+      </w:r>
+      <w:proofErr w:type="spellStart"/>
+      <w:r>
+        <w:rPr>
+          <w:rFonts w:ascii="Arial" w:hAnsi="Arial" w:cs="Arial"/>
+          <w:sz w:val="22"/>
+          <w:szCs w:val="22"/>
+          <w:lang w:val="en-ID"/>
+        </w:rPr>
+        <w:t>ketiga</w:t>
+      </w:r>
+      <w:proofErr w:type="spellEnd"/>
+      <w:r>
+        <w:rPr>
+          <w:rFonts w:ascii="Arial" w:hAnsi="Arial" w:cs="Arial"/>
+          <w:sz w:val="22"/>
+          <w:szCs w:val="22"/>
+          <w:lang w:val="en-ID"/>
+        </w:rPr>
+        <w:t xml:space="preserve"> </w:t>
+      </w:r>
+      <w:proofErr w:type="spellStart"/>
+      <w:r>
+        <w:rPr>
+          <w:rFonts w:ascii="Arial" w:hAnsi="Arial" w:cs="Arial"/>
+          <w:sz w:val="22"/>
+          <w:szCs w:val="22"/>
+          <w:lang w:val="en-ID"/>
+        </w:rPr>
+        <w:t>alternatif</w:t>
+      </w:r>
+      <w:proofErr w:type="spellEnd"/>
+      <w:r>
+        <w:rPr>
+          <w:rFonts w:ascii="Arial" w:hAnsi="Arial" w:cs="Arial"/>
+          <w:sz w:val="22"/>
+          <w:szCs w:val="22"/>
+          <w:lang w:val="en-ID"/>
+        </w:rPr>
+        <w:t xml:space="preserve"> </w:t>
+      </w:r>
+      <w:proofErr w:type="spellStart"/>
+      <w:r>
+        <w:rPr>
+          <w:rFonts w:ascii="Arial" w:hAnsi="Arial" w:cs="Arial"/>
+          <w:sz w:val="22"/>
+          <w:szCs w:val="22"/>
+          <w:lang w:val="en-ID"/>
+        </w:rPr>
+        <w:t>tersebut</w:t>
+      </w:r>
+      <w:proofErr w:type="spellEnd"/>
+      <w:r>
+        <w:rPr>
+          <w:rFonts w:ascii="Arial" w:hAnsi="Arial" w:cs="Arial"/>
+          <w:sz w:val="22"/>
+          <w:szCs w:val="22"/>
+          <w:lang w:val="en-ID"/>
+        </w:rPr>
+        <w:t xml:space="preserve"> </w:t>
+      </w:r>
+      <w:proofErr w:type="spellStart"/>
+      <w:r>
+        <w:rPr>
+          <w:rFonts w:ascii="Arial" w:hAnsi="Arial" w:cs="Arial"/>
+          <w:sz w:val="22"/>
+          <w:szCs w:val="22"/>
+          <w:lang w:val="en-ID"/>
+        </w:rPr>
+        <w:t>dari</w:t>
+      </w:r>
+      <w:proofErr w:type="spellEnd"/>
+      <w:r>
+        <w:rPr>
+          <w:rFonts w:ascii="Arial" w:hAnsi="Arial" w:cs="Arial"/>
+          <w:sz w:val="22"/>
+          <w:szCs w:val="22"/>
+          <w:lang w:val="en-ID"/>
+        </w:rPr>
+        <w:t xml:space="preserve"> </w:t>
+      </w:r>
+      <w:proofErr w:type="spellStart"/>
+      <w:r>
+        <w:rPr>
+          <w:rFonts w:ascii="Arial" w:hAnsi="Arial" w:cs="Arial"/>
+          <w:sz w:val="22"/>
+          <w:szCs w:val="22"/>
+          <w:lang w:val="en-ID"/>
+        </w:rPr>
+        <w:t>aspek</w:t>
+      </w:r>
+      <w:proofErr w:type="spellEnd"/>
+      <w:r>
+        <w:rPr>
+          <w:rFonts w:ascii="Arial" w:hAnsi="Arial" w:cs="Arial"/>
+          <w:sz w:val="22"/>
+          <w:szCs w:val="22"/>
+          <w:lang w:val="en-ID"/>
+        </w:rPr>
+        <w:t>:</w:t>
+      </w:r>
+    </w:p>
+    <w:p>
+      <w:pPr>
+        <w:numPr>
+          <w:ilvl w:val="0"/>
+          <w:numId w:val="11"/>
+        </w:numPr>
+        <w:jc w:val="both"/>
+        <w:rPr>
+          <w:rFonts w:ascii="Arial" w:hAnsi="Arial" w:cs="Arial"/>
+          <w:sz w:val="22"/>
+          <w:szCs w:val="22"/>
+          <w:lang w:val="en-ID"/>
+        </w:rPr>
+      </w:pPr>
+      <w:r>
+        <w:rPr>
+          <w:rFonts w:ascii="Arial" w:hAnsi="Arial" w:cs="Arial"/>
+          <w:sz w:val="22"/>
+          <w:szCs w:val="22"/>
+          <w:lang w:val="en-ID"/>
+        </w:rPr>
+        <w:t xml:space="preserve">Risiko </w:t>
+      </w:r>
+      <w:proofErr w:type="spellStart"/>
+      <w:r>
+        <w:rPr>
+          <w:rFonts w:ascii="Arial" w:hAnsi="Arial" w:cs="Arial"/>
+          <w:sz w:val="22"/>
+          <w:szCs w:val="22"/>
+          <w:lang w:val="en-ID"/>
+        </w:rPr>
+        <w:t>kurs</w:t>
+      </w:r>
+      <w:proofErr w:type="spellEnd"/>
+      <w:r>
+        <w:rPr>
+          <w:rFonts w:ascii="Arial" w:hAnsi="Arial" w:cs="Arial"/>
+          <w:sz w:val="22"/>
+          <w:szCs w:val="22"/>
+          <w:lang w:val="en-ID"/>
+        </w:rPr>
+        <w:t xml:space="preserve">. </w:t>
+      </w:r>
+    </w:p>
+    <w:p>
+      <w:pPr>
+        <w:numPr>
+          <w:ilvl w:val="0"/>
+          <w:numId w:val="11"/>
+        </w:numPr>
+        <w:jc w:val="both"/>
+        <w:rPr>
+          <w:rFonts w:ascii="Arial" w:hAnsi="Arial" w:cs="Arial"/>
+          <w:sz w:val="22"/>
+          <w:szCs w:val="22"/>
+          <w:lang w:val="en-ID"/>
+        </w:rPr>
+      </w:pPr>
+      <w:proofErr w:type="spellStart"/>
+      <w:r>
+        <w:rPr>
+          <w:rFonts w:ascii="Arial" w:hAnsi="Arial" w:cs="Arial"/>
+          <w:sz w:val="22"/>
+          <w:szCs w:val="22"/>
+          <w:lang w:val="en-ID"/>
+        </w:rPr>
+        <w:t>Fleksibilitas</w:t>
+      </w:r>
+      <w:proofErr w:type="spellEnd"/>
+      <w:r>
+        <w:rPr>
+          <w:rFonts w:ascii="Arial" w:hAnsi="Arial" w:cs="Arial"/>
+          <w:sz w:val="22"/>
+          <w:szCs w:val="22"/>
+          <w:lang w:val="en-ID"/>
+        </w:rPr>
+        <w:t xml:space="preserve">. </w:t>
+      </w:r>
+    </w:p>
+    <w:p>
+      <w:pPr>
+        <w:numPr>
+          <w:ilvl w:val="0"/>
+          <w:numId w:val="11"/>
+        </w:numPr>
+        <w:jc w:val="both"/>
+        <w:rPr>
+          <w:rFonts w:ascii="Arial" w:hAnsi="Arial" w:cs="Arial"/>
+          <w:sz w:val="22"/>
+          <w:szCs w:val="22"/>
+          <w:lang w:val="en-ID"/>
+        </w:rPr>
+      </w:pPr>
+      <w:proofErr w:type="spellStart"/>
+      <w:r>
+        <w:rPr>
+          <w:rFonts w:ascii="Arial" w:hAnsi="Arial" w:cs="Arial"/>
+          <w:sz w:val="22"/>
+          <w:szCs w:val="22"/>
+          <w:lang w:val="en-ID"/>
+        </w:rPr>
+        <w:t>Biaya</w:t>
+      </w:r>
+      <w:proofErr w:type="spellEnd"/>
+      <w:r>
+        <w:rPr>
+          <w:rFonts w:ascii="Arial" w:hAnsi="Arial" w:cs="Arial"/>
+          <w:sz w:val="22"/>
+          <w:szCs w:val="22"/>
+          <w:lang w:val="en-ID"/>
+        </w:rPr>
+        <w:t xml:space="preserve">. </w:t>
+      </w:r>
+    </w:p>
+    <w:p>
+      <w:pPr>
+        <w:numPr>
+          <w:ilvl w:val="0"/>
+          <w:numId w:val="11"/>
+        </w:numPr>
+        <w:jc w:val="both"/>
+        <w:rPr>
+          <w:rFonts w:ascii="Arial" w:hAnsi="Arial" w:cs="Arial"/>
+          <w:sz w:val="22"/>
+          <w:szCs w:val="22"/>
+          <w:lang w:val="en-ID"/>
+        </w:rPr>
+      </w:pPr>
+      <w:proofErr w:type="spellStart"/>
+      <w:r>
+        <w:rPr>
+          <w:rFonts w:ascii="Arial" w:hAnsi="Arial" w:cs="Arial"/>
+          <w:sz w:val="22"/>
+          <w:szCs w:val="22"/>
+          <w:lang w:val="en-ID"/>
+        </w:rPr>
+        <w:t>Dampak</w:t>
+      </w:r>
+      <w:proofErr w:type="spellEnd"/>
+      <w:r>
+        <w:rPr>
+          <w:rFonts w:ascii="Arial" w:hAnsi="Arial" w:cs="Arial"/>
+          <w:sz w:val="22"/>
+          <w:szCs w:val="22"/>
+          <w:lang w:val="en-ID"/>
+        </w:rPr>
+        <w:t xml:space="preserve"> </w:t>
+      </w:r>
+      <w:proofErr w:type="spellStart"/>
+      <w:r>
+        <w:rPr>
+          <w:rFonts w:ascii="Arial" w:hAnsi="Arial" w:cs="Arial"/>
+          <w:sz w:val="22"/>
+          <w:szCs w:val="22"/>
+          <w:lang w:val="en-ID"/>
+        </w:rPr>
+        <w:t>terhadap</w:t>
       </w:r>
       <w:proofErr w:type="spellEnd"/>
       <w:r>
@@ -4644,26 +6976,6 @@
           <w:szCs w:val="22"/>
           <w:lang w:val="en-ID"/>
         </w:rPr>
-        <w:t>posisi</w:t>
-      </w:r>
-      <w:proofErr w:type="spellEnd"/>
-      <w:r>
-        <w:rPr>
-          <w:rFonts w:ascii="Arial" w:hAnsi="Arial" w:cs="Arial"/>
-          <w:sz w:val="22"/>
-          <w:szCs w:val="22"/>
-          <w:lang w:val="en-ID"/>
-        </w:rPr>
-        <w:t xml:space="preserve"> </w:t>
-      </w:r>
-      <w:proofErr w:type="spellStart"/>
-      <w:r>
-        <w:rPr>
-          <w:rFonts w:ascii="Arial" w:hAnsi="Arial" w:cs="Arial"/>
-          <w:sz w:val="22"/>
-          <w:szCs w:val="22"/>
-          <w:lang w:val="en-ID"/>
-        </w:rPr>
         <w:t>keuangan</w:t>
       </w:r>
       <w:proofErr w:type="spellEnd"/>
@@ -4674,148 +6986,265 @@
           <w:szCs w:val="22"/>
           <w:lang w:val="en-ID"/>
         </w:rPr>
-        <w:t xml:space="preserve"> (</w:t>
-      </w:r>
-      <w:proofErr w:type="spellStart"/>
-      <w:r>
-        <w:rPr>
-          <w:rFonts w:ascii="Arial" w:hAnsi="Arial" w:cs="Arial"/>
-          <w:sz w:val="22"/>
-          <w:szCs w:val="22"/>
-          <w:lang w:val="en-ID"/>
-        </w:rPr>
-        <w:t>neraca</w:t>
-      </w:r>
-      <w:proofErr w:type="spellEnd"/>
-      <w:r>
-        <w:rPr>
-          <w:rFonts w:ascii="Arial" w:hAnsi="Arial" w:cs="Arial"/>
-          <w:sz w:val="22"/>
-          <w:szCs w:val="22"/>
-          <w:lang w:val="en-ID"/>
-        </w:rPr>
-        <w:t xml:space="preserve">) </w:t>
-      </w:r>
-      <w:proofErr w:type="spellStart"/>
-      <w:r>
-        <w:rPr>
-          <w:rFonts w:ascii="Arial" w:hAnsi="Arial" w:cs="Arial"/>
-          <w:sz w:val="22"/>
-          <w:szCs w:val="22"/>
-          <w:lang w:val="en-ID"/>
-        </w:rPr>
-        <w:t>bagian</w:t>
-      </w:r>
-      <w:proofErr w:type="spellEnd"/>
-      <w:r>
-        <w:rPr>
-          <w:rFonts w:ascii="Arial" w:hAnsi="Arial" w:cs="Arial"/>
-          <w:sz w:val="22"/>
-          <w:szCs w:val="22"/>
-          <w:lang w:val="en-ID"/>
-        </w:rPr>
-        <w:t xml:space="preserve"> </w:t>
-      </w:r>
-      <w:proofErr w:type="spellStart"/>
-      <w:r>
-        <w:rPr>
-          <w:rFonts w:ascii="Arial" w:hAnsi="Arial" w:cs="Arial"/>
-          <w:sz w:val="22"/>
-          <w:szCs w:val="22"/>
-          <w:lang w:val="en-ID"/>
-        </w:rPr>
-        <w:t>liabilitas</w:t>
-      </w:r>
-      <w:proofErr w:type="spellEnd"/>
-      <w:r>
-        <w:rPr>
-          <w:rFonts w:ascii="Arial" w:hAnsi="Arial" w:cs="Arial"/>
-          <w:sz w:val="22"/>
-          <w:szCs w:val="22"/>
-          <w:lang w:val="en-ID"/>
-        </w:rPr>
-        <w:t xml:space="preserve"> </w:t>
-      </w:r>
-      <w:proofErr w:type="spellStart"/>
-      <w:r>
-        <w:rPr>
-          <w:rFonts w:ascii="Arial" w:hAnsi="Arial" w:cs="Arial"/>
-          <w:sz w:val="22"/>
-          <w:szCs w:val="22"/>
-          <w:lang w:val="en-ID"/>
-        </w:rPr>
-        <w:t>jangka</w:t>
-      </w:r>
-      <w:proofErr w:type="spellEnd"/>
-      <w:r>
-        <w:rPr>
-          <w:rFonts w:ascii="Arial" w:hAnsi="Arial" w:cs="Arial"/>
-          <w:sz w:val="22"/>
-          <w:szCs w:val="22"/>
-          <w:lang w:val="en-ID"/>
-        </w:rPr>
-        <w:t xml:space="preserve"> </w:t>
-      </w:r>
-      <w:proofErr w:type="spellStart"/>
-      <w:r>
-        <w:rPr>
-          <w:rFonts w:ascii="Arial" w:hAnsi="Arial" w:cs="Arial"/>
-          <w:sz w:val="22"/>
-          <w:szCs w:val="22"/>
-          <w:lang w:val="en-ID"/>
-        </w:rPr>
-        <w:t>pendek</w:t>
-      </w:r>
-      <w:proofErr w:type="spellEnd"/>
-      <w:r>
-        <w:rPr>
-          <w:rFonts w:ascii="Arial" w:hAnsi="Arial" w:cs="Arial"/>
-          <w:sz w:val="22"/>
-          <w:szCs w:val="22"/>
-          <w:lang w:val="en-ID"/>
-        </w:rPr>
-        <w:t xml:space="preserve"> </w:t>
-      </w:r>
-      <w:proofErr w:type="spellStart"/>
-      <w:r>
-        <w:rPr>
-          <w:rFonts w:ascii="Arial" w:hAnsi="Arial" w:cs="Arial"/>
-          <w:sz w:val="22"/>
-          <w:szCs w:val="22"/>
-          <w:lang w:val="en-ID"/>
-        </w:rPr>
-        <w:t>secara</w:t>
-      </w:r>
-      <w:proofErr w:type="spellEnd"/>
-      <w:r>
-        <w:rPr>
-          <w:rFonts w:ascii="Arial" w:hAnsi="Arial" w:cs="Arial"/>
-          <w:sz w:val="22"/>
-          <w:szCs w:val="22"/>
-          <w:lang w:val="en-ID"/>
-        </w:rPr>
-        <w:t xml:space="preserve"> </w:t>
-      </w:r>
-      <w:proofErr w:type="spellStart"/>
-      <w:r>
-        <w:rPr>
-          <w:rFonts w:ascii="Arial" w:hAnsi="Arial" w:cs="Arial"/>
-          <w:sz w:val="22"/>
-          <w:szCs w:val="22"/>
-          <w:lang w:val="en-ID"/>
-        </w:rPr>
-        <w:t>lengkap</w:t>
-      </w:r>
-      <w:proofErr w:type="spellEnd"/>
-      <w:r>
-        <w:rPr>
-          <w:rFonts w:ascii="Arial" w:hAnsi="Arial" w:cs="Arial"/>
-          <w:sz w:val="22"/>
-          <w:szCs w:val="22"/>
-          <w:lang w:val="en-ID"/>
-        </w:rPr>
-        <w:t xml:space="preserve"> dan format formal.</w:t>
-      </w:r>
+        <w:t xml:space="preserve">. </w:t>
+      </w:r>
+    </w:p>
+    <w:p>
+      <w:pPr>
+        <w:numPr>
+          <w:ilvl w:val="0"/>
+          <w:numId w:val="11"/>
+        </w:numPr>
+        <w:jc w:val="both"/>
+        <w:rPr>
+          <w:rFonts w:ascii="Arial" w:hAnsi="Arial" w:cs="Arial"/>
+          <w:sz w:val="22"/>
+          <w:szCs w:val="22"/>
+          <w:lang w:val="en-ID"/>
+        </w:rPr>
+      </w:pPr>
+      <w:proofErr w:type="spellStart"/>
+      <w:r>
+        <w:rPr>
+          <w:rFonts w:ascii="Arial" w:hAnsi="Arial" w:cs="Arial"/>
+          <w:sz w:val="22"/>
+          <w:szCs w:val="22"/>
+          <w:lang w:val="en-ID"/>
+        </w:rPr>
+        <w:t>Kondisi</w:t>
+      </w:r>
+      <w:proofErr w:type="spellEnd"/>
+      <w:r>
+        <w:rPr>
+          <w:rFonts w:ascii="Arial" w:hAnsi="Arial" w:cs="Arial"/>
+          <w:sz w:val="22"/>
+          <w:szCs w:val="22"/>
+          <w:lang w:val="en-ID"/>
+        </w:rPr>
+        <w:t xml:space="preserve"> </w:t>
+      </w:r>
+      <w:proofErr w:type="spellStart"/>
+      <w:r>
+        <w:rPr>
+          <w:rFonts w:ascii="Arial" w:hAnsi="Arial" w:cs="Arial"/>
+          <w:sz w:val="22"/>
+          <w:szCs w:val="22"/>
+          <w:lang w:val="en-ID"/>
+        </w:rPr>
+        <w:t>kapan</w:t>
+      </w:r>
+      <w:proofErr w:type="spellEnd"/>
+      <w:r>
+        <w:rPr>
+          <w:rFonts w:ascii="Arial" w:hAnsi="Arial" w:cs="Arial"/>
+          <w:sz w:val="22"/>
+          <w:szCs w:val="22"/>
+          <w:lang w:val="en-ID"/>
+        </w:rPr>
+        <w:t xml:space="preserve"> masing-masing strategi </w:t>
+      </w:r>
+      <w:proofErr w:type="spellStart"/>
+      <w:r>
+        <w:rPr>
+          <w:rFonts w:ascii="Arial" w:hAnsi="Arial" w:cs="Arial"/>
+          <w:sz w:val="22"/>
+          <w:szCs w:val="22"/>
+          <w:lang w:val="en-ID"/>
+        </w:rPr>
+        <w:t>lebih</w:t>
+      </w:r>
+      <w:proofErr w:type="spellEnd"/>
+      <w:r>
+        <w:rPr>
+          <w:rFonts w:ascii="Arial" w:hAnsi="Arial" w:cs="Arial"/>
+          <w:sz w:val="22"/>
+          <w:szCs w:val="22"/>
+          <w:lang w:val="en-ID"/>
+        </w:rPr>
+        <w:t xml:space="preserve"> </w:t>
+      </w:r>
+      <w:proofErr w:type="spellStart"/>
+      <w:r>
+        <w:rPr>
+          <w:rFonts w:ascii="Arial" w:hAnsi="Arial" w:cs="Arial"/>
+          <w:sz w:val="22"/>
+          <w:szCs w:val="22"/>
+          <w:lang w:val="en-ID"/>
+        </w:rPr>
+        <w:t>tepat</w:t>
+      </w:r>
+      <w:proofErr w:type="spellEnd"/>
+      <w:r>
+        <w:rPr>
+          <w:rFonts w:ascii="Arial" w:hAnsi="Arial" w:cs="Arial"/>
+          <w:sz w:val="22"/>
+          <w:szCs w:val="22"/>
+          <w:lang w:val="en-ID"/>
+        </w:rPr>
+        <w:t xml:space="preserve"> </w:t>
+      </w:r>
+      <w:proofErr w:type="spellStart"/>
+      <w:r>
+        <w:rPr>
+          <w:rFonts w:ascii="Arial" w:hAnsi="Arial" w:cs="Arial"/>
+          <w:sz w:val="22"/>
+          <w:szCs w:val="22"/>
+          <w:lang w:val="en-ID"/>
+        </w:rPr>
+        <w:t>digunakan</w:t>
+      </w:r>
+      <w:proofErr w:type="spellEnd"/>
+      <w:r>
+        <w:rPr>
+          <w:rFonts w:ascii="Arial" w:hAnsi="Arial" w:cs="Arial"/>
+          <w:sz w:val="22"/>
+          <w:szCs w:val="22"/>
+          <w:lang w:val="en-ID"/>
+        </w:rPr>
+        <w:t xml:space="preserve">. </w:t>
+      </w:r>
+    </w:p>
+    <w:p>
+      <w:pPr>
+        <w:jc w:val="both"/>
+        <w:rPr>
+          <w:rFonts w:ascii="Arial" w:hAnsi="Arial" w:cs="Arial"/>
+          <w:sz w:val="22"/>
+          <w:szCs w:val="22"/>
+          <w:lang w:val="en-ID"/>
+        </w:rPr>
+      </w:pPr>
+      <w:proofErr w:type="spellStart"/>
+      <w:r>
+        <w:rPr>
+          <w:rFonts w:ascii="Arial" w:hAnsi="Arial" w:cs="Arial"/>
+          <w:sz w:val="22"/>
+          <w:szCs w:val="22"/>
+          <w:lang w:val="en-ID"/>
+        </w:rPr>
+        <w:t>Berikan</w:t>
+      </w:r>
+      <w:proofErr w:type="spellEnd"/>
+      <w:r>
+        <w:rPr>
+          <w:rFonts w:ascii="Arial" w:hAnsi="Arial" w:cs="Arial"/>
+          <w:sz w:val="22"/>
+          <w:szCs w:val="22"/>
+          <w:lang w:val="en-ID"/>
+        </w:rPr>
+        <w:t xml:space="preserve"> </w:t>
+      </w:r>
+      <w:proofErr w:type="spellStart"/>
+      <w:r>
+        <w:rPr>
+          <w:rFonts w:ascii="Arial" w:hAnsi="Arial" w:cs="Arial"/>
+          <w:sz w:val="22"/>
+          <w:szCs w:val="22"/>
+          <w:lang w:val="en-ID"/>
+        </w:rPr>
+        <w:t>rekomendasi</w:t>
+      </w:r>
+      <w:proofErr w:type="spellEnd"/>
+      <w:r>
+        <w:rPr>
+          <w:rFonts w:ascii="Arial" w:hAnsi="Arial" w:cs="Arial"/>
+          <w:sz w:val="22"/>
+          <w:szCs w:val="22"/>
+          <w:lang w:val="en-ID"/>
+        </w:rPr>
+        <w:t xml:space="preserve"> strategi yang paling </w:t>
+      </w:r>
+      <w:proofErr w:type="spellStart"/>
+      <w:r>
+        <w:rPr>
+          <w:rFonts w:ascii="Arial" w:hAnsi="Arial" w:cs="Arial"/>
+          <w:sz w:val="22"/>
+          <w:szCs w:val="22"/>
+          <w:lang w:val="en-ID"/>
+        </w:rPr>
+        <w:t>sesuai</w:t>
+      </w:r>
+      <w:proofErr w:type="spellEnd"/>
+      <w:r>
+        <w:rPr>
+          <w:rFonts w:ascii="Arial" w:hAnsi="Arial" w:cs="Arial"/>
+          <w:sz w:val="22"/>
+          <w:szCs w:val="22"/>
+          <w:lang w:val="en-ID"/>
+        </w:rPr>
+        <w:t xml:space="preserve"> </w:t>
+      </w:r>
+      <w:proofErr w:type="spellStart"/>
+      <w:r>
+        <w:rPr>
+          <w:rFonts w:ascii="Arial" w:hAnsi="Arial" w:cs="Arial"/>
+          <w:sz w:val="22"/>
+          <w:szCs w:val="22"/>
+          <w:lang w:val="en-ID"/>
+        </w:rPr>
+        <w:t>beserta</w:t>
+      </w:r>
+      <w:proofErr w:type="spellEnd"/>
+      <w:r>
+        <w:rPr>
+          <w:rFonts w:ascii="Arial" w:hAnsi="Arial" w:cs="Arial"/>
+          <w:sz w:val="22"/>
+          <w:szCs w:val="22"/>
+          <w:lang w:val="en-ID"/>
+        </w:rPr>
+        <w:t xml:space="preserve"> </w:t>
+      </w:r>
+      <w:proofErr w:type="spellStart"/>
+      <w:r>
+        <w:rPr>
+          <w:rFonts w:ascii="Arial" w:hAnsi="Arial" w:cs="Arial"/>
+          <w:sz w:val="22"/>
+          <w:szCs w:val="22"/>
+          <w:lang w:val="en-ID"/>
+        </w:rPr>
+        <w:t>alasan</w:t>
+      </w:r>
+      <w:proofErr w:type="spellEnd"/>
+      <w:r>
+        <w:rPr>
+          <w:rFonts w:ascii="Arial" w:hAnsi="Arial" w:cs="Arial"/>
+          <w:sz w:val="22"/>
+          <w:szCs w:val="22"/>
+          <w:lang w:val="en-ID"/>
+        </w:rPr>
+        <w:t xml:space="preserve"> </w:t>
+      </w:r>
+      <w:proofErr w:type="spellStart"/>
+      <w:r>
+        <w:rPr>
+          <w:rFonts w:ascii="Arial" w:hAnsi="Arial" w:cs="Arial"/>
+          <w:sz w:val="22"/>
+          <w:szCs w:val="22"/>
+          <w:lang w:val="en-ID"/>
+        </w:rPr>
+        <w:t>akademisnya</w:t>
+      </w:r>
+      <w:proofErr w:type="spellEnd"/>
+      <w:r>
+        <w:rPr>
+          <w:rFonts w:ascii="Arial" w:hAnsi="Arial" w:cs="Arial"/>
+          <w:sz w:val="22"/>
+          <w:szCs w:val="22"/>
+          <w:lang w:val="en-ID"/>
+        </w:rPr>
+        <w:t>.</w:t>
+      </w:r>
+    </w:p>
+    <w:p>
+      <w:pPr>
+        <w:jc w:val="both"/>
+        <w:rPr>
+          <w:rFonts w:ascii="Arial" w:hAnsi="Arial" w:cs="Arial"/>
+          <w:sz w:val="22"/>
+          <w:szCs w:val="22"/>
+          <w:lang w:val="en-ID"/>
+        </w:rPr>
+      </w:pPr>
     </w:p>
     <w:sectPr>
       <w:pgSz w:w="12240" w:h="15840"/>
@@ -4947,6 +7376,421 @@
     </w:lvl>
   </w:abstractNum>
   <w:abstractNum w:abstractNumId="1" w15:restartNumberingAfterBreak="0">
+    <w:nsid w:val="1487270E"/>
+    <w:multiLevelType w:val="multilevel"/>
+    <w:tmpl w:val="1692687E"/>
+    <w:lvl w:ilvl="0">
+      <w:start w:val="1"/>
+      <w:numFmt w:val="decimal"/>
+      <w:lvlText w:val="%1."/>
+      <w:lvlJc w:val="left"/>
+      <w:pPr>
+        <w:tabs>
+          <w:tab w:val="num" w:pos="720"/>
+        </w:tabs>
+        <w:ind w:left="720" w:hanging="360"/>
+      </w:pPr>
+    </w:lvl>
+    <w:lvl w:ilvl="1">
+      <w:start w:val="1"/>
+      <w:numFmt w:val="bullet"/>
+      <w:lvlText w:val="o"/>
+      <w:lvlJc w:val="left"/>
+      <w:pPr>
+        <w:tabs>
+          <w:tab w:val="num" w:pos="1440"/>
+        </w:tabs>
+        <w:ind w:left="1440" w:hanging="360"/>
+      </w:pPr>
+      <w:rPr>
+        <w:rFonts w:ascii="Courier New" w:hAnsi="Courier New" w:hint="default"/>
+        <w:sz w:val="20"/>
+      </w:rPr>
+    </w:lvl>
+    <w:lvl w:ilvl="2" w:tentative="1">
+      <w:start w:val="1"/>
+      <w:numFmt w:val="decimal"/>
+      <w:lvlText w:val="%3."/>
+      <w:lvlJc w:val="left"/>
+      <w:pPr>
+        <w:tabs>
+          <w:tab w:val="num" w:pos="2160"/>
+        </w:tabs>
+        <w:ind w:left="2160" w:hanging="360"/>
+      </w:pPr>
+    </w:lvl>
+    <w:lvl w:ilvl="3" w:tentative="1">
+      <w:start w:val="1"/>
+      <w:numFmt w:val="decimal"/>
+      <w:lvlText w:val="%4."/>
+      <w:lvlJc w:val="left"/>
+      <w:pPr>
+        <w:tabs>
+          <w:tab w:val="num" w:pos="2880"/>
+        </w:tabs>
+        <w:ind w:left="2880" w:hanging="360"/>
+      </w:pPr>
+    </w:lvl>
+    <w:lvl w:ilvl="4" w:tentative="1">
+      <w:start w:val="1"/>
+      <w:numFmt w:val="decimal"/>
+      <w:lvlText w:val="%5."/>
+      <w:lvlJc w:val="left"/>
+      <w:pPr>
+        <w:tabs>
+          <w:tab w:val="num" w:pos="3600"/>
+        </w:tabs>
+        <w:ind w:left="3600" w:hanging="360"/>
+      </w:pPr>
+    </w:lvl>
+    <w:lvl w:ilvl="5" w:tentative="1">
+      <w:start w:val="1"/>
+      <w:numFmt w:val="decimal"/>
+      <w:lvlText w:val="%6."/>
+      <w:lvlJc w:val="left"/>
+      <w:pPr>
+        <w:tabs>
+          <w:tab w:val="num" w:pos="4320"/>
+        </w:tabs>
+        <w:ind w:left="4320" w:hanging="360"/>
+      </w:pPr>
+    </w:lvl>
+    <w:lvl w:ilvl="6" w:tentative="1">
+      <w:start w:val="1"/>
+      <w:numFmt w:val="decimal"/>
+      <w:lvlText w:val="%7."/>
+      <w:lvlJc w:val="left"/>
+      <w:pPr>
+        <w:tabs>
+          <w:tab w:val="num" w:pos="5040"/>
+        </w:tabs>
+        <w:ind w:left="5040" w:hanging="360"/>
+      </w:pPr>
+    </w:lvl>
+    <w:lvl w:ilvl="7" w:tentative="1">
+      <w:start w:val="1"/>
+      <w:numFmt w:val="decimal"/>
+      <w:lvlText w:val="%8."/>
+      <w:lvlJc w:val="left"/>
+      <w:pPr>
+        <w:tabs>
+          <w:tab w:val="num" w:pos="5760"/>
+        </w:tabs>
+        <w:ind w:left="5760" w:hanging="360"/>
+      </w:pPr>
+    </w:lvl>
+    <w:lvl w:ilvl="8" w:tentative="1">
+      <w:start w:val="1"/>
+      <w:numFmt w:val="decimal"/>
+      <w:lvlText w:val="%9."/>
+      <w:lvlJc w:val="left"/>
+      <w:pPr>
+        <w:tabs>
+          <w:tab w:val="num" w:pos="6480"/>
+        </w:tabs>
+        <w:ind w:left="6480" w:hanging="360"/>
+      </w:pPr>
+    </w:lvl>
+  </w:abstractNum>
+  <w:abstractNum w:abstractNumId="2" w15:restartNumberingAfterBreak="0">
+    <w:nsid w:val="42113633"/>
+    <w:multiLevelType w:val="multilevel"/>
+    <w:tmpl w:val="E59AC12C"/>
+    <w:lvl w:ilvl="0">
+      <w:start w:val="1"/>
+      <w:numFmt w:val="bullet"/>
+      <w:lvlText w:val=""/>
+      <w:lvlJc w:val="left"/>
+      <w:pPr>
+        <w:tabs>
+          <w:tab w:val="num" w:pos="720"/>
+        </w:tabs>
+        <w:ind w:left="720" w:hanging="360"/>
+      </w:pPr>
+      <w:rPr>
+        <w:rFonts w:ascii="Symbol" w:hAnsi="Symbol" w:hint="default"/>
+        <w:sz w:val="20"/>
+      </w:rPr>
+    </w:lvl>
+    <w:lvl w:ilvl="1" w:tentative="1">
+      <w:start w:val="1"/>
+      <w:numFmt w:val="bullet"/>
+      <w:lvlText w:val="o"/>
+      <w:lvlJc w:val="left"/>
+      <w:pPr>
+        <w:tabs>
+          <w:tab w:val="num" w:pos="1440"/>
+        </w:tabs>
+        <w:ind w:left="1440" w:hanging="360"/>
+      </w:pPr>
+      <w:rPr>
+        <w:rFonts w:ascii="Courier New" w:hAnsi="Courier New" w:hint="default"/>
+        <w:sz w:val="20"/>
+      </w:rPr>
+    </w:lvl>
+    <w:lvl w:ilvl="2" w:tentative="1">
+      <w:start w:val="1"/>
+      <w:numFmt w:val="bullet"/>
+      <w:lvlText w:val=""/>
+      <w:lvlJc w:val="left"/>
+      <w:pPr>
+        <w:tabs>
+          <w:tab w:val="num" w:pos="2160"/>
+        </w:tabs>
+        <w:ind w:left="2160" w:hanging="360"/>
+      </w:pPr>
+      <w:rPr>
+        <w:rFonts w:ascii="Wingdings" w:hAnsi="Wingdings" w:hint="default"/>
+        <w:sz w:val="20"/>
+      </w:rPr>
+    </w:lvl>
+    <w:lvl w:ilvl="3" w:tentative="1">
+      <w:start w:val="1"/>
+      <w:numFmt w:val="bullet"/>
+      <w:lvlText w:val=""/>
+      <w:lvlJc w:val="left"/>
+      <w:pPr>
+        <w:tabs>
+          <w:tab w:val="num" w:pos="2880"/>
+        </w:tabs>
+        <w:ind w:left="2880" w:hanging="360"/>
+      </w:pPr>
+      <w:rPr>
+        <w:rFonts w:ascii="Wingdings" w:hAnsi="Wingdings" w:hint="default"/>
+        <w:sz w:val="20"/>
+      </w:rPr>
+    </w:lvl>
+    <w:lvl w:ilvl="4" w:tentative="1">
+      <w:start w:val="1"/>
+      <w:numFmt w:val="bullet"/>
+      <w:lvlText w:val=""/>
+      <w:lvlJc w:val="left"/>
+      <w:pPr>
+        <w:tabs>
+          <w:tab w:val="num" w:pos="3600"/>
+        </w:tabs>
+        <w:ind w:left="3600" w:hanging="360"/>
+      </w:pPr>
+      <w:rPr>
+        <w:rFonts w:ascii="Wingdings" w:hAnsi="Wingdings" w:hint="default"/>
+        <w:sz w:val="20"/>
+      </w:rPr>
+    </w:lvl>
+    <w:lvl w:ilvl="5" w:tentative="1">
+      <w:start w:val="1"/>
+      <w:numFmt w:val="bullet"/>
+      <w:lvlText w:val=""/>
+      <w:lvlJc w:val="left"/>
+      <w:pPr>
+        <w:tabs>
+          <w:tab w:val="num" w:pos="4320"/>
+        </w:tabs>
+        <w:ind w:left="4320" w:hanging="360"/>
+      </w:pPr>
+      <w:rPr>
+        <w:rFonts w:ascii="Wingdings" w:hAnsi="Wingdings" w:hint="default"/>
+        <w:sz w:val="20"/>
+      </w:rPr>
+    </w:lvl>
+    <w:lvl w:ilvl="6" w:tentative="1">
+      <w:start w:val="1"/>
+      <w:numFmt w:val="bullet"/>
+      <w:lvlText w:val=""/>
+      <w:lvlJc w:val="left"/>
+      <w:pPr>
+        <w:tabs>
+          <w:tab w:val="num" w:pos="5040"/>
+        </w:tabs>
+        <w:ind w:left="5040" w:hanging="360"/>
+      </w:pPr>
+      <w:rPr>
+        <w:rFonts w:ascii="Wingdings" w:hAnsi="Wingdings" w:hint="default"/>
+        <w:sz w:val="20"/>
+      </w:rPr>
+    </w:lvl>
+    <w:lvl w:ilvl="7" w:tentative="1">
+      <w:start w:val="1"/>
+      <w:numFmt w:val="bullet"/>
+      <w:lvlText w:val=""/>
+      <w:lvlJc w:val="left"/>
+      <w:pPr>
+        <w:tabs>
+          <w:tab w:val="num" w:pos="5760"/>
+        </w:tabs>
+        <w:ind w:left="5760" w:hanging="360"/>
+      </w:pPr>
+      <w:rPr>
+        <w:rFonts w:ascii="Wingdings" w:hAnsi="Wingdings" w:hint="default"/>
+        <w:sz w:val="20"/>
+      </w:rPr>
+    </w:lvl>
+    <w:lvl w:ilvl="8" w:tentative="1">
+      <w:start w:val="1"/>
+      <w:numFmt w:val="bullet"/>
+      <w:lvlText w:val=""/>
+      <w:lvlJc w:val="left"/>
+      <w:pPr>
+        <w:tabs>
+          <w:tab w:val="num" w:pos="6480"/>
+        </w:tabs>
+        <w:ind w:left="6480" w:hanging="360"/>
+      </w:pPr>
+      <w:rPr>
+        <w:rFonts w:ascii="Wingdings" w:hAnsi="Wingdings" w:hint="default"/>
+        <w:sz w:val="20"/>
+      </w:rPr>
+    </w:lvl>
+  </w:abstractNum>
+  <w:abstractNum w:abstractNumId="3" w15:restartNumberingAfterBreak="0">
+    <w:nsid w:val="59072240"/>
+    <w:multiLevelType w:val="multilevel"/>
+    <w:tmpl w:val="5D9203EE"/>
+    <w:lvl w:ilvl="0">
+      <w:start w:val="1"/>
+      <w:numFmt w:val="bullet"/>
+      <w:lvlText w:val=""/>
+      <w:lvlJc w:val="left"/>
+      <w:pPr>
+        <w:tabs>
+          <w:tab w:val="num" w:pos="720"/>
+        </w:tabs>
+        <w:ind w:left="720" w:hanging="360"/>
+      </w:pPr>
+      <w:rPr>
+        <w:rFonts w:ascii="Symbol" w:hAnsi="Symbol" w:hint="default"/>
+        <w:sz w:val="20"/>
+      </w:rPr>
+    </w:lvl>
+    <w:lvl w:ilvl="1" w:tentative="1">
+      <w:start w:val="1"/>
+      <w:numFmt w:val="bullet"/>
+      <w:lvlText w:val="o"/>
+      <w:lvlJc w:val="left"/>
+      <w:pPr>
+        <w:tabs>
+          <w:tab w:val="num" w:pos="1440"/>
+        </w:tabs>
+        <w:ind w:left="1440" w:hanging="360"/>
+      </w:pPr>
+      <w:rPr>
+        <w:rFonts w:ascii="Courier New" w:hAnsi="Courier New" w:hint="default"/>
+        <w:sz w:val="20"/>
+      </w:rPr>
+    </w:lvl>
+    <w:lvl w:ilvl="2" w:tentative="1">
+      <w:start w:val="1"/>
+      <w:numFmt w:val="bullet"/>
+      <w:lvlText w:val=""/>
+      <w:lvlJc w:val="left"/>
+      <w:pPr>
+        <w:tabs>
+          <w:tab w:val="num" w:pos="2160"/>
+        </w:tabs>
+        <w:ind w:left="2160" w:hanging="360"/>
+      </w:pPr>
+      <w:rPr>
+        <w:rFonts w:ascii="Wingdings" w:hAnsi="Wingdings" w:hint="default"/>
+        <w:sz w:val="20"/>
+      </w:rPr>
+    </w:lvl>
+    <w:lvl w:ilvl="3" w:tentative="1">
+      <w:start w:val="1"/>
+      <w:numFmt w:val="bullet"/>
+      <w:lvlText w:val=""/>
+      <w:lvlJc w:val="left"/>
+      <w:pPr>
+        <w:tabs>
+          <w:tab w:val="num" w:pos="2880"/>
+        </w:tabs>
+        <w:ind w:left="2880" w:hanging="360"/>
+      </w:pPr>
+      <w:rPr>
+        <w:rFonts w:ascii="Wingdings" w:hAnsi="Wingdings" w:hint="default"/>
+        <w:sz w:val="20"/>
+      </w:rPr>
+    </w:lvl>
+    <w:lvl w:ilvl="4" w:tentative="1">
+      <w:start w:val="1"/>
+      <w:numFmt w:val="bullet"/>
+      <w:lvlText w:val=""/>
+      <w:lvlJc w:val="left"/>
+      <w:pPr>
+        <w:tabs>
+          <w:tab w:val="num" w:pos="3600"/>
+        </w:tabs>
+        <w:ind w:left="3600" w:hanging="360"/>
+      </w:pPr>
+      <w:rPr>
+        <w:rFonts w:ascii="Wingdings" w:hAnsi="Wingdings" w:hint="default"/>
+        <w:sz w:val="20"/>
+      </w:rPr>
+    </w:lvl>
+    <w:lvl w:ilvl="5" w:tentative="1">
+      <w:start w:val="1"/>
+      <w:numFmt w:val="bullet"/>
+      <w:lvlText w:val=""/>
+      <w:lvlJc w:val="left"/>
+      <w:pPr>
+        <w:tabs>
+          <w:tab w:val="num" w:pos="4320"/>
+        </w:tabs>
+        <w:ind w:left="4320" w:hanging="360"/>
+      </w:pPr>
+      <w:rPr>
+        <w:rFonts w:ascii="Wingdings" w:hAnsi="Wingdings" w:hint="default"/>
+        <w:sz w:val="20"/>
+      </w:rPr>
+    </w:lvl>
+    <w:lvl w:ilvl="6" w:tentative="1">
+      <w:start w:val="1"/>
+      <w:numFmt w:val="bullet"/>
+      <w:lvlText w:val=""/>
+      <w:lvlJc w:val="left"/>
+      <w:pPr>
+        <w:tabs>
+          <w:tab w:val="num" w:pos="5040"/>
+        </w:tabs>
+        <w:ind w:left="5040" w:hanging="360"/>
+      </w:pPr>
+      <w:rPr>
+        <w:rFonts w:ascii="Wingdings" w:hAnsi="Wingdings" w:hint="default"/>
+        <w:sz w:val="20"/>
+      </w:rPr>
+    </w:lvl>
+    <w:lvl w:ilvl="7" w:tentative="1">
+      <w:start w:val="1"/>
+      <w:numFmt w:val="bullet"/>
+      <w:lvlText w:val=""/>
+      <w:lvlJc w:val="left"/>
+      <w:pPr>
+        <w:tabs>
+          <w:tab w:val="num" w:pos="5760"/>
+        </w:tabs>
+        <w:ind w:left="5760" w:hanging="360"/>
+      </w:pPr>
+      <w:rPr>
+        <w:rFonts w:ascii="Wingdings" w:hAnsi="Wingdings" w:hint="default"/>
+        <w:sz w:val="20"/>
+      </w:rPr>
+    </w:lvl>
+    <w:lvl w:ilvl="8" w:tentative="1">
+      <w:start w:val="1"/>
+      <w:numFmt w:val="bullet"/>
+      <w:lvlText w:val=""/>
+      <w:lvlJc w:val="left"/>
+      <w:pPr>
+        <w:tabs>
+          <w:tab w:val="num" w:pos="6480"/>
+        </w:tabs>
+        <w:ind w:left="6480" w:hanging="360"/>
+      </w:pPr>
+      <w:rPr>
+        <w:rFonts w:ascii="Wingdings" w:hAnsi="Wingdings" w:hint="default"/>
+        <w:sz w:val="20"/>
+      </w:rPr>
+    </w:lvl>
+  </w:abstractNum>
+  <w:abstractNum w:abstractNumId="4" w15:restartNumberingAfterBreak="0">
     <w:nsid w:val="59153BA9"/>
     <w:multiLevelType w:val="hybridMultilevel"/>
     <w:tmpl w:val="9F38D348"/>
@@ -5086,7 +7930,233 @@
       </w:rPr>
     </w:lvl>
   </w:abstractNum>
-  <w:abstractNum w:abstractNumId="2" w15:restartNumberingAfterBreak="0">
+  <w:abstractNum w:abstractNumId="5" w15:restartNumberingAfterBreak="0">
+    <w:nsid w:val="59AE34E4"/>
+    <w:multiLevelType w:val="multilevel"/>
+    <w:tmpl w:val="AE206C3C"/>
+    <w:lvl w:ilvl="0">
+      <w:start w:val="1"/>
+      <w:numFmt w:val="decimal"/>
+      <w:lvlText w:val="%1."/>
+      <w:lvlJc w:val="left"/>
+      <w:pPr>
+        <w:tabs>
+          <w:tab w:val="num" w:pos="720"/>
+        </w:tabs>
+        <w:ind w:left="720" w:hanging="360"/>
+      </w:pPr>
+    </w:lvl>
+    <w:lvl w:ilvl="1" w:tentative="1">
+      <w:start w:val="1"/>
+      <w:numFmt w:val="decimal"/>
+      <w:lvlText w:val="%2."/>
+      <w:lvlJc w:val="left"/>
+      <w:pPr>
+        <w:tabs>
+          <w:tab w:val="num" w:pos="1440"/>
+        </w:tabs>
+        <w:ind w:left="1440" w:hanging="360"/>
+      </w:pPr>
+    </w:lvl>
+    <w:lvl w:ilvl="2" w:tentative="1">
+      <w:start w:val="1"/>
+      <w:numFmt w:val="decimal"/>
+      <w:lvlText w:val="%3."/>
+      <w:lvlJc w:val="left"/>
+      <w:pPr>
+        <w:tabs>
+          <w:tab w:val="num" w:pos="2160"/>
+        </w:tabs>
+        <w:ind w:left="2160" w:hanging="360"/>
+      </w:pPr>
+    </w:lvl>
+    <w:lvl w:ilvl="3" w:tentative="1">
+      <w:start w:val="1"/>
+      <w:numFmt w:val="decimal"/>
+      <w:lvlText w:val="%4."/>
+      <w:lvlJc w:val="left"/>
+      <w:pPr>
+        <w:tabs>
+          <w:tab w:val="num" w:pos="2880"/>
+        </w:tabs>
+        <w:ind w:left="2880" w:hanging="360"/>
+      </w:pPr>
+    </w:lvl>
+    <w:lvl w:ilvl="4" w:tentative="1">
+      <w:start w:val="1"/>
+      <w:numFmt w:val="decimal"/>
+      <w:lvlText w:val="%5."/>
+      <w:lvlJc w:val="left"/>
+      <w:pPr>
+        <w:tabs>
+          <w:tab w:val="num" w:pos="3600"/>
+        </w:tabs>
+        <w:ind w:left="3600" w:hanging="360"/>
+      </w:pPr>
+    </w:lvl>
+    <w:lvl w:ilvl="5" w:tentative="1">
+      <w:start w:val="1"/>
+      <w:numFmt w:val="decimal"/>
+      <w:lvlText w:val="%6."/>
+      <w:lvlJc w:val="left"/>
+      <w:pPr>
+        <w:tabs>
+          <w:tab w:val="num" w:pos="4320"/>
+        </w:tabs>
+        <w:ind w:left="4320" w:hanging="360"/>
+      </w:pPr>
+    </w:lvl>
+    <w:lvl w:ilvl="6" w:tentative="1">
+      <w:start w:val="1"/>
+      <w:numFmt w:val="decimal"/>
+      <w:lvlText w:val="%7."/>
+      <w:lvlJc w:val="left"/>
+      <w:pPr>
+        <w:tabs>
+          <w:tab w:val="num" w:pos="5040"/>
+        </w:tabs>
+        <w:ind w:left="5040" w:hanging="360"/>
+      </w:pPr>
+    </w:lvl>
+    <w:lvl w:ilvl="7" w:tentative="1">
+      <w:start w:val="1"/>
+      <w:numFmt w:val="decimal"/>
+      <w:lvlText w:val="%8."/>
+      <w:lvlJc w:val="left"/>
+      <w:pPr>
+        <w:tabs>
+          <w:tab w:val="num" w:pos="5760"/>
+        </w:tabs>
+        <w:ind w:left="5760" w:hanging="360"/>
+      </w:pPr>
+    </w:lvl>
+    <w:lvl w:ilvl="8" w:tentative="1">
+      <w:start w:val="1"/>
+      <w:numFmt w:val="decimal"/>
+      <w:lvlText w:val="%9."/>
+      <w:lvlJc w:val="left"/>
+      <w:pPr>
+        <w:tabs>
+          <w:tab w:val="num" w:pos="6480"/>
+        </w:tabs>
+        <w:ind w:left="6480" w:hanging="360"/>
+      </w:pPr>
+    </w:lvl>
+  </w:abstractNum>
+  <w:abstractNum w:abstractNumId="6" w15:restartNumberingAfterBreak="0">
+    <w:nsid w:val="5C573A5C"/>
+    <w:multiLevelType w:val="multilevel"/>
+    <w:tmpl w:val="3C446A9C"/>
+    <w:lvl w:ilvl="0">
+      <w:start w:val="1"/>
+      <w:numFmt w:val="decimal"/>
+      <w:lvlText w:val="%1."/>
+      <w:lvlJc w:val="left"/>
+      <w:pPr>
+        <w:tabs>
+          <w:tab w:val="num" w:pos="720"/>
+        </w:tabs>
+        <w:ind w:left="720" w:hanging="360"/>
+      </w:pPr>
+    </w:lvl>
+    <w:lvl w:ilvl="1" w:tentative="1">
+      <w:start w:val="1"/>
+      <w:numFmt w:val="decimal"/>
+      <w:lvlText w:val="%2."/>
+      <w:lvlJc w:val="left"/>
+      <w:pPr>
+        <w:tabs>
+          <w:tab w:val="num" w:pos="1440"/>
+        </w:tabs>
+        <w:ind w:left="1440" w:hanging="360"/>
+      </w:pPr>
+    </w:lvl>
+    <w:lvl w:ilvl="2" w:tentative="1">
+      <w:start w:val="1"/>
+      <w:numFmt w:val="decimal"/>
+      <w:lvlText w:val="%3."/>
+      <w:lvlJc w:val="left"/>
+      <w:pPr>
+        <w:tabs>
+          <w:tab w:val="num" w:pos="2160"/>
+        </w:tabs>
+        <w:ind w:left="2160" w:hanging="360"/>
+      </w:pPr>
+    </w:lvl>
+    <w:lvl w:ilvl="3" w:tentative="1">
+      <w:start w:val="1"/>
+      <w:numFmt w:val="decimal"/>
+      <w:lvlText w:val="%4."/>
+      <w:lvlJc w:val="left"/>
+      <w:pPr>
+        <w:tabs>
+          <w:tab w:val="num" w:pos="2880"/>
+        </w:tabs>
+        <w:ind w:left="2880" w:hanging="360"/>
+      </w:pPr>
+    </w:lvl>
+    <w:lvl w:ilvl="4" w:tentative="1">
+      <w:start w:val="1"/>
+      <w:numFmt w:val="decimal"/>
+      <w:lvlText w:val="%5."/>
+      <w:lvlJc w:val="left"/>
+      <w:pPr>
+        <w:tabs>
+          <w:tab w:val="num" w:pos="3600"/>
+        </w:tabs>
+        <w:ind w:left="3600" w:hanging="360"/>
+      </w:pPr>
+    </w:lvl>
+    <w:lvl w:ilvl="5" w:tentative="1">
+      <w:start w:val="1"/>
+      <w:numFmt w:val="decimal"/>
+      <w:lvlText w:val="%6."/>
+      <w:lvlJc w:val="left"/>
+      <w:pPr>
+        <w:tabs>
+          <w:tab w:val="num" w:pos="4320"/>
+        </w:tabs>
+        <w:ind w:left="4320" w:hanging="360"/>
+      </w:pPr>
+    </w:lvl>
+    <w:lvl w:ilvl="6" w:tentative="1">
+      <w:start w:val="1"/>
+      <w:numFmt w:val="decimal"/>
+      <w:lvlText w:val="%7."/>
+      <w:lvlJc w:val="left"/>
+      <w:pPr>
+        <w:tabs>
+          <w:tab w:val="num" w:pos="5040"/>
+        </w:tabs>
+        <w:ind w:left="5040" w:hanging="360"/>
+      </w:pPr>
+    </w:lvl>
+    <w:lvl w:ilvl="7" w:tentative="1">
+      <w:start w:val="1"/>
+      <w:numFmt w:val="decimal"/>
+      <w:lvlText w:val="%8."/>
+      <w:lvlJc w:val="left"/>
+      <w:pPr>
+        <w:tabs>
+          <w:tab w:val="num" w:pos="5760"/>
+        </w:tabs>
+        <w:ind w:left="5760" w:hanging="360"/>
+      </w:pPr>
+    </w:lvl>
+    <w:lvl w:ilvl="8" w:tentative="1">
+      <w:start w:val="1"/>
+      <w:numFmt w:val="decimal"/>
+      <w:lvlText w:val="%9."/>
+      <w:lvlJc w:val="left"/>
+      <w:pPr>
+        <w:tabs>
+          <w:tab w:val="num" w:pos="6480"/>
+        </w:tabs>
+        <w:ind w:left="6480" w:hanging="360"/>
+      </w:pPr>
+    </w:lvl>
+  </w:abstractNum>
+  <w:abstractNum w:abstractNumId="7" w15:restartNumberingAfterBreak="0">
     <w:nsid w:val="736418E4"/>
     <w:multiLevelType w:val="multilevel"/>
     <w:tmpl w:val="23BA0886"/>
@@ -5199,7 +8269,120 @@
       </w:pPr>
     </w:lvl>
   </w:abstractNum>
-  <w:abstractNum w:abstractNumId="3" w15:restartNumberingAfterBreak="0">
+  <w:abstractNum w:abstractNumId="8" w15:restartNumberingAfterBreak="0">
+    <w:nsid w:val="73C80CF9"/>
+    <w:multiLevelType w:val="multilevel"/>
+    <w:tmpl w:val="D4E6293A"/>
+    <w:lvl w:ilvl="0">
+      <w:start w:val="1"/>
+      <w:numFmt w:val="decimal"/>
+      <w:lvlText w:val="%1."/>
+      <w:lvlJc w:val="left"/>
+      <w:pPr>
+        <w:tabs>
+          <w:tab w:val="num" w:pos="720"/>
+        </w:tabs>
+        <w:ind w:left="720" w:hanging="360"/>
+      </w:pPr>
+    </w:lvl>
+    <w:lvl w:ilvl="1" w:tentative="1">
+      <w:start w:val="1"/>
+      <w:numFmt w:val="decimal"/>
+      <w:lvlText w:val="%2."/>
+      <w:lvlJc w:val="left"/>
+      <w:pPr>
+        <w:tabs>
+          <w:tab w:val="num" w:pos="1440"/>
+        </w:tabs>
+        <w:ind w:left="1440" w:hanging="360"/>
+      </w:pPr>
+    </w:lvl>
+    <w:lvl w:ilvl="2" w:tentative="1">
+      <w:start w:val="1"/>
+      <w:numFmt w:val="decimal"/>
+      <w:lvlText w:val="%3."/>
+      <w:lvlJc w:val="left"/>
+      <w:pPr>
+        <w:tabs>
+          <w:tab w:val="num" w:pos="2160"/>
+        </w:tabs>
+        <w:ind w:left="2160" w:hanging="360"/>
+      </w:pPr>
+    </w:lvl>
+    <w:lvl w:ilvl="3" w:tentative="1">
+      <w:start w:val="1"/>
+      <w:numFmt w:val="decimal"/>
+      <w:lvlText w:val="%4."/>
+      <w:lvlJc w:val="left"/>
+      <w:pPr>
+        <w:tabs>
+          <w:tab w:val="num" w:pos="2880"/>
+        </w:tabs>
+        <w:ind w:left="2880" w:hanging="360"/>
+      </w:pPr>
+    </w:lvl>
+    <w:lvl w:ilvl="4" w:tentative="1">
+      <w:start w:val="1"/>
+      <w:numFmt w:val="decimal"/>
+      <w:lvlText w:val="%5."/>
+      <w:lvlJc w:val="left"/>
+      <w:pPr>
+        <w:tabs>
+          <w:tab w:val="num" w:pos="3600"/>
+        </w:tabs>
+        <w:ind w:left="3600" w:hanging="360"/>
+      </w:pPr>
+    </w:lvl>
+    <w:lvl w:ilvl="5" w:tentative="1">
+      <w:start w:val="1"/>
+      <w:numFmt w:val="decimal"/>
+      <w:lvlText w:val="%6."/>
+      <w:lvlJc w:val="left"/>
+      <w:pPr>
+        <w:tabs>
+          <w:tab w:val="num" w:pos="4320"/>
+        </w:tabs>
+        <w:ind w:left="4320" w:hanging="360"/>
+      </w:pPr>
+    </w:lvl>
+    <w:lvl w:ilvl="6" w:tentative="1">
+      <w:start w:val="1"/>
+      <w:numFmt w:val="decimal"/>
+      <w:lvlText w:val="%7."/>
+      <w:lvlJc w:val="left"/>
+      <w:pPr>
+        <w:tabs>
+          <w:tab w:val="num" w:pos="5040"/>
+        </w:tabs>
+        <w:ind w:left="5040" w:hanging="360"/>
+      </w:pPr>
+    </w:lvl>
+    <w:lvl w:ilvl="7" w:tentative="1">
+      <w:start w:val="1"/>
+      <w:numFmt w:val="decimal"/>
+      <w:lvlText w:val="%8."/>
+      <w:lvlJc w:val="left"/>
+      <w:pPr>
+        <w:tabs>
+          <w:tab w:val="num" w:pos="5760"/>
+        </w:tabs>
+        <w:ind w:left="5760" w:hanging="360"/>
+      </w:pPr>
+    </w:lvl>
+    <w:lvl w:ilvl="8" w:tentative="1">
+      <w:start w:val="1"/>
+      <w:numFmt w:val="decimal"/>
+      <w:lvlText w:val="%9."/>
+      <w:lvlJc w:val="left"/>
+      <w:pPr>
+        <w:tabs>
+          <w:tab w:val="num" w:pos="6480"/>
+        </w:tabs>
+        <w:ind w:left="6480" w:hanging="360"/>
+      </w:pPr>
+    </w:lvl>
+  </w:abstractNum>
+  <w:abstractNum w:abstractNumId="9" w15:restartNumberingAfterBreak="0">
     <w:nsid w:val="79865F5C"/>
     <w:multiLevelType w:val="hybridMultilevel"/>
     <w:tmpl w:val="373C462C"/>
@@ -5312,17 +8495,151 @@
       </w:rPr>
     </w:lvl>
   </w:abstractNum>
+  <w:abstractNum w:abstractNumId="10" w15:restartNumberingAfterBreak="0">
+    <w:nsid w:val="7F232FB6"/>
+    <w:multiLevelType w:val="multilevel"/>
+    <w:tmpl w:val="10366390"/>
+    <w:lvl w:ilvl="0">
+      <w:start w:val="1"/>
+      <w:numFmt w:val="decimal"/>
+      <w:lvlText w:val="%1."/>
+      <w:lvlJc w:val="left"/>
+      <w:pPr>
+        <w:tabs>
+          <w:tab w:val="num" w:pos="720"/>
+        </w:tabs>
+        <w:ind w:left="720" w:hanging="360"/>
+      </w:pPr>
+    </w:lvl>
+    <w:lvl w:ilvl="1" w:tentative="1">
+      <w:start w:val="1"/>
+      <w:numFmt w:val="decimal"/>
+      <w:lvlText w:val="%2."/>
+      <w:lvlJc w:val="left"/>
+      <w:pPr>
+        <w:tabs>
+          <w:tab w:val="num" w:pos="1440"/>
+        </w:tabs>
+        <w:ind w:left="1440" w:hanging="360"/>
+      </w:pPr>
+    </w:lvl>
+    <w:lvl w:ilvl="2" w:tentative="1">
+      <w:start w:val="1"/>
+      <w:numFmt w:val="decimal"/>
+      <w:lvlText w:val="%3."/>
+      <w:lvlJc w:val="left"/>
+      <w:pPr>
+        <w:tabs>
+          <w:tab w:val="num" w:pos="2160"/>
+        </w:tabs>
+        <w:ind w:left="2160" w:hanging="360"/>
+      </w:pPr>
+    </w:lvl>
+    <w:lvl w:ilvl="3" w:tentative="1">
+      <w:start w:val="1"/>
+      <w:numFmt w:val="decimal"/>
+      <w:lvlText w:val="%4."/>
+      <w:lvlJc w:val="left"/>
+      <w:pPr>
+        <w:tabs>
+          <w:tab w:val="num" w:pos="2880"/>
+        </w:tabs>
+        <w:ind w:left="2880" w:hanging="360"/>
+      </w:pPr>
+    </w:lvl>
+    <w:lvl w:ilvl="4" w:tentative="1">
+      <w:start w:val="1"/>
+      <w:numFmt w:val="decimal"/>
+      <w:lvlText w:val="%5."/>
+      <w:lvlJc w:val="left"/>
+      <w:pPr>
+        <w:tabs>
+          <w:tab w:val="num" w:pos="3600"/>
+        </w:tabs>
+        <w:ind w:left="3600" w:hanging="360"/>
+      </w:pPr>
+    </w:lvl>
+    <w:lvl w:ilvl="5" w:tentative="1">
+      <w:start w:val="1"/>
+      <w:numFmt w:val="decimal"/>
+      <w:lvlText w:val="%6."/>
+      <w:lvlJc w:val="left"/>
+      <w:pPr>
+        <w:tabs>
+          <w:tab w:val="num" w:pos="4320"/>
+        </w:tabs>
+        <w:ind w:left="4320" w:hanging="360"/>
+      </w:pPr>
+    </w:lvl>
+    <w:lvl w:ilvl="6" w:tentative="1">
+      <w:start w:val="1"/>
+      <w:numFmt w:val="decimal"/>
+      <w:lvlText w:val="%7."/>
+      <w:lvlJc w:val="left"/>
+      <w:pPr>
+        <w:tabs>
+          <w:tab w:val="num" w:pos="5040"/>
+        </w:tabs>
+        <w:ind w:left="5040" w:hanging="360"/>
+      </w:pPr>
+    </w:lvl>
+    <w:lvl w:ilvl="7" w:tentative="1">
+      <w:start w:val="1"/>
+      <w:numFmt w:val="decimal"/>
+      <w:lvlText w:val="%8."/>
+      <w:lvlJc w:val="left"/>
+      <w:pPr>
+        <w:tabs>
+          <w:tab w:val="num" w:pos="5760"/>
+        </w:tabs>
+        <w:ind w:left="5760" w:hanging="360"/>
+      </w:pPr>
+    </w:lvl>
+    <w:lvl w:ilvl="8" w:tentative="1">
+      <w:start w:val="1"/>
+      <w:numFmt w:val="decimal"/>
+      <w:lvlText w:val="%9."/>
+      <w:lvlJc w:val="left"/>
+      <w:pPr>
+        <w:tabs>
+          <w:tab w:val="num" w:pos="6480"/>
+        </w:tabs>
+        <w:ind w:left="6480" w:hanging="360"/>
+      </w:pPr>
+    </w:lvl>
+  </w:abstractNum>
   <w:num w:numId="1" w16cid:durableId="356926240">
-    <w:abstractNumId w:val="1"/>
+    <w:abstractNumId w:val="4"/>
   </w:num>
   <w:num w:numId="2" w16cid:durableId="1601180035">
     <w:abstractNumId w:val="0"/>
   </w:num>
   <w:num w:numId="3" w16cid:durableId="634724551">
-    <w:abstractNumId w:val="2"/>
+    <w:abstractNumId w:val="7"/>
   </w:num>
   <w:num w:numId="4" w16cid:durableId="1516580295">
+    <w:abstractNumId w:val="9"/>
+  </w:num>
+  <w:num w:numId="5" w16cid:durableId="151920325">
     <w:abstractNumId w:val="3"/>
+  </w:num>
+  <w:num w:numId="6" w16cid:durableId="519659886">
+    <w:abstractNumId w:val="1"/>
+  </w:num>
+  <w:num w:numId="7" w16cid:durableId="158157087">
+    <w:abstractNumId w:val="10"/>
+  </w:num>
+  <w:num w:numId="8" w16cid:durableId="1966814366">
+    <w:abstractNumId w:val="8"/>
+  </w:num>
+  <w:num w:numId="9" w16cid:durableId="900873291">
+    <w:abstractNumId w:val="6"/>
+  </w:num>
+  <w:num w:numId="10" w16cid:durableId="1481655438">
+    <w:abstractNumId w:val="5"/>
+  </w:num>
+  <w:num w:numId="11" w16cid:durableId="437717832">
+    <w:abstractNumId w:val="2"/>
   </w:num>
 </w:numbering>
 </file>
@@ -5738,6 +9055,7 @@
   <w:style w:type="character" w:default="1" w:styleId="DefaultParagraphFont">
     <w:name w:val="Default Paragraph Font"/>
     <w:uiPriority w:val="1"/>
+    <w:semiHidden/>
     <w:unhideWhenUsed/>
   </w:style>
   <w:style w:type="table" w:default="1" w:styleId="TableNormal">
